--- a/MTB_Cluster_User_Manual.docx
+++ b/MTB_Cluster_User_Manual.docx
@@ -8,9 +8,10 @@
         <w:spacing w:after="0"/>
         <w:jc w:val="center"/>
         <w:rPr>
-          <w:rFonts w:ascii="TH SarabunPSK" w:hAnsi="TH SarabunPSK" w:cs="TH SarabunPSK" w:hint="cs"/>
+          <w:rFonts w:ascii="TH SarabunPSK" w:hAnsi="TH SarabunPSK" w:cs="TH SarabunPSK"/>
           <w:b/>
           <w:bCs/>
+          <w:color w:val="000000" w:themeColor="text1"/>
           <w:sz w:val="56"/>
           <w:szCs w:val="56"/>
         </w:rPr>
@@ -20,6 +21,7 @@
           <w:rFonts w:ascii="TH SarabunPSK" w:hAnsi="TH SarabunPSK" w:cs="TH SarabunPSK" w:hint="cs"/>
           <w:b/>
           <w:bCs/>
+          <w:color w:val="000000" w:themeColor="text1"/>
           <w:sz w:val="56"/>
           <w:szCs w:val="56"/>
         </w:rPr>
@@ -30,7 +32,7 @@
       <w:pPr>
         <w:pStyle w:val="Heading3"/>
         <w:rPr>
-          <w:rFonts w:ascii="TH SarabunPSK" w:hAnsi="TH SarabunPSK" w:cs="TH SarabunPSK" w:hint="cs"/>
+          <w:rFonts w:ascii="TH SarabunPSK" w:hAnsi="TH SarabunPSK" w:cs="TH SarabunPSK"/>
           <w:color w:val="000000" w:themeColor="text1"/>
           <w:sz w:val="32"/>
           <w:szCs w:val="32"/>
@@ -73,7 +75,8 @@
         <w:pStyle w:val="NormalWeb"/>
         <w:spacing w:after="0" w:afterAutospacing="0"/>
         <w:rPr>
-          <w:rFonts w:ascii="TH SarabunPSK" w:hAnsi="TH SarabunPSK" w:cs="TH SarabunPSK" w:hint="cs"/>
+          <w:rFonts w:ascii="TH SarabunPSK" w:hAnsi="TH SarabunPSK" w:cs="TH SarabunPSK"/>
+          <w:color w:val="000000" w:themeColor="text1"/>
           <w:sz w:val="32"/>
           <w:szCs w:val="32"/>
         </w:rPr>
@@ -83,6 +86,7 @@
           <w:rFonts w:ascii="TH SarabunPSK" w:hAnsi="TH SarabunPSK" w:cs="TH SarabunPSK" w:hint="cs"/>
           <w:b/>
           <w:bCs/>
+          <w:color w:val="000000" w:themeColor="text1"/>
           <w:sz w:val="32"/>
           <w:szCs w:val="32"/>
         </w:rPr>
@@ -93,6 +97,7 @@
           <w:rFonts w:ascii="TH SarabunPSK" w:hAnsi="TH SarabunPSK" w:cs="TH SarabunPSK" w:hint="cs"/>
           <w:b/>
           <w:bCs/>
+          <w:color w:val="000000" w:themeColor="text1"/>
           <w:sz w:val="32"/>
           <w:szCs w:val="32"/>
           <w:cs/>
@@ -104,6 +109,7 @@
           <w:rFonts w:ascii="TH SarabunPSK" w:hAnsi="TH SarabunPSK" w:cs="TH SarabunPSK" w:hint="cs"/>
           <w:b/>
           <w:bCs/>
+          <w:color w:val="000000" w:themeColor="text1"/>
           <w:sz w:val="32"/>
           <w:szCs w:val="32"/>
         </w:rPr>
@@ -112,6 +118,7 @@
       <w:r>
         <w:rPr>
           <w:rFonts w:ascii="TH SarabunPSK" w:hAnsi="TH SarabunPSK" w:cs="TH SarabunPSK" w:hint="cs"/>
+          <w:color w:val="000000" w:themeColor="text1"/>
           <w:sz w:val="32"/>
           <w:szCs w:val="32"/>
         </w:rPr>
@@ -120,6 +127,7 @@
       <w:r>
         <w:rPr>
           <w:rFonts w:ascii="TH SarabunPSK" w:hAnsi="TH SarabunPSK" w:cs="TH SarabunPSK" w:hint="cs"/>
+          <w:color w:val="000000" w:themeColor="text1"/>
           <w:sz w:val="32"/>
           <w:szCs w:val="32"/>
           <w:cs/>
@@ -129,6 +137,7 @@
       <w:r>
         <w:rPr>
           <w:rFonts w:ascii="TH SarabunPSK" w:hAnsi="TH SarabunPSK" w:cs="TH SarabunPSK" w:hint="cs"/>
+          <w:color w:val="000000" w:themeColor="text1"/>
           <w:sz w:val="32"/>
           <w:szCs w:val="32"/>
         </w:rPr>
@@ -137,6 +146,7 @@
       <w:r>
         <w:rPr>
           <w:rFonts w:ascii="TH SarabunPSK" w:hAnsi="TH SarabunPSK" w:cs="TH SarabunPSK" w:hint="cs"/>
+          <w:color w:val="000000" w:themeColor="text1"/>
           <w:sz w:val="32"/>
           <w:szCs w:val="32"/>
           <w:cs/>
@@ -146,6 +156,7 @@
       <w:r>
         <w:rPr>
           <w:rFonts w:ascii="TH SarabunPSK" w:hAnsi="TH SarabunPSK" w:cs="TH SarabunPSK" w:hint="cs"/>
+          <w:color w:val="000000" w:themeColor="text1"/>
           <w:sz w:val="32"/>
           <w:szCs w:val="32"/>
         </w:rPr>
@@ -154,6 +165,7 @@
       <w:r>
         <w:rPr>
           <w:rFonts w:ascii="TH SarabunPSK" w:hAnsi="TH SarabunPSK" w:cs="TH SarabunPSK" w:hint="cs"/>
+          <w:color w:val="000000" w:themeColor="text1"/>
           <w:sz w:val="32"/>
           <w:szCs w:val="32"/>
           <w:cs/>
@@ -163,6 +175,7 @@
       <w:r>
         <w:rPr>
           <w:rFonts w:ascii="TH SarabunPSK" w:hAnsi="TH SarabunPSK" w:cs="TH SarabunPSK" w:hint="cs"/>
+          <w:color w:val="000000" w:themeColor="text1"/>
           <w:sz w:val="32"/>
           <w:szCs w:val="32"/>
         </w:rPr>
@@ -171,6 +184,7 @@
       <w:r>
         <w:rPr>
           <w:rFonts w:ascii="TH SarabunPSK" w:hAnsi="TH SarabunPSK" w:cs="TH SarabunPSK" w:hint="cs"/>
+          <w:color w:val="000000" w:themeColor="text1"/>
           <w:sz w:val="32"/>
           <w:szCs w:val="32"/>
           <w:cs/>
@@ -180,6 +194,7 @@
       <w:r>
         <w:rPr>
           <w:rFonts w:ascii="TH SarabunPSK" w:hAnsi="TH SarabunPSK" w:cs="TH SarabunPSK" w:hint="cs"/>
+          <w:color w:val="000000" w:themeColor="text1"/>
           <w:sz w:val="32"/>
           <w:szCs w:val="32"/>
         </w:rPr>
@@ -188,6 +203,7 @@
       <w:r>
         <w:rPr>
           <w:rFonts w:ascii="TH SarabunPSK" w:hAnsi="TH SarabunPSK" w:cs="TH SarabunPSK" w:hint="cs"/>
+          <w:color w:val="000000" w:themeColor="text1"/>
           <w:sz w:val="32"/>
           <w:szCs w:val="32"/>
           <w:cs/>
@@ -197,6 +213,7 @@
       <w:r>
         <w:rPr>
           <w:rFonts w:ascii="TH SarabunPSK" w:hAnsi="TH SarabunPSK" w:cs="TH SarabunPSK" w:hint="cs"/>
+          <w:color w:val="000000" w:themeColor="text1"/>
           <w:sz w:val="32"/>
           <w:szCs w:val="32"/>
         </w:rPr>
@@ -208,7 +225,8 @@
         <w:pStyle w:val="NormalWeb"/>
         <w:spacing w:after="0" w:afterAutospacing="0"/>
         <w:rPr>
-          <w:rFonts w:ascii="TH SarabunPSK" w:hAnsi="TH SarabunPSK" w:cs="TH SarabunPSK" w:hint="cs"/>
+          <w:rFonts w:ascii="TH SarabunPSK" w:hAnsi="TH SarabunPSK" w:cs="TH SarabunPSK"/>
+          <w:color w:val="000000" w:themeColor="text1"/>
           <w:sz w:val="32"/>
           <w:szCs w:val="32"/>
         </w:rPr>
@@ -218,6 +236,7 @@
           <w:rFonts w:ascii="TH SarabunPSK" w:hAnsi="TH SarabunPSK" w:cs="TH SarabunPSK" w:hint="cs"/>
           <w:b/>
           <w:bCs/>
+          <w:color w:val="000000" w:themeColor="text1"/>
           <w:sz w:val="32"/>
           <w:szCs w:val="32"/>
         </w:rPr>
@@ -228,6 +247,7 @@
           <w:rFonts w:ascii="TH SarabunPSK" w:hAnsi="TH SarabunPSK" w:cs="TH SarabunPSK" w:hint="cs"/>
           <w:b/>
           <w:bCs/>
+          <w:color w:val="000000" w:themeColor="text1"/>
           <w:sz w:val="32"/>
           <w:szCs w:val="32"/>
           <w:cs/>
@@ -239,6 +259,7 @@
           <w:rFonts w:ascii="TH SarabunPSK" w:hAnsi="TH SarabunPSK" w:cs="TH SarabunPSK" w:hint="cs"/>
           <w:b/>
           <w:bCs/>
+          <w:color w:val="000000" w:themeColor="text1"/>
           <w:sz w:val="32"/>
           <w:szCs w:val="32"/>
         </w:rPr>
@@ -255,6 +276,7 @@
         <w:spacing w:after="0" w:afterAutospacing="0"/>
         <w:rPr>
           <w:rFonts w:ascii="TH SarabunPSK" w:hAnsi="TH SarabunPSK" w:cs="TH SarabunPSK"/>
+          <w:color w:val="000000" w:themeColor="text1"/>
           <w:sz w:val="32"/>
           <w:szCs w:val="32"/>
         </w:rPr>
@@ -264,6 +286,7 @@
           <w:rFonts w:ascii="TH SarabunPSK" w:hAnsi="TH SarabunPSK" w:cs="TH SarabunPSK" w:hint="cs"/>
           <w:b/>
           <w:bCs/>
+          <w:color w:val="000000" w:themeColor="text1"/>
           <w:sz w:val="32"/>
           <w:szCs w:val="32"/>
           <w:cs/>
@@ -275,6 +298,7 @@
           <w:rFonts w:ascii="TH SarabunPSK" w:hAnsi="TH SarabunPSK" w:cs="TH SarabunPSK" w:hint="cs"/>
           <w:b/>
           <w:bCs/>
+          <w:color w:val="000000" w:themeColor="text1"/>
           <w:sz w:val="32"/>
           <w:szCs w:val="32"/>
         </w:rPr>
@@ -283,6 +307,7 @@
       <w:r>
         <w:rPr>
           <w:rFonts w:ascii="TH SarabunPSK" w:hAnsi="TH SarabunPSK" w:cs="TH SarabunPSK" w:hint="cs"/>
+          <w:color w:val="000000" w:themeColor="text1"/>
           <w:sz w:val="32"/>
           <w:szCs w:val="32"/>
         </w:rPr>
@@ -291,6 +316,7 @@
       <w:r>
         <w:rPr>
           <w:rFonts w:ascii="TH SarabunPSK" w:hAnsi="TH SarabunPSK" w:cs="TH SarabunPSK" w:hint="cs"/>
+          <w:color w:val="000000" w:themeColor="text1"/>
           <w:sz w:val="32"/>
           <w:szCs w:val="32"/>
           <w:cs/>
@@ -300,6 +326,7 @@
       <w:r>
         <w:rPr>
           <w:rFonts w:ascii="TH SarabunPSK" w:hAnsi="TH SarabunPSK" w:cs="TH SarabunPSK" w:hint="cs"/>
+          <w:color w:val="000000" w:themeColor="text1"/>
           <w:sz w:val="32"/>
           <w:szCs w:val="32"/>
         </w:rPr>
@@ -308,6 +335,7 @@
       <w:r>
         <w:rPr>
           <w:rFonts w:ascii="TH SarabunPSK" w:hAnsi="TH SarabunPSK" w:cs="TH SarabunPSK" w:hint="cs"/>
+          <w:color w:val="000000" w:themeColor="text1"/>
           <w:sz w:val="32"/>
           <w:szCs w:val="32"/>
           <w:cs/>
@@ -322,6 +350,7 @@
         <w:ind w:left="720"/>
         <w:rPr>
           <w:rFonts w:ascii="TH SarabunPSK" w:hAnsi="TH SarabunPSK" w:cs="TH SarabunPSK"/>
+          <w:color w:val="000000" w:themeColor="text1"/>
           <w:sz w:val="32"/>
           <w:szCs w:val="32"/>
         </w:rPr>
@@ -330,6 +359,7 @@
         <w:rPr>
           <w:rFonts w:ascii="TH SarabunPSK" w:hAnsi="TH SarabunPSK" w:cs="TH SarabunPSK" w:hint="cs"/>
           <w:noProof/>
+          <w:color w:val="000000" w:themeColor="text1"/>
           <w:sz w:val="32"/>
           <w:szCs w:val="32"/>
         </w:rPr>
@@ -377,6 +407,7 @@
         <w:ind w:left="720"/>
         <w:rPr>
           <w:rFonts w:ascii="TH SarabunPSK" w:hAnsi="TH SarabunPSK" w:cs="TH SarabunPSK"/>
+          <w:color w:val="000000" w:themeColor="text1"/>
           <w:sz w:val="32"/>
           <w:szCs w:val="32"/>
         </w:rPr>
@@ -389,6 +420,7 @@
         <w:ind w:left="720"/>
         <w:rPr>
           <w:rFonts w:ascii="TH SarabunPSK" w:hAnsi="TH SarabunPSK" w:cs="TH SarabunPSK"/>
+          <w:color w:val="000000" w:themeColor="text1"/>
           <w:sz w:val="32"/>
           <w:szCs w:val="32"/>
         </w:rPr>
@@ -401,6 +433,7 @@
         <w:ind w:left="720"/>
         <w:rPr>
           <w:rFonts w:ascii="TH SarabunPSK" w:hAnsi="TH SarabunPSK" w:cs="TH SarabunPSK"/>
+          <w:color w:val="000000" w:themeColor="text1"/>
           <w:sz w:val="32"/>
           <w:szCs w:val="32"/>
         </w:rPr>
@@ -413,6 +446,7 @@
         <w:ind w:left="720"/>
         <w:rPr>
           <w:rFonts w:ascii="TH SarabunPSK" w:hAnsi="TH SarabunPSK" w:cs="TH SarabunPSK"/>
+          <w:color w:val="000000" w:themeColor="text1"/>
           <w:sz w:val="32"/>
           <w:szCs w:val="32"/>
         </w:rPr>
@@ -428,6 +462,7 @@
         <w:spacing w:after="0" w:afterAutospacing="0"/>
         <w:rPr>
           <w:rFonts w:ascii="TH SarabunPSK" w:hAnsi="TH SarabunPSK" w:cs="TH SarabunPSK"/>
+          <w:color w:val="000000" w:themeColor="text1"/>
           <w:sz w:val="32"/>
           <w:szCs w:val="32"/>
         </w:rPr>
@@ -437,6 +472,7 @@
           <w:rFonts w:ascii="TH SarabunPSK" w:hAnsi="TH SarabunPSK" w:cs="TH SarabunPSK" w:hint="cs"/>
           <w:b/>
           <w:bCs/>
+          <w:color w:val="000000" w:themeColor="text1"/>
           <w:sz w:val="32"/>
           <w:szCs w:val="32"/>
           <w:cs/>
@@ -449,6 +485,7 @@
           <w:rFonts w:ascii="TH SarabunPSK" w:hAnsi="TH SarabunPSK" w:cs="TH SarabunPSK" w:hint="cs"/>
           <w:b/>
           <w:bCs/>
+          <w:color w:val="000000" w:themeColor="text1"/>
           <w:sz w:val="32"/>
           <w:szCs w:val="32"/>
         </w:rPr>
@@ -457,6 +494,7 @@
       <w:r>
         <w:rPr>
           <w:rFonts w:ascii="TH SarabunPSK" w:hAnsi="TH SarabunPSK" w:cs="TH SarabunPSK" w:hint="cs"/>
+          <w:color w:val="000000" w:themeColor="text1"/>
           <w:sz w:val="32"/>
           <w:szCs w:val="32"/>
         </w:rPr>
@@ -465,6 +503,7 @@
       <w:r>
         <w:rPr>
           <w:rFonts w:ascii="TH SarabunPSK" w:hAnsi="TH SarabunPSK" w:cs="TH SarabunPSK" w:hint="cs"/>
+          <w:color w:val="000000" w:themeColor="text1"/>
           <w:sz w:val="32"/>
           <w:szCs w:val="32"/>
           <w:cs/>
@@ -479,6 +518,7 @@
         <w:ind w:left="720"/>
         <w:rPr>
           <w:rFonts w:ascii="TH SarabunPSK" w:hAnsi="TH SarabunPSK" w:cs="TH SarabunPSK"/>
+          <w:color w:val="000000" w:themeColor="text1"/>
           <w:sz w:val="32"/>
           <w:szCs w:val="32"/>
         </w:rPr>
@@ -487,6 +527,7 @@
         <w:rPr>
           <w:rFonts w:ascii="TH SarabunPSK" w:hAnsi="TH SarabunPSK" w:cs="TH SarabunPSK"/>
           <w:noProof/>
+          <w:color w:val="000000" w:themeColor="text1"/>
           <w:sz w:val="32"/>
           <w:szCs w:val="32"/>
         </w:rPr>
@@ -533,6 +574,7 @@
         <w:spacing w:after="0" w:afterAutospacing="0"/>
         <w:rPr>
           <w:rFonts w:ascii="TH SarabunPSK" w:hAnsi="TH SarabunPSK" w:cs="TH SarabunPSK"/>
+          <w:color w:val="000000" w:themeColor="text1"/>
           <w:sz w:val="32"/>
           <w:szCs w:val="32"/>
         </w:rPr>
@@ -542,6 +584,7 @@
           <w:rFonts w:ascii="TH SarabunPSK" w:hAnsi="TH SarabunPSK" w:cs="TH SarabunPSK" w:hint="cs"/>
           <w:b/>
           <w:bCs/>
+          <w:color w:val="000000" w:themeColor="text1"/>
           <w:sz w:val="32"/>
           <w:szCs w:val="32"/>
         </w:rPr>
@@ -552,6 +595,7 @@
           <w:rFonts w:ascii="TH SarabunPSK" w:hAnsi="TH SarabunPSK" w:cs="TH SarabunPSK" w:hint="cs"/>
           <w:b/>
           <w:bCs/>
+          <w:color w:val="000000" w:themeColor="text1"/>
           <w:sz w:val="32"/>
           <w:szCs w:val="32"/>
           <w:cs/>
@@ -563,6 +607,7 @@
           <w:rFonts w:ascii="TH SarabunPSK" w:hAnsi="TH SarabunPSK" w:cs="TH SarabunPSK" w:hint="cs"/>
           <w:b/>
           <w:bCs/>
+          <w:color w:val="000000" w:themeColor="text1"/>
           <w:sz w:val="32"/>
           <w:szCs w:val="32"/>
         </w:rPr>
@@ -571,6 +616,7 @@
       <w:r>
         <w:rPr>
           <w:rFonts w:ascii="TH SarabunPSK" w:hAnsi="TH SarabunPSK" w:cs="TH SarabunPSK" w:hint="cs"/>
+          <w:color w:val="000000" w:themeColor="text1"/>
           <w:sz w:val="32"/>
           <w:szCs w:val="32"/>
         </w:rPr>
@@ -579,6 +625,7 @@
       <w:r>
         <w:rPr>
           <w:rFonts w:ascii="TH SarabunPSK" w:hAnsi="TH SarabunPSK" w:cs="TH SarabunPSK" w:hint="cs"/>
+          <w:color w:val="000000" w:themeColor="text1"/>
           <w:sz w:val="32"/>
           <w:szCs w:val="32"/>
           <w:cs/>
@@ -592,6 +639,7 @@
         <w:spacing w:after="0" w:afterAutospacing="0"/>
         <w:rPr>
           <w:rFonts w:ascii="TH SarabunPSK" w:hAnsi="TH SarabunPSK" w:cs="TH SarabunPSK"/>
+          <w:color w:val="000000" w:themeColor="text1"/>
           <w:sz w:val="32"/>
           <w:szCs w:val="32"/>
         </w:rPr>
@@ -600,6 +648,7 @@
         <w:rPr>
           <w:rFonts w:ascii="TH SarabunPSK" w:hAnsi="TH SarabunPSK" w:cs="TH SarabunPSK"/>
           <w:noProof/>
+          <w:color w:val="000000" w:themeColor="text1"/>
           <w:sz w:val="32"/>
           <w:szCs w:val="32"/>
         </w:rPr>
@@ -646,7 +695,8 @@
         <w:pStyle w:val="NormalWeb"/>
         <w:spacing w:after="0" w:afterAutospacing="0"/>
         <w:rPr>
-          <w:rFonts w:ascii="TH SarabunPSK" w:hAnsi="TH SarabunPSK" w:cs="TH SarabunPSK" w:hint="cs"/>
+          <w:rFonts w:ascii="TH SarabunPSK" w:hAnsi="TH SarabunPSK" w:cs="TH SarabunPSK"/>
+          <w:color w:val="000000" w:themeColor="text1"/>
           <w:sz w:val="32"/>
           <w:szCs w:val="32"/>
         </w:rPr>
@@ -656,6 +706,7 @@
           <w:rFonts w:ascii="TH SarabunPSK" w:hAnsi="TH SarabunPSK" w:cs="TH SarabunPSK" w:hint="cs"/>
           <w:b/>
           <w:bCs/>
+          <w:color w:val="000000" w:themeColor="text1"/>
           <w:sz w:val="32"/>
           <w:szCs w:val="32"/>
           <w:cs/>
@@ -668,6 +719,7 @@
           <w:rFonts w:ascii="TH SarabunPSK" w:hAnsi="TH SarabunPSK" w:cs="TH SarabunPSK" w:hint="cs"/>
           <w:b/>
           <w:bCs/>
+          <w:color w:val="000000" w:themeColor="text1"/>
           <w:sz w:val="32"/>
           <w:szCs w:val="32"/>
         </w:rPr>
@@ -683,7 +735,8 @@
         </w:numPr>
         <w:spacing w:after="0" w:afterAutospacing="0"/>
         <w:rPr>
-          <w:rFonts w:ascii="TH SarabunPSK" w:hAnsi="TH SarabunPSK" w:cs="TH SarabunPSK" w:hint="cs"/>
+          <w:rFonts w:ascii="TH SarabunPSK" w:hAnsi="TH SarabunPSK" w:cs="TH SarabunPSK"/>
+          <w:color w:val="000000" w:themeColor="text1"/>
           <w:sz w:val="32"/>
           <w:szCs w:val="32"/>
         </w:rPr>
@@ -693,6 +746,7 @@
           <w:rFonts w:ascii="TH SarabunPSK" w:hAnsi="TH SarabunPSK" w:cs="TH SarabunPSK" w:hint="cs"/>
           <w:b/>
           <w:bCs/>
+          <w:color w:val="000000" w:themeColor="text1"/>
           <w:sz w:val="32"/>
           <w:szCs w:val="32"/>
           <w:cs/>
@@ -704,6 +758,7 @@
           <w:rFonts w:ascii="TH SarabunPSK" w:hAnsi="TH SarabunPSK" w:cs="TH SarabunPSK" w:hint="cs"/>
           <w:b/>
           <w:bCs/>
+          <w:color w:val="000000" w:themeColor="text1"/>
           <w:sz w:val="32"/>
           <w:szCs w:val="32"/>
         </w:rPr>
@@ -712,6 +767,7 @@
       <w:r>
         <w:rPr>
           <w:rFonts w:ascii="TH SarabunPSK" w:hAnsi="TH SarabunPSK" w:cs="TH SarabunPSK" w:hint="cs"/>
+          <w:color w:val="000000" w:themeColor="text1"/>
           <w:sz w:val="32"/>
           <w:szCs w:val="32"/>
         </w:rPr>
@@ -720,6 +776,7 @@
       <w:r>
         <w:rPr>
           <w:rFonts w:ascii="TH SarabunPSK" w:hAnsi="TH SarabunPSK" w:cs="TH SarabunPSK" w:hint="cs"/>
+          <w:color w:val="000000" w:themeColor="text1"/>
           <w:sz w:val="32"/>
           <w:szCs w:val="32"/>
           <w:cs/>
@@ -736,7 +793,8 @@
         </w:numPr>
         <w:spacing w:after="0" w:afterAutospacing="0"/>
         <w:rPr>
-          <w:rFonts w:ascii="TH SarabunPSK" w:hAnsi="TH SarabunPSK" w:cs="TH SarabunPSK" w:hint="cs"/>
+          <w:rFonts w:ascii="TH SarabunPSK" w:hAnsi="TH SarabunPSK" w:cs="TH SarabunPSK"/>
+          <w:color w:val="000000" w:themeColor="text1"/>
           <w:sz w:val="32"/>
           <w:szCs w:val="32"/>
         </w:rPr>
@@ -746,6 +804,7 @@
           <w:rFonts w:ascii="TH SarabunPSK" w:hAnsi="TH SarabunPSK" w:cs="TH SarabunPSK" w:hint="cs"/>
           <w:b/>
           <w:bCs/>
+          <w:color w:val="000000" w:themeColor="text1"/>
           <w:sz w:val="32"/>
           <w:szCs w:val="32"/>
           <w:cs/>
@@ -757,6 +816,7 @@
           <w:rFonts w:ascii="TH SarabunPSK" w:hAnsi="TH SarabunPSK" w:cs="TH SarabunPSK" w:hint="cs"/>
           <w:b/>
           <w:bCs/>
+          <w:color w:val="000000" w:themeColor="text1"/>
           <w:sz w:val="32"/>
           <w:szCs w:val="32"/>
         </w:rPr>
@@ -765,6 +825,7 @@
       <w:r>
         <w:rPr>
           <w:rFonts w:ascii="TH SarabunPSK" w:hAnsi="TH SarabunPSK" w:cs="TH SarabunPSK" w:hint="cs"/>
+          <w:color w:val="000000" w:themeColor="text1"/>
           <w:sz w:val="32"/>
           <w:szCs w:val="32"/>
         </w:rPr>
@@ -773,6 +834,7 @@
       <w:r>
         <w:rPr>
           <w:rFonts w:ascii="TH SarabunPSK" w:hAnsi="TH SarabunPSK" w:cs="TH SarabunPSK" w:hint="cs"/>
+          <w:color w:val="000000" w:themeColor="text1"/>
           <w:sz w:val="32"/>
           <w:szCs w:val="32"/>
           <w:cs/>
@@ -789,7 +851,8 @@
         </w:numPr>
         <w:spacing w:after="0" w:afterAutospacing="0"/>
         <w:rPr>
-          <w:rFonts w:ascii="TH SarabunPSK" w:hAnsi="TH SarabunPSK" w:cs="TH SarabunPSK" w:hint="cs"/>
+          <w:rFonts w:ascii="TH SarabunPSK" w:hAnsi="TH SarabunPSK" w:cs="TH SarabunPSK"/>
+          <w:color w:val="000000" w:themeColor="text1"/>
           <w:sz w:val="32"/>
           <w:szCs w:val="32"/>
         </w:rPr>
@@ -799,6 +862,7 @@
           <w:rFonts w:ascii="TH SarabunPSK" w:hAnsi="TH SarabunPSK" w:cs="TH SarabunPSK" w:hint="cs"/>
           <w:b/>
           <w:bCs/>
+          <w:color w:val="000000" w:themeColor="text1"/>
           <w:sz w:val="32"/>
           <w:szCs w:val="32"/>
           <w:cs/>
@@ -810,6 +874,7 @@
           <w:rFonts w:ascii="TH SarabunPSK" w:hAnsi="TH SarabunPSK" w:cs="TH SarabunPSK" w:hint="cs"/>
           <w:b/>
           <w:bCs/>
+          <w:color w:val="000000" w:themeColor="text1"/>
           <w:sz w:val="32"/>
           <w:szCs w:val="32"/>
         </w:rPr>
@@ -818,6 +883,7 @@
       <w:r>
         <w:rPr>
           <w:rFonts w:ascii="TH SarabunPSK" w:hAnsi="TH SarabunPSK" w:cs="TH SarabunPSK" w:hint="cs"/>
+          <w:color w:val="000000" w:themeColor="text1"/>
           <w:sz w:val="32"/>
           <w:szCs w:val="32"/>
         </w:rPr>
@@ -826,6 +892,7 @@
       <w:r>
         <w:rPr>
           <w:rFonts w:ascii="TH SarabunPSK" w:hAnsi="TH SarabunPSK" w:cs="TH SarabunPSK" w:hint="cs"/>
+          <w:color w:val="000000" w:themeColor="text1"/>
           <w:sz w:val="32"/>
           <w:szCs w:val="32"/>
           <w:cs/>
@@ -843,6 +910,7 @@
         <w:spacing w:after="0" w:afterAutospacing="0"/>
         <w:rPr>
           <w:rFonts w:ascii="TH SarabunPSK" w:hAnsi="TH SarabunPSK" w:cs="TH SarabunPSK"/>
+          <w:color w:val="000000" w:themeColor="text1"/>
           <w:sz w:val="32"/>
           <w:szCs w:val="32"/>
         </w:rPr>
@@ -852,6 +920,7 @@
           <w:rFonts w:ascii="TH SarabunPSK" w:hAnsi="TH SarabunPSK" w:cs="TH SarabunPSK" w:hint="cs"/>
           <w:b/>
           <w:bCs/>
+          <w:color w:val="000000" w:themeColor="text1"/>
           <w:sz w:val="32"/>
           <w:szCs w:val="32"/>
           <w:cs/>
@@ -863,6 +932,7 @@
           <w:rFonts w:ascii="TH SarabunPSK" w:hAnsi="TH SarabunPSK" w:cs="TH SarabunPSK" w:hint="cs"/>
           <w:b/>
           <w:bCs/>
+          <w:color w:val="000000" w:themeColor="text1"/>
           <w:sz w:val="32"/>
           <w:szCs w:val="32"/>
         </w:rPr>
@@ -871,6 +941,7 @@
       <w:r>
         <w:rPr>
           <w:rFonts w:ascii="TH SarabunPSK" w:hAnsi="TH SarabunPSK" w:cs="TH SarabunPSK" w:hint="cs"/>
+          <w:color w:val="000000" w:themeColor="text1"/>
           <w:sz w:val="32"/>
           <w:szCs w:val="32"/>
         </w:rPr>
@@ -879,6 +950,7 @@
       <w:r>
         <w:rPr>
           <w:rFonts w:ascii="TH SarabunPSK" w:hAnsi="TH SarabunPSK" w:cs="TH SarabunPSK" w:hint="cs"/>
+          <w:color w:val="000000" w:themeColor="text1"/>
           <w:sz w:val="32"/>
           <w:szCs w:val="32"/>
           <w:cs/>
@@ -888,6 +960,7 @@
       <w:r>
         <w:rPr>
           <w:rFonts w:ascii="TH SarabunPSK" w:hAnsi="TH SarabunPSK" w:cs="TH SarabunPSK" w:hint="cs"/>
+          <w:color w:val="000000" w:themeColor="text1"/>
           <w:sz w:val="32"/>
           <w:szCs w:val="32"/>
         </w:rPr>
@@ -896,6 +969,7 @@
       <w:r>
         <w:rPr>
           <w:rFonts w:ascii="TH SarabunPSK" w:hAnsi="TH SarabunPSK" w:cs="TH SarabunPSK" w:hint="cs"/>
+          <w:color w:val="000000" w:themeColor="text1"/>
           <w:sz w:val="32"/>
           <w:szCs w:val="32"/>
           <w:cs/>
@@ -909,7 +983,8 @@
         <w:spacing w:after="0" w:afterAutospacing="0"/>
         <w:ind w:left="720"/>
         <w:rPr>
-          <w:rFonts w:ascii="TH SarabunPSK" w:hAnsi="TH SarabunPSK" w:cs="TH SarabunPSK" w:hint="cs"/>
+          <w:rFonts w:ascii="TH SarabunPSK" w:hAnsi="TH SarabunPSK" w:cs="TH SarabunPSK"/>
+          <w:color w:val="000000" w:themeColor="text1"/>
           <w:sz w:val="32"/>
           <w:szCs w:val="32"/>
         </w:rPr>
@@ -918,6 +993,7 @@
         <w:rPr>
           <w:rFonts w:ascii="TH SarabunPSK" w:hAnsi="TH SarabunPSK" w:cs="TH SarabunPSK" w:hint="cs"/>
           <w:noProof/>
+          <w:color w:val="000000" w:themeColor="text1"/>
           <w:sz w:val="32"/>
           <w:szCs w:val="32"/>
         </w:rPr>
@@ -963,7 +1039,8 @@
         <w:pStyle w:val="NormalWeb"/>
         <w:spacing w:after="0" w:afterAutospacing="0"/>
         <w:rPr>
-          <w:rFonts w:ascii="TH SarabunPSK" w:hAnsi="TH SarabunPSK" w:cs="TH SarabunPSK" w:hint="cs"/>
+          <w:rFonts w:ascii="TH SarabunPSK" w:hAnsi="TH SarabunPSK" w:cs="TH SarabunPSK"/>
+          <w:color w:val="000000" w:themeColor="text1"/>
           <w:sz w:val="32"/>
           <w:szCs w:val="32"/>
         </w:rPr>
@@ -973,6 +1050,7 @@
           <w:rFonts w:ascii="TH SarabunPSK" w:hAnsi="TH SarabunPSK" w:cs="TH SarabunPSK" w:hint="cs"/>
           <w:b/>
           <w:bCs/>
+          <w:color w:val="000000" w:themeColor="text1"/>
           <w:sz w:val="32"/>
           <w:szCs w:val="32"/>
           <w:cs/>
@@ -984,6 +1062,7 @@
           <w:rFonts w:ascii="TH SarabunPSK" w:hAnsi="TH SarabunPSK" w:cs="TH SarabunPSK" w:hint="cs"/>
           <w:b/>
           <w:bCs/>
+          <w:color w:val="000000" w:themeColor="text1"/>
           <w:sz w:val="32"/>
           <w:szCs w:val="32"/>
         </w:rPr>
@@ -999,7 +1078,8 @@
         </w:numPr>
         <w:spacing w:after="0" w:afterAutospacing="0"/>
         <w:rPr>
-          <w:rFonts w:ascii="TH SarabunPSK" w:hAnsi="TH SarabunPSK" w:cs="TH SarabunPSK" w:hint="cs"/>
+          <w:rFonts w:ascii="TH SarabunPSK" w:hAnsi="TH SarabunPSK" w:cs="TH SarabunPSK"/>
+          <w:color w:val="000000" w:themeColor="text1"/>
           <w:sz w:val="32"/>
           <w:szCs w:val="32"/>
         </w:rPr>
@@ -1009,6 +1089,7 @@
           <w:rFonts w:ascii="TH SarabunPSK" w:hAnsi="TH SarabunPSK" w:cs="TH SarabunPSK" w:hint="cs"/>
           <w:b/>
           <w:bCs/>
+          <w:color w:val="000000" w:themeColor="text1"/>
           <w:sz w:val="32"/>
           <w:szCs w:val="32"/>
           <w:cs/>
@@ -1020,6 +1101,7 @@
           <w:rFonts w:ascii="TH SarabunPSK" w:hAnsi="TH SarabunPSK" w:cs="TH SarabunPSK" w:hint="cs"/>
           <w:b/>
           <w:bCs/>
+          <w:color w:val="000000" w:themeColor="text1"/>
           <w:sz w:val="32"/>
           <w:szCs w:val="32"/>
         </w:rPr>
@@ -1028,6 +1110,7 @@
       <w:r>
         <w:rPr>
           <w:rFonts w:ascii="TH SarabunPSK" w:hAnsi="TH SarabunPSK" w:cs="TH SarabunPSK" w:hint="cs"/>
+          <w:color w:val="000000" w:themeColor="text1"/>
           <w:sz w:val="32"/>
           <w:szCs w:val="32"/>
         </w:rPr>
@@ -1036,6 +1119,7 @@
       <w:r>
         <w:rPr>
           <w:rFonts w:ascii="TH SarabunPSK" w:hAnsi="TH SarabunPSK" w:cs="TH SarabunPSK" w:hint="cs"/>
+          <w:color w:val="000000" w:themeColor="text1"/>
           <w:sz w:val="32"/>
           <w:szCs w:val="32"/>
           <w:cs/>
@@ -1052,7 +1136,8 @@
         </w:numPr>
         <w:spacing w:after="0" w:afterAutospacing="0"/>
         <w:rPr>
-          <w:rFonts w:ascii="TH SarabunPSK" w:hAnsi="TH SarabunPSK" w:cs="TH SarabunPSK" w:hint="cs"/>
+          <w:rFonts w:ascii="TH SarabunPSK" w:hAnsi="TH SarabunPSK" w:cs="TH SarabunPSK"/>
+          <w:color w:val="000000" w:themeColor="text1"/>
           <w:sz w:val="32"/>
           <w:szCs w:val="32"/>
         </w:rPr>
@@ -1062,6 +1147,7 @@
           <w:rFonts w:ascii="TH SarabunPSK" w:hAnsi="TH SarabunPSK" w:cs="TH SarabunPSK" w:hint="cs"/>
           <w:b/>
           <w:bCs/>
+          <w:color w:val="000000" w:themeColor="text1"/>
           <w:sz w:val="32"/>
           <w:szCs w:val="32"/>
           <w:cs/>
@@ -1073,6 +1159,7 @@
           <w:rFonts w:ascii="TH SarabunPSK" w:hAnsi="TH SarabunPSK" w:cs="TH SarabunPSK" w:hint="cs"/>
           <w:b/>
           <w:bCs/>
+          <w:color w:val="000000" w:themeColor="text1"/>
           <w:sz w:val="32"/>
           <w:szCs w:val="32"/>
         </w:rPr>
@@ -1081,6 +1168,7 @@
       <w:r>
         <w:rPr>
           <w:rFonts w:ascii="TH SarabunPSK" w:hAnsi="TH SarabunPSK" w:cs="TH SarabunPSK" w:hint="cs"/>
+          <w:color w:val="000000" w:themeColor="text1"/>
           <w:sz w:val="32"/>
           <w:szCs w:val="32"/>
         </w:rPr>
@@ -1089,6 +1177,7 @@
       <w:r>
         <w:rPr>
           <w:rFonts w:ascii="TH SarabunPSK" w:hAnsi="TH SarabunPSK" w:cs="TH SarabunPSK" w:hint="cs"/>
+          <w:color w:val="000000" w:themeColor="text1"/>
           <w:sz w:val="32"/>
           <w:szCs w:val="32"/>
           <w:cs/>
@@ -1105,7 +1194,8 @@
         </w:numPr>
         <w:spacing w:after="0" w:afterAutospacing="0"/>
         <w:rPr>
-          <w:rFonts w:ascii="TH SarabunPSK" w:hAnsi="TH SarabunPSK" w:cs="TH SarabunPSK" w:hint="cs"/>
+          <w:rFonts w:ascii="TH SarabunPSK" w:hAnsi="TH SarabunPSK" w:cs="TH SarabunPSK"/>
+          <w:color w:val="000000" w:themeColor="text1"/>
           <w:sz w:val="32"/>
           <w:szCs w:val="32"/>
         </w:rPr>
@@ -1115,6 +1205,7 @@
           <w:rFonts w:ascii="TH SarabunPSK" w:hAnsi="TH SarabunPSK" w:cs="TH SarabunPSK" w:hint="cs"/>
           <w:b/>
           <w:bCs/>
+          <w:color w:val="000000" w:themeColor="text1"/>
           <w:sz w:val="32"/>
           <w:szCs w:val="32"/>
           <w:cs/>
@@ -1126,6 +1217,7 @@
           <w:rFonts w:ascii="TH SarabunPSK" w:hAnsi="TH SarabunPSK" w:cs="TH SarabunPSK" w:hint="cs"/>
           <w:b/>
           <w:bCs/>
+          <w:color w:val="000000" w:themeColor="text1"/>
           <w:sz w:val="32"/>
           <w:szCs w:val="32"/>
         </w:rPr>
@@ -1134,6 +1226,7 @@
       <w:r>
         <w:rPr>
           <w:rFonts w:ascii="TH SarabunPSK" w:hAnsi="TH SarabunPSK" w:cs="TH SarabunPSK" w:hint="cs"/>
+          <w:color w:val="000000" w:themeColor="text1"/>
           <w:sz w:val="32"/>
           <w:szCs w:val="32"/>
         </w:rPr>
@@ -1142,6 +1235,7 @@
       <w:r>
         <w:rPr>
           <w:rFonts w:ascii="TH SarabunPSK" w:hAnsi="TH SarabunPSK" w:cs="TH SarabunPSK" w:hint="cs"/>
+          <w:color w:val="000000" w:themeColor="text1"/>
           <w:sz w:val="32"/>
           <w:szCs w:val="32"/>
           <w:cs/>
@@ -1158,7 +1252,8 @@
         </w:numPr>
         <w:spacing w:after="0" w:afterAutospacing="0"/>
         <w:rPr>
-          <w:rFonts w:ascii="TH SarabunPSK" w:hAnsi="TH SarabunPSK" w:cs="TH SarabunPSK" w:hint="cs"/>
+          <w:rFonts w:ascii="TH SarabunPSK" w:hAnsi="TH SarabunPSK" w:cs="TH SarabunPSK"/>
+          <w:color w:val="000000" w:themeColor="text1"/>
           <w:sz w:val="32"/>
           <w:szCs w:val="32"/>
         </w:rPr>
@@ -1168,6 +1263,7 @@
           <w:rFonts w:ascii="TH SarabunPSK" w:hAnsi="TH SarabunPSK" w:cs="TH SarabunPSK" w:hint="cs"/>
           <w:b/>
           <w:bCs/>
+          <w:color w:val="000000" w:themeColor="text1"/>
           <w:sz w:val="32"/>
           <w:szCs w:val="32"/>
           <w:cs/>
@@ -1179,6 +1275,7 @@
           <w:rFonts w:ascii="TH SarabunPSK" w:hAnsi="TH SarabunPSK" w:cs="TH SarabunPSK" w:hint="cs"/>
           <w:b/>
           <w:bCs/>
+          <w:color w:val="000000" w:themeColor="text1"/>
           <w:sz w:val="32"/>
           <w:szCs w:val="32"/>
         </w:rPr>
@@ -1187,6 +1284,7 @@
       <w:r>
         <w:rPr>
           <w:rFonts w:ascii="TH SarabunPSK" w:hAnsi="TH SarabunPSK" w:cs="TH SarabunPSK" w:hint="cs"/>
+          <w:color w:val="000000" w:themeColor="text1"/>
           <w:sz w:val="32"/>
           <w:szCs w:val="32"/>
         </w:rPr>
@@ -1195,6 +1293,7 @@
       <w:r>
         <w:rPr>
           <w:rFonts w:ascii="TH SarabunPSK" w:hAnsi="TH SarabunPSK" w:cs="TH SarabunPSK" w:hint="cs"/>
+          <w:color w:val="000000" w:themeColor="text1"/>
           <w:sz w:val="32"/>
           <w:szCs w:val="32"/>
           <w:cs/>
@@ -1205,6 +1304,7 @@
       <w:r>
         <w:rPr>
           <w:rFonts w:ascii="TH SarabunPSK" w:hAnsi="TH SarabunPSK" w:cs="TH SarabunPSK" w:hint="cs"/>
+          <w:color w:val="000000" w:themeColor="text1"/>
           <w:sz w:val="32"/>
           <w:szCs w:val="32"/>
           <w:cs/>
@@ -1215,6 +1315,7 @@
       <w:r>
         <w:rPr>
           <w:rFonts w:ascii="TH SarabunPSK" w:hAnsi="TH SarabunPSK" w:cs="TH SarabunPSK" w:hint="cs"/>
+          <w:color w:val="000000" w:themeColor="text1"/>
           <w:sz w:val="32"/>
           <w:szCs w:val="32"/>
           <w:cs/>
@@ -1231,7 +1332,8 @@
         </w:numPr>
         <w:spacing w:after="0" w:afterAutospacing="0"/>
         <w:rPr>
-          <w:rFonts w:ascii="TH SarabunPSK" w:hAnsi="TH SarabunPSK" w:cs="TH SarabunPSK" w:hint="cs"/>
+          <w:rFonts w:ascii="TH SarabunPSK" w:hAnsi="TH SarabunPSK" w:cs="TH SarabunPSK"/>
+          <w:color w:val="000000" w:themeColor="text1"/>
           <w:sz w:val="32"/>
           <w:szCs w:val="32"/>
         </w:rPr>
@@ -1241,6 +1343,7 @@
           <w:rFonts w:ascii="TH SarabunPSK" w:hAnsi="TH SarabunPSK" w:cs="TH SarabunPSK" w:hint="cs"/>
           <w:b/>
           <w:bCs/>
+          <w:color w:val="000000" w:themeColor="text1"/>
           <w:sz w:val="32"/>
           <w:szCs w:val="32"/>
           <w:cs/>
@@ -1252,6 +1355,7 @@
           <w:rFonts w:ascii="TH SarabunPSK" w:hAnsi="TH SarabunPSK" w:cs="TH SarabunPSK" w:hint="cs"/>
           <w:b/>
           <w:bCs/>
+          <w:color w:val="000000" w:themeColor="text1"/>
           <w:sz w:val="32"/>
           <w:szCs w:val="32"/>
         </w:rPr>
@@ -1260,6 +1364,7 @@
       <w:r>
         <w:rPr>
           <w:rFonts w:ascii="TH SarabunPSK" w:hAnsi="TH SarabunPSK" w:cs="TH SarabunPSK" w:hint="cs"/>
+          <w:color w:val="000000" w:themeColor="text1"/>
           <w:sz w:val="32"/>
           <w:szCs w:val="32"/>
         </w:rPr>
@@ -1268,6 +1373,7 @@
       <w:r>
         <w:rPr>
           <w:rFonts w:ascii="TH SarabunPSK" w:hAnsi="TH SarabunPSK" w:cs="TH SarabunPSK" w:hint="cs"/>
+          <w:color w:val="000000" w:themeColor="text1"/>
           <w:sz w:val="32"/>
           <w:szCs w:val="32"/>
           <w:cs/>
@@ -1277,6 +1383,7 @@
       <w:r>
         <w:rPr>
           <w:rFonts w:ascii="TH SarabunPSK" w:hAnsi="TH SarabunPSK" w:cs="TH SarabunPSK" w:hint="cs"/>
+          <w:color w:val="000000" w:themeColor="text1"/>
           <w:sz w:val="32"/>
           <w:szCs w:val="32"/>
         </w:rPr>
@@ -1285,6 +1392,7 @@
       <w:r>
         <w:rPr>
           <w:rFonts w:ascii="TH SarabunPSK" w:hAnsi="TH SarabunPSK" w:cs="TH SarabunPSK" w:hint="cs"/>
+          <w:color w:val="000000" w:themeColor="text1"/>
           <w:sz w:val="32"/>
           <w:szCs w:val="32"/>
           <w:cs/>
@@ -1301,7 +1409,8 @@
         </w:numPr>
         <w:spacing w:after="0" w:afterAutospacing="0"/>
         <w:rPr>
-          <w:rFonts w:ascii="TH SarabunPSK" w:hAnsi="TH SarabunPSK" w:cs="TH SarabunPSK" w:hint="cs"/>
+          <w:rFonts w:ascii="TH SarabunPSK" w:hAnsi="TH SarabunPSK" w:cs="TH SarabunPSK"/>
+          <w:color w:val="000000" w:themeColor="text1"/>
           <w:sz w:val="32"/>
           <w:szCs w:val="32"/>
         </w:rPr>
@@ -1311,6 +1420,7 @@
           <w:rFonts w:ascii="TH SarabunPSK" w:hAnsi="TH SarabunPSK" w:cs="TH SarabunPSK" w:hint="cs"/>
           <w:b/>
           <w:bCs/>
+          <w:color w:val="000000" w:themeColor="text1"/>
           <w:sz w:val="32"/>
           <w:szCs w:val="32"/>
           <w:cs/>
@@ -1322,6 +1432,7 @@
           <w:rFonts w:ascii="TH SarabunPSK" w:hAnsi="TH SarabunPSK" w:cs="TH SarabunPSK" w:hint="cs"/>
           <w:b/>
           <w:bCs/>
+          <w:color w:val="000000" w:themeColor="text1"/>
           <w:sz w:val="32"/>
           <w:szCs w:val="32"/>
         </w:rPr>
@@ -1330,6 +1441,7 @@
       <w:r>
         <w:rPr>
           <w:rFonts w:ascii="TH SarabunPSK" w:hAnsi="TH SarabunPSK" w:cs="TH SarabunPSK" w:hint="cs"/>
+          <w:color w:val="000000" w:themeColor="text1"/>
           <w:sz w:val="32"/>
           <w:szCs w:val="32"/>
         </w:rPr>
@@ -1338,6 +1450,7 @@
       <w:r>
         <w:rPr>
           <w:rFonts w:ascii="TH SarabunPSK" w:hAnsi="TH SarabunPSK" w:cs="TH SarabunPSK" w:hint="cs"/>
+          <w:color w:val="000000" w:themeColor="text1"/>
           <w:sz w:val="32"/>
           <w:szCs w:val="32"/>
           <w:cs/>
@@ -1354,7 +1467,8 @@
         </w:numPr>
         <w:spacing w:after="0" w:afterAutospacing="0"/>
         <w:rPr>
-          <w:rFonts w:ascii="TH SarabunPSK" w:hAnsi="TH SarabunPSK" w:cs="TH SarabunPSK" w:hint="cs"/>
+          <w:rFonts w:ascii="TH SarabunPSK" w:hAnsi="TH SarabunPSK" w:cs="TH SarabunPSK"/>
+          <w:color w:val="000000" w:themeColor="text1"/>
           <w:sz w:val="32"/>
           <w:szCs w:val="32"/>
         </w:rPr>
@@ -1364,6 +1478,7 @@
           <w:rFonts w:ascii="TH SarabunPSK" w:hAnsi="TH SarabunPSK" w:cs="TH SarabunPSK" w:hint="cs"/>
           <w:b/>
           <w:bCs/>
+          <w:color w:val="000000" w:themeColor="text1"/>
           <w:sz w:val="32"/>
           <w:szCs w:val="32"/>
           <w:cs/>
@@ -1375,6 +1490,7 @@
           <w:rFonts w:ascii="TH SarabunPSK" w:hAnsi="TH SarabunPSK" w:cs="TH SarabunPSK" w:hint="cs"/>
           <w:b/>
           <w:bCs/>
+          <w:color w:val="000000" w:themeColor="text1"/>
           <w:sz w:val="32"/>
           <w:szCs w:val="32"/>
         </w:rPr>
@@ -1383,6 +1499,7 @@
       <w:r>
         <w:rPr>
           <w:rFonts w:ascii="TH SarabunPSK" w:hAnsi="TH SarabunPSK" w:cs="TH SarabunPSK" w:hint="cs"/>
+          <w:color w:val="000000" w:themeColor="text1"/>
           <w:sz w:val="32"/>
           <w:szCs w:val="32"/>
         </w:rPr>
@@ -1391,6 +1508,7 @@
       <w:r>
         <w:rPr>
           <w:rFonts w:ascii="TH SarabunPSK" w:hAnsi="TH SarabunPSK" w:cs="TH SarabunPSK" w:hint="cs"/>
+          <w:color w:val="000000" w:themeColor="text1"/>
           <w:sz w:val="32"/>
           <w:szCs w:val="32"/>
           <w:cs/>
@@ -1403,7 +1521,8 @@
         <w:pStyle w:val="NormalWeb"/>
         <w:spacing w:after="0" w:afterAutospacing="0"/>
         <w:rPr>
-          <w:rFonts w:ascii="TH SarabunPSK" w:hAnsi="TH SarabunPSK" w:cs="TH SarabunPSK" w:hint="cs"/>
+          <w:rFonts w:ascii="TH SarabunPSK" w:hAnsi="TH SarabunPSK" w:cs="TH SarabunPSK"/>
+          <w:color w:val="000000" w:themeColor="text1"/>
           <w:sz w:val="32"/>
           <w:szCs w:val="32"/>
         </w:rPr>
@@ -1413,6 +1532,7 @@
           <w:rFonts w:ascii="TH SarabunPSK" w:hAnsi="TH SarabunPSK" w:cs="TH SarabunPSK" w:hint="cs"/>
           <w:b/>
           <w:bCs/>
+          <w:color w:val="000000" w:themeColor="text1"/>
           <w:sz w:val="32"/>
           <w:szCs w:val="32"/>
         </w:rPr>
@@ -1424,6 +1544,7 @@
           <w:rFonts w:ascii="TH SarabunPSK" w:hAnsi="TH SarabunPSK" w:cs="TH SarabunPSK" w:hint="cs"/>
           <w:b/>
           <w:bCs/>
+          <w:color w:val="000000" w:themeColor="text1"/>
           <w:sz w:val="32"/>
           <w:szCs w:val="32"/>
           <w:cs/>
@@ -1435,6 +1556,7 @@
           <w:rFonts w:ascii="TH SarabunPSK" w:hAnsi="TH SarabunPSK" w:cs="TH SarabunPSK" w:hint="cs"/>
           <w:b/>
           <w:bCs/>
+          <w:color w:val="000000" w:themeColor="text1"/>
           <w:sz w:val="32"/>
           <w:szCs w:val="32"/>
         </w:rPr>
@@ -1443,6 +1565,7 @@
       <w:r>
         <w:rPr>
           <w:rFonts w:ascii="TH SarabunPSK" w:hAnsi="TH SarabunPSK" w:cs="TH SarabunPSK" w:hint="cs"/>
+          <w:color w:val="000000" w:themeColor="text1"/>
           <w:sz w:val="32"/>
           <w:szCs w:val="32"/>
         </w:rPr>
@@ -1451,6 +1574,7 @@
       <w:r>
         <w:rPr>
           <w:rFonts w:ascii="TH SarabunPSK" w:hAnsi="TH SarabunPSK" w:cs="TH SarabunPSK" w:hint="cs"/>
+          <w:color w:val="000000" w:themeColor="text1"/>
           <w:sz w:val="32"/>
           <w:szCs w:val="32"/>
           <w:cs/>
@@ -1460,6 +1584,7 @@
       <w:r>
         <w:rPr>
           <w:rFonts w:ascii="TH SarabunPSK" w:hAnsi="TH SarabunPSK" w:cs="TH SarabunPSK" w:hint="cs"/>
+          <w:color w:val="000000" w:themeColor="text1"/>
           <w:sz w:val="32"/>
           <w:szCs w:val="32"/>
         </w:rPr>
@@ -1468,6 +1593,7 @@
       <w:r>
         <w:rPr>
           <w:rFonts w:ascii="TH SarabunPSK" w:hAnsi="TH SarabunPSK" w:cs="TH SarabunPSK" w:hint="cs"/>
+          <w:color w:val="000000" w:themeColor="text1"/>
           <w:sz w:val="32"/>
           <w:szCs w:val="32"/>
           <w:cs/>
@@ -1477,6 +1603,7 @@
       <w:r>
         <w:rPr>
           <w:rFonts w:ascii="TH SarabunPSK" w:hAnsi="TH SarabunPSK" w:cs="TH SarabunPSK" w:hint="cs"/>
+          <w:color w:val="000000" w:themeColor="text1"/>
           <w:sz w:val="32"/>
           <w:szCs w:val="32"/>
         </w:rPr>
@@ -1485,6 +1612,7 @@
       <w:r>
         <w:rPr>
           <w:rFonts w:ascii="TH SarabunPSK" w:hAnsi="TH SarabunPSK" w:cs="TH SarabunPSK" w:hint="cs"/>
+          <w:color w:val="000000" w:themeColor="text1"/>
           <w:sz w:val="32"/>
           <w:szCs w:val="32"/>
           <w:cs/>
@@ -1494,6 +1622,7 @@
       <w:r>
         <w:rPr>
           <w:rFonts w:ascii="TH SarabunPSK" w:hAnsi="TH SarabunPSK" w:cs="TH SarabunPSK" w:hint="cs"/>
+          <w:color w:val="000000" w:themeColor="text1"/>
           <w:sz w:val="32"/>
           <w:szCs w:val="32"/>
         </w:rPr>
@@ -1502,6 +1631,7 @@
       <w:r>
         <w:rPr>
           <w:rFonts w:ascii="TH SarabunPSK" w:hAnsi="TH SarabunPSK" w:cs="TH SarabunPSK" w:hint="cs"/>
+          <w:color w:val="000000" w:themeColor="text1"/>
           <w:sz w:val="32"/>
           <w:szCs w:val="32"/>
           <w:cs/>
@@ -1511,6 +1641,7 @@
       <w:r>
         <w:rPr>
           <w:rFonts w:ascii="TH SarabunPSK" w:hAnsi="TH SarabunPSK" w:cs="TH SarabunPSK" w:hint="cs"/>
+          <w:color w:val="000000" w:themeColor="text1"/>
           <w:sz w:val="32"/>
           <w:szCs w:val="32"/>
         </w:rPr>
@@ -1519,6 +1650,7 @@
       <w:r>
         <w:rPr>
           <w:rFonts w:ascii="TH SarabunPSK" w:hAnsi="TH SarabunPSK" w:cs="TH SarabunPSK" w:hint="cs"/>
+          <w:color w:val="000000" w:themeColor="text1"/>
           <w:sz w:val="32"/>
           <w:szCs w:val="32"/>
           <w:cs/>
@@ -1528,6 +1660,7 @@
       <w:r>
         <w:rPr>
           <w:rFonts w:ascii="TH SarabunPSK" w:hAnsi="TH SarabunPSK" w:cs="TH SarabunPSK" w:hint="cs"/>
+          <w:color w:val="000000" w:themeColor="text1"/>
           <w:sz w:val="32"/>
           <w:szCs w:val="32"/>
         </w:rPr>
@@ -1536,6 +1669,7 @@
       <w:r>
         <w:rPr>
           <w:rFonts w:ascii="TH SarabunPSK" w:hAnsi="TH SarabunPSK" w:cs="TH SarabunPSK" w:hint="cs"/>
+          <w:color w:val="000000" w:themeColor="text1"/>
           <w:sz w:val="32"/>
           <w:szCs w:val="32"/>
           <w:cs/>
@@ -1545,6 +1679,7 @@
       <w:r>
         <w:rPr>
           <w:rFonts w:ascii="TH SarabunPSK" w:hAnsi="TH SarabunPSK" w:cs="TH SarabunPSK" w:hint="cs"/>
+          <w:color w:val="000000" w:themeColor="text1"/>
           <w:sz w:val="32"/>
           <w:szCs w:val="32"/>
         </w:rPr>
@@ -1553,6 +1688,7 @@
       <w:r>
         <w:rPr>
           <w:rFonts w:ascii="TH SarabunPSK" w:hAnsi="TH SarabunPSK" w:cs="TH SarabunPSK" w:hint="cs"/>
+          <w:color w:val="000000" w:themeColor="text1"/>
           <w:sz w:val="32"/>
           <w:szCs w:val="32"/>
           <w:cs/>
@@ -1565,7 +1701,8 @@
         <w:pStyle w:val="NormalWeb"/>
         <w:spacing w:after="0" w:afterAutospacing="0"/>
         <w:rPr>
-          <w:rFonts w:ascii="TH SarabunPSK" w:hAnsi="TH SarabunPSK" w:cs="TH SarabunPSK" w:hint="cs"/>
+          <w:rFonts w:ascii="TH SarabunPSK" w:hAnsi="TH SarabunPSK" w:cs="TH SarabunPSK"/>
+          <w:color w:val="000000" w:themeColor="text1"/>
           <w:sz w:val="32"/>
           <w:szCs w:val="32"/>
         </w:rPr>
@@ -1575,6 +1712,7 @@
           <w:rFonts w:ascii="TH SarabunPSK" w:hAnsi="TH SarabunPSK" w:cs="TH SarabunPSK" w:hint="cs"/>
           <w:b/>
           <w:bCs/>
+          <w:color w:val="000000" w:themeColor="text1"/>
           <w:sz w:val="32"/>
           <w:szCs w:val="32"/>
         </w:rPr>
@@ -1585,6 +1723,7 @@
           <w:rFonts w:ascii="TH SarabunPSK" w:hAnsi="TH SarabunPSK" w:cs="TH SarabunPSK" w:hint="cs"/>
           <w:b/>
           <w:bCs/>
+          <w:color w:val="000000" w:themeColor="text1"/>
           <w:sz w:val="32"/>
           <w:szCs w:val="32"/>
           <w:cs/>
@@ -1597,6 +1736,7 @@
           <w:rFonts w:ascii="TH SarabunPSK" w:hAnsi="TH SarabunPSK" w:cs="TH SarabunPSK" w:hint="cs"/>
           <w:b/>
           <w:bCs/>
+          <w:color w:val="000000" w:themeColor="text1"/>
           <w:sz w:val="32"/>
           <w:szCs w:val="32"/>
           <w:cs/>
@@ -1609,6 +1749,7 @@
           <w:rFonts w:ascii="TH SarabunPSK" w:hAnsi="TH SarabunPSK" w:cs="TH SarabunPSK" w:hint="cs"/>
           <w:b/>
           <w:bCs/>
+          <w:color w:val="000000" w:themeColor="text1"/>
           <w:sz w:val="32"/>
           <w:szCs w:val="32"/>
           <w:cs/>
@@ -1620,6 +1761,7 @@
           <w:rFonts w:ascii="TH SarabunPSK" w:hAnsi="TH SarabunPSK" w:cs="TH SarabunPSK" w:hint="cs"/>
           <w:b/>
           <w:bCs/>
+          <w:color w:val="000000" w:themeColor="text1"/>
           <w:sz w:val="32"/>
           <w:szCs w:val="32"/>
         </w:rPr>
@@ -1628,6 +1770,7 @@
       <w:r>
         <w:rPr>
           <w:rFonts w:ascii="TH SarabunPSK" w:hAnsi="TH SarabunPSK" w:cs="TH SarabunPSK" w:hint="cs"/>
+          <w:color w:val="000000" w:themeColor="text1"/>
           <w:sz w:val="32"/>
           <w:szCs w:val="32"/>
         </w:rPr>
@@ -1636,6 +1779,7 @@
       <w:r>
         <w:rPr>
           <w:rFonts w:ascii="TH SarabunPSK" w:hAnsi="TH SarabunPSK" w:cs="TH SarabunPSK" w:hint="cs"/>
+          <w:color w:val="000000" w:themeColor="text1"/>
           <w:sz w:val="32"/>
           <w:szCs w:val="32"/>
           <w:cs/>
@@ -1646,6 +1790,7 @@
       <w:r>
         <w:rPr>
           <w:rFonts w:ascii="TH SarabunPSK" w:hAnsi="TH SarabunPSK" w:cs="TH SarabunPSK" w:hint="cs"/>
+          <w:color w:val="000000" w:themeColor="text1"/>
           <w:sz w:val="32"/>
           <w:szCs w:val="32"/>
           <w:cs/>
@@ -1656,6 +1801,7 @@
       <w:r>
         <w:rPr>
           <w:rFonts w:ascii="TH SarabunPSK" w:hAnsi="TH SarabunPSK" w:cs="TH SarabunPSK" w:hint="cs"/>
+          <w:color w:val="000000" w:themeColor="text1"/>
           <w:sz w:val="32"/>
           <w:szCs w:val="32"/>
           <w:cs/>
@@ -1665,6 +1811,7 @@
       <w:r>
         <w:rPr>
           <w:rFonts w:ascii="TH SarabunPSK" w:hAnsi="TH SarabunPSK" w:cs="TH SarabunPSK" w:hint="cs"/>
+          <w:color w:val="000000" w:themeColor="text1"/>
           <w:sz w:val="32"/>
           <w:szCs w:val="32"/>
         </w:rPr>
@@ -1673,6 +1820,7 @@
       <w:r>
         <w:rPr>
           <w:rFonts w:ascii="TH SarabunPSK" w:hAnsi="TH SarabunPSK" w:cs="TH SarabunPSK" w:hint="cs"/>
+          <w:color w:val="000000" w:themeColor="text1"/>
           <w:sz w:val="32"/>
           <w:szCs w:val="32"/>
           <w:cs/>
@@ -1682,6 +1830,7 @@
       <w:r>
         <w:rPr>
           <w:rFonts w:ascii="TH SarabunPSK" w:hAnsi="TH SarabunPSK" w:cs="TH SarabunPSK" w:hint="cs"/>
+          <w:color w:val="000000" w:themeColor="text1"/>
           <w:sz w:val="32"/>
           <w:szCs w:val="32"/>
         </w:rPr>
@@ -1690,6 +1839,7 @@
       <w:r>
         <w:rPr>
           <w:rFonts w:ascii="TH SarabunPSK" w:hAnsi="TH SarabunPSK" w:cs="TH SarabunPSK" w:hint="cs"/>
+          <w:color w:val="000000" w:themeColor="text1"/>
           <w:sz w:val="32"/>
           <w:szCs w:val="32"/>
           <w:cs/>
@@ -1702,7 +1852,8 @@
         <w:pStyle w:val="NormalWeb"/>
         <w:spacing w:after="0" w:afterAutospacing="0"/>
         <w:rPr>
-          <w:rFonts w:ascii="TH SarabunPSK" w:hAnsi="TH SarabunPSK" w:cs="TH SarabunPSK" w:hint="cs"/>
+          <w:rFonts w:ascii="TH SarabunPSK" w:hAnsi="TH SarabunPSK" w:cs="TH SarabunPSK"/>
+          <w:color w:val="000000" w:themeColor="text1"/>
           <w:sz w:val="32"/>
           <w:szCs w:val="32"/>
         </w:rPr>
@@ -1712,6 +1863,7 @@
           <w:rFonts w:ascii="TH SarabunPSK" w:hAnsi="TH SarabunPSK" w:cs="TH SarabunPSK" w:hint="cs"/>
           <w:b/>
           <w:bCs/>
+          <w:color w:val="000000" w:themeColor="text1"/>
           <w:sz w:val="32"/>
           <w:szCs w:val="32"/>
           <w:cs/>
@@ -1723,6 +1875,7 @@
           <w:rFonts w:ascii="TH SarabunPSK" w:hAnsi="TH SarabunPSK" w:cs="TH SarabunPSK" w:hint="cs"/>
           <w:b/>
           <w:bCs/>
+          <w:color w:val="000000" w:themeColor="text1"/>
           <w:sz w:val="32"/>
           <w:szCs w:val="32"/>
         </w:rPr>
@@ -1738,14 +1891,16 @@
         </w:numPr>
         <w:spacing w:after="0" w:afterAutospacing="0"/>
         <w:rPr>
-          <w:rFonts w:ascii="TH SarabunPSK" w:hAnsi="TH SarabunPSK" w:cs="TH SarabunPSK" w:hint="cs"/>
-          <w:sz w:val="32"/>
-          <w:szCs w:val="32"/>
-        </w:rPr>
-      </w:pPr>
-      <w:r>
-        <w:rPr>
-          <w:rFonts w:ascii="TH SarabunPSK" w:hAnsi="TH SarabunPSK" w:cs="TH SarabunPSK" w:hint="cs"/>
+          <w:rFonts w:ascii="TH SarabunPSK" w:hAnsi="TH SarabunPSK" w:cs="TH SarabunPSK"/>
+          <w:color w:val="000000" w:themeColor="text1"/>
+          <w:sz w:val="32"/>
+          <w:szCs w:val="32"/>
+        </w:rPr>
+      </w:pPr>
+      <w:r>
+        <w:rPr>
+          <w:rFonts w:ascii="TH SarabunPSK" w:hAnsi="TH SarabunPSK" w:cs="TH SarabunPSK" w:hint="cs"/>
+          <w:color w:val="000000" w:themeColor="text1"/>
           <w:sz w:val="32"/>
           <w:szCs w:val="32"/>
           <w:cs/>
@@ -1755,6 +1910,7 @@
       <w:r>
         <w:rPr>
           <w:rFonts w:ascii="TH SarabunPSK" w:hAnsi="TH SarabunPSK" w:cs="TH SarabunPSK" w:hint="cs"/>
+          <w:color w:val="000000" w:themeColor="text1"/>
           <w:sz w:val="32"/>
           <w:szCs w:val="32"/>
         </w:rPr>
@@ -1763,6 +1919,7 @@
       <w:r>
         <w:rPr>
           <w:rFonts w:ascii="TH SarabunPSK" w:hAnsi="TH SarabunPSK" w:cs="TH SarabunPSK" w:hint="cs"/>
+          <w:color w:val="000000" w:themeColor="text1"/>
           <w:sz w:val="32"/>
           <w:szCs w:val="32"/>
           <w:cs/>
@@ -1772,6 +1929,7 @@
       <w:r>
         <w:rPr>
           <w:rFonts w:ascii="TH SarabunPSK" w:hAnsi="TH SarabunPSK" w:cs="TH SarabunPSK" w:hint="cs"/>
+          <w:color w:val="000000" w:themeColor="text1"/>
           <w:sz w:val="32"/>
           <w:szCs w:val="32"/>
         </w:rPr>
@@ -1787,14 +1945,16 @@
         </w:numPr>
         <w:spacing w:after="0" w:afterAutospacing="0"/>
         <w:rPr>
-          <w:rFonts w:ascii="TH SarabunPSK" w:hAnsi="TH SarabunPSK" w:cs="TH SarabunPSK" w:hint="cs"/>
-          <w:sz w:val="32"/>
-          <w:szCs w:val="32"/>
-        </w:rPr>
-      </w:pPr>
-      <w:r>
-        <w:rPr>
-          <w:rFonts w:ascii="TH SarabunPSK" w:hAnsi="TH SarabunPSK" w:cs="TH SarabunPSK" w:hint="cs"/>
+          <w:rFonts w:ascii="TH SarabunPSK" w:hAnsi="TH SarabunPSK" w:cs="TH SarabunPSK"/>
+          <w:color w:val="000000" w:themeColor="text1"/>
+          <w:sz w:val="32"/>
+          <w:szCs w:val="32"/>
+        </w:rPr>
+      </w:pPr>
+      <w:r>
+        <w:rPr>
+          <w:rFonts w:ascii="TH SarabunPSK" w:hAnsi="TH SarabunPSK" w:cs="TH SarabunPSK" w:hint="cs"/>
+          <w:color w:val="000000" w:themeColor="text1"/>
           <w:sz w:val="32"/>
           <w:szCs w:val="32"/>
           <w:cs/>
@@ -1804,6 +1964,7 @@
       <w:r>
         <w:rPr>
           <w:rFonts w:ascii="TH SarabunPSK" w:hAnsi="TH SarabunPSK" w:cs="TH SarabunPSK" w:hint="cs"/>
+          <w:color w:val="000000" w:themeColor="text1"/>
           <w:sz w:val="32"/>
           <w:szCs w:val="32"/>
         </w:rPr>
@@ -1812,6 +1973,7 @@
       <w:r>
         <w:rPr>
           <w:rFonts w:ascii="TH SarabunPSK" w:hAnsi="TH SarabunPSK" w:cs="TH SarabunPSK" w:hint="cs"/>
+          <w:color w:val="000000" w:themeColor="text1"/>
           <w:sz w:val="32"/>
           <w:szCs w:val="32"/>
           <w:cs/>
@@ -1821,6 +1983,7 @@
       <w:r>
         <w:rPr>
           <w:rFonts w:ascii="TH SarabunPSK" w:hAnsi="TH SarabunPSK" w:cs="TH SarabunPSK" w:hint="cs"/>
+          <w:color w:val="000000" w:themeColor="text1"/>
           <w:sz w:val="32"/>
           <w:szCs w:val="32"/>
         </w:rPr>
@@ -1829,6 +1992,7 @@
       <w:r>
         <w:rPr>
           <w:rFonts w:ascii="TH SarabunPSK" w:hAnsi="TH SarabunPSK" w:cs="TH SarabunPSK" w:hint="cs"/>
+          <w:color w:val="000000" w:themeColor="text1"/>
           <w:sz w:val="32"/>
           <w:szCs w:val="32"/>
           <w:cs/>
@@ -1839,6 +2003,7 @@
       <w:r>
         <w:rPr>
           <w:rFonts w:ascii="TH SarabunPSK" w:hAnsi="TH SarabunPSK" w:cs="TH SarabunPSK" w:hint="cs"/>
+          <w:color w:val="000000" w:themeColor="text1"/>
           <w:sz w:val="32"/>
           <w:szCs w:val="32"/>
           <w:cs/>
@@ -1849,6 +2014,7 @@
       <w:r>
         <w:rPr>
           <w:rFonts w:ascii="TH SarabunPSK" w:hAnsi="TH SarabunPSK" w:cs="TH SarabunPSK" w:hint="cs"/>
+          <w:color w:val="000000" w:themeColor="text1"/>
           <w:sz w:val="32"/>
           <w:szCs w:val="32"/>
           <w:cs/>
@@ -1858,6 +2024,7 @@
       <w:r>
         <w:rPr>
           <w:rFonts w:ascii="TH SarabunPSK" w:hAnsi="TH SarabunPSK" w:cs="TH SarabunPSK" w:hint="cs"/>
+          <w:color w:val="000000" w:themeColor="text1"/>
           <w:sz w:val="32"/>
           <w:szCs w:val="32"/>
         </w:rPr>
@@ -1873,14 +2040,16 @@
         </w:numPr>
         <w:spacing w:after="0" w:afterAutospacing="0"/>
         <w:rPr>
-          <w:rFonts w:ascii="TH SarabunPSK" w:hAnsi="TH SarabunPSK" w:cs="TH SarabunPSK" w:hint="cs"/>
-          <w:sz w:val="32"/>
-          <w:szCs w:val="32"/>
-        </w:rPr>
-      </w:pPr>
-      <w:r>
-        <w:rPr>
-          <w:rFonts w:ascii="TH SarabunPSK" w:hAnsi="TH SarabunPSK" w:cs="TH SarabunPSK" w:hint="cs"/>
+          <w:rFonts w:ascii="TH SarabunPSK" w:hAnsi="TH SarabunPSK" w:cs="TH SarabunPSK"/>
+          <w:color w:val="000000" w:themeColor="text1"/>
+          <w:sz w:val="32"/>
+          <w:szCs w:val="32"/>
+        </w:rPr>
+      </w:pPr>
+      <w:r>
+        <w:rPr>
+          <w:rFonts w:ascii="TH SarabunPSK" w:hAnsi="TH SarabunPSK" w:cs="TH SarabunPSK" w:hint="cs"/>
+          <w:color w:val="000000" w:themeColor="text1"/>
           <w:sz w:val="32"/>
           <w:szCs w:val="32"/>
           <w:cs/>
@@ -1890,6 +2059,7 @@
       <w:r>
         <w:rPr>
           <w:rFonts w:ascii="TH SarabunPSK" w:hAnsi="TH SarabunPSK" w:cs="TH SarabunPSK" w:hint="cs"/>
+          <w:color w:val="000000" w:themeColor="text1"/>
           <w:sz w:val="32"/>
           <w:szCs w:val="32"/>
         </w:rPr>
@@ -1898,6 +2068,7 @@
       <w:r>
         <w:rPr>
           <w:rFonts w:ascii="TH SarabunPSK" w:hAnsi="TH SarabunPSK" w:cs="TH SarabunPSK" w:hint="cs"/>
+          <w:color w:val="000000" w:themeColor="text1"/>
           <w:sz w:val="32"/>
           <w:szCs w:val="32"/>
           <w:cs/>
@@ -1915,13 +2086,15 @@
         <w:spacing w:after="0" w:afterAutospacing="0"/>
         <w:rPr>
           <w:rFonts w:ascii="TH SarabunPSK" w:hAnsi="TH SarabunPSK" w:cs="TH SarabunPSK"/>
-          <w:sz w:val="32"/>
-          <w:szCs w:val="32"/>
-        </w:rPr>
-      </w:pPr>
-      <w:r>
-        <w:rPr>
-          <w:rFonts w:ascii="TH SarabunPSK" w:hAnsi="TH SarabunPSK" w:cs="TH SarabunPSK" w:hint="cs"/>
+          <w:color w:val="000000" w:themeColor="text1"/>
+          <w:sz w:val="32"/>
+          <w:szCs w:val="32"/>
+        </w:rPr>
+      </w:pPr>
+      <w:r>
+        <w:rPr>
+          <w:rFonts w:ascii="TH SarabunPSK" w:hAnsi="TH SarabunPSK" w:cs="TH SarabunPSK" w:hint="cs"/>
+          <w:color w:val="000000" w:themeColor="text1"/>
           <w:sz w:val="32"/>
           <w:szCs w:val="32"/>
           <w:cs/>
@@ -1931,6 +2104,7 @@
       <w:r>
         <w:rPr>
           <w:rFonts w:ascii="TH SarabunPSK" w:hAnsi="TH SarabunPSK" w:cs="TH SarabunPSK" w:hint="cs"/>
+          <w:color w:val="000000" w:themeColor="text1"/>
           <w:sz w:val="32"/>
           <w:szCs w:val="32"/>
         </w:rPr>
@@ -1939,6 +2113,7 @@
       <w:r>
         <w:rPr>
           <w:rFonts w:ascii="TH SarabunPSK" w:hAnsi="TH SarabunPSK" w:cs="TH SarabunPSK" w:hint="cs"/>
+          <w:color w:val="000000" w:themeColor="text1"/>
           <w:sz w:val="32"/>
           <w:szCs w:val="32"/>
           <w:cs/>
@@ -1952,7 +2127,8 @@
         <w:spacing w:after="0" w:afterAutospacing="0"/>
         <w:ind w:left="720"/>
         <w:rPr>
-          <w:rFonts w:ascii="TH SarabunPSK" w:hAnsi="TH SarabunPSK" w:cs="TH SarabunPSK" w:hint="cs"/>
+          <w:rFonts w:ascii="TH SarabunPSK" w:hAnsi="TH SarabunPSK" w:cs="TH SarabunPSK"/>
+          <w:color w:val="000000" w:themeColor="text1"/>
           <w:sz w:val="32"/>
           <w:szCs w:val="32"/>
         </w:rPr>
@@ -1961,6 +2137,7 @@
         <w:rPr>
           <w:rFonts w:ascii="TH SarabunPSK" w:hAnsi="TH SarabunPSK" w:cs="TH SarabunPSK" w:hint="cs"/>
           <w:noProof/>
+          <w:color w:val="000000" w:themeColor="text1"/>
           <w:sz w:val="32"/>
           <w:szCs w:val="32"/>
         </w:rPr>
@@ -2006,7 +2183,8 @@
         <w:pStyle w:val="NormalWeb"/>
         <w:spacing w:after="0" w:afterAutospacing="0"/>
         <w:rPr>
-          <w:rFonts w:ascii="TH SarabunPSK" w:hAnsi="TH SarabunPSK" w:cs="TH SarabunPSK" w:hint="cs"/>
+          <w:rFonts w:ascii="TH SarabunPSK" w:hAnsi="TH SarabunPSK" w:cs="TH SarabunPSK"/>
+          <w:color w:val="000000" w:themeColor="text1"/>
           <w:sz w:val="32"/>
           <w:szCs w:val="32"/>
         </w:rPr>
@@ -2016,6 +2194,7 @@
           <w:rFonts w:ascii="TH SarabunPSK" w:hAnsi="TH SarabunPSK" w:cs="TH SarabunPSK" w:hint="cs"/>
           <w:b/>
           <w:bCs/>
+          <w:color w:val="000000" w:themeColor="text1"/>
           <w:sz w:val="32"/>
           <w:szCs w:val="32"/>
           <w:cs/>
@@ -2029,6 +2208,7 @@
           <w:rFonts w:ascii="TH SarabunPSK" w:hAnsi="TH SarabunPSK" w:cs="TH SarabunPSK" w:hint="cs"/>
           <w:b/>
           <w:bCs/>
+          <w:color w:val="000000" w:themeColor="text1"/>
           <w:sz w:val="32"/>
           <w:szCs w:val="32"/>
           <w:cs/>
@@ -2041,6 +2221,7 @@
           <w:rFonts w:ascii="TH SarabunPSK" w:hAnsi="TH SarabunPSK" w:cs="TH SarabunPSK" w:hint="cs"/>
           <w:b/>
           <w:bCs/>
+          <w:color w:val="000000" w:themeColor="text1"/>
           <w:sz w:val="32"/>
           <w:szCs w:val="32"/>
           <w:cs/>
@@ -2052,6 +2233,7 @@
           <w:rFonts w:ascii="TH SarabunPSK" w:hAnsi="TH SarabunPSK" w:cs="TH SarabunPSK" w:hint="cs"/>
           <w:b/>
           <w:bCs/>
+          <w:color w:val="000000" w:themeColor="text1"/>
           <w:sz w:val="32"/>
           <w:szCs w:val="32"/>
         </w:rPr>
@@ -2067,7 +2249,8 @@
         </w:numPr>
         <w:spacing w:after="0" w:afterAutospacing="0"/>
         <w:rPr>
-          <w:rFonts w:ascii="TH SarabunPSK" w:hAnsi="TH SarabunPSK" w:cs="TH SarabunPSK" w:hint="cs"/>
+          <w:rFonts w:ascii="TH SarabunPSK" w:hAnsi="TH SarabunPSK" w:cs="TH SarabunPSK"/>
+          <w:color w:val="000000" w:themeColor="text1"/>
           <w:sz w:val="32"/>
           <w:szCs w:val="32"/>
         </w:rPr>
@@ -2076,6 +2259,7 @@
       <w:r>
         <w:rPr>
           <w:rFonts w:ascii="TH SarabunPSK" w:hAnsi="TH SarabunPSK" w:cs="TH SarabunPSK" w:hint="cs"/>
+          <w:color w:val="000000" w:themeColor="text1"/>
           <w:sz w:val="32"/>
           <w:szCs w:val="32"/>
           <w:cs/>
@@ -2086,6 +2270,7 @@
       <w:r>
         <w:rPr>
           <w:rFonts w:ascii="TH SarabunPSK" w:hAnsi="TH SarabunPSK" w:cs="TH SarabunPSK" w:hint="cs"/>
+          <w:color w:val="000000" w:themeColor="text1"/>
           <w:sz w:val="32"/>
           <w:szCs w:val="32"/>
           <w:cs/>
@@ -2095,6 +2280,7 @@
       <w:r>
         <w:rPr>
           <w:rFonts w:ascii="TH SarabunPSK" w:hAnsi="TH SarabunPSK" w:cs="TH SarabunPSK" w:hint="cs"/>
+          <w:color w:val="000000" w:themeColor="text1"/>
           <w:sz w:val="32"/>
           <w:szCs w:val="32"/>
         </w:rPr>
@@ -2103,6 +2289,7 @@
       <w:r>
         <w:rPr>
           <w:rFonts w:ascii="TH SarabunPSK" w:hAnsi="TH SarabunPSK" w:cs="TH SarabunPSK" w:hint="cs"/>
+          <w:color w:val="000000" w:themeColor="text1"/>
           <w:sz w:val="32"/>
           <w:szCs w:val="32"/>
           <w:cs/>
@@ -2112,6 +2299,7 @@
       <w:r>
         <w:rPr>
           <w:rFonts w:ascii="TH SarabunPSK" w:hAnsi="TH SarabunPSK" w:cs="TH SarabunPSK" w:hint="cs"/>
+          <w:color w:val="000000" w:themeColor="text1"/>
           <w:sz w:val="32"/>
           <w:szCs w:val="32"/>
         </w:rPr>
@@ -2120,6 +2308,7 @@
       <w:r>
         <w:rPr>
           <w:rFonts w:ascii="TH SarabunPSK" w:hAnsi="TH SarabunPSK" w:cs="TH SarabunPSK" w:hint="cs"/>
+          <w:color w:val="000000" w:themeColor="text1"/>
           <w:sz w:val="32"/>
           <w:szCs w:val="32"/>
           <w:cs/>
@@ -2136,7 +2325,8 @@
         </w:numPr>
         <w:spacing w:after="0" w:afterAutospacing="0"/>
         <w:rPr>
-          <w:rFonts w:ascii="TH SarabunPSK" w:hAnsi="TH SarabunPSK" w:cs="TH SarabunPSK" w:hint="cs"/>
+          <w:rFonts w:ascii="TH SarabunPSK" w:hAnsi="TH SarabunPSK" w:cs="TH SarabunPSK"/>
+          <w:color w:val="000000" w:themeColor="text1"/>
           <w:sz w:val="32"/>
           <w:szCs w:val="32"/>
         </w:rPr>
@@ -2145,6 +2335,7 @@
       <w:r>
         <w:rPr>
           <w:rFonts w:ascii="TH SarabunPSK" w:hAnsi="TH SarabunPSK" w:cs="TH SarabunPSK" w:hint="cs"/>
+          <w:color w:val="000000" w:themeColor="text1"/>
           <w:sz w:val="32"/>
           <w:szCs w:val="32"/>
           <w:cs/>
@@ -2155,6 +2346,7 @@
       <w:r>
         <w:rPr>
           <w:rFonts w:ascii="TH SarabunPSK" w:hAnsi="TH SarabunPSK" w:cs="TH SarabunPSK" w:hint="cs"/>
+          <w:color w:val="000000" w:themeColor="text1"/>
           <w:sz w:val="32"/>
           <w:szCs w:val="32"/>
           <w:cs/>
@@ -2164,6 +2356,7 @@
       <w:r>
         <w:rPr>
           <w:rFonts w:ascii="TH SarabunPSK" w:hAnsi="TH SarabunPSK" w:cs="TH SarabunPSK" w:hint="cs"/>
+          <w:color w:val="000000" w:themeColor="text1"/>
           <w:sz w:val="32"/>
           <w:szCs w:val="32"/>
         </w:rPr>
@@ -2172,6 +2365,7 @@
       <w:r>
         <w:rPr>
           <w:rFonts w:ascii="TH SarabunPSK" w:hAnsi="TH SarabunPSK" w:cs="TH SarabunPSK" w:hint="cs"/>
+          <w:color w:val="000000" w:themeColor="text1"/>
           <w:sz w:val="32"/>
           <w:szCs w:val="32"/>
           <w:cs/>
@@ -2189,13 +2383,15 @@
         <w:spacing w:after="0" w:afterAutospacing="0"/>
         <w:rPr>
           <w:rFonts w:ascii="TH SarabunPSK" w:hAnsi="TH SarabunPSK" w:cs="TH SarabunPSK"/>
-          <w:sz w:val="32"/>
-          <w:szCs w:val="32"/>
-        </w:rPr>
-      </w:pPr>
-      <w:r>
-        <w:rPr>
-          <w:rFonts w:ascii="TH SarabunPSK" w:hAnsi="TH SarabunPSK" w:cs="TH SarabunPSK" w:hint="cs"/>
+          <w:color w:val="000000" w:themeColor="text1"/>
+          <w:sz w:val="32"/>
+          <w:szCs w:val="32"/>
+        </w:rPr>
+      </w:pPr>
+      <w:r>
+        <w:rPr>
+          <w:rFonts w:ascii="TH SarabunPSK" w:hAnsi="TH SarabunPSK" w:cs="TH SarabunPSK" w:hint="cs"/>
+          <w:color w:val="000000" w:themeColor="text1"/>
           <w:sz w:val="32"/>
           <w:szCs w:val="32"/>
           <w:cs/>
@@ -2205,6 +2401,7 @@
       <w:r>
         <w:rPr>
           <w:rFonts w:ascii="TH SarabunPSK" w:hAnsi="TH SarabunPSK" w:cs="TH SarabunPSK" w:hint="cs"/>
+          <w:color w:val="000000" w:themeColor="text1"/>
           <w:sz w:val="32"/>
           <w:szCs w:val="32"/>
         </w:rPr>
@@ -2213,6 +2410,7 @@
       <w:r>
         <w:rPr>
           <w:rFonts w:ascii="TH SarabunPSK" w:hAnsi="TH SarabunPSK" w:cs="TH SarabunPSK" w:hint="cs"/>
+          <w:color w:val="000000" w:themeColor="text1"/>
           <w:sz w:val="32"/>
           <w:szCs w:val="32"/>
           <w:cs/>
@@ -2223,6 +2421,7 @@
       <w:r>
         <w:rPr>
           <w:rFonts w:ascii="TH SarabunPSK" w:hAnsi="TH SarabunPSK" w:cs="TH SarabunPSK" w:hint="cs"/>
+          <w:color w:val="000000" w:themeColor="text1"/>
           <w:sz w:val="32"/>
           <w:szCs w:val="32"/>
           <w:cs/>
@@ -2233,6 +2432,7 @@
       <w:r>
         <w:rPr>
           <w:rFonts w:ascii="TH SarabunPSK" w:hAnsi="TH SarabunPSK" w:cs="TH SarabunPSK" w:hint="cs"/>
+          <w:color w:val="000000" w:themeColor="text1"/>
           <w:sz w:val="32"/>
           <w:szCs w:val="32"/>
           <w:cs/>
@@ -2246,7 +2446,8 @@
         <w:spacing w:after="0" w:afterAutospacing="0"/>
         <w:ind w:left="720"/>
         <w:rPr>
-          <w:rFonts w:ascii="TH SarabunPSK" w:hAnsi="TH SarabunPSK" w:cs="TH SarabunPSK" w:hint="cs"/>
+          <w:rFonts w:ascii="TH SarabunPSK" w:hAnsi="TH SarabunPSK" w:cs="TH SarabunPSK"/>
+          <w:color w:val="000000" w:themeColor="text1"/>
           <w:sz w:val="32"/>
           <w:szCs w:val="32"/>
         </w:rPr>
@@ -2255,6 +2456,7 @@
         <w:rPr>
           <w:rFonts w:ascii="TH SarabunPSK" w:hAnsi="TH SarabunPSK" w:cs="TH SarabunPSK" w:hint="cs"/>
           <w:noProof/>
+          <w:color w:val="000000" w:themeColor="text1"/>
           <w:sz w:val="32"/>
           <w:szCs w:val="32"/>
         </w:rPr>
@@ -2301,6 +2503,7 @@
         <w:spacing w:after="0" w:afterAutospacing="0"/>
         <w:rPr>
           <w:rFonts w:ascii="TH SarabunPSK" w:hAnsi="TH SarabunPSK" w:cs="TH SarabunPSK"/>
+          <w:color w:val="000000" w:themeColor="text1"/>
           <w:sz w:val="32"/>
           <w:szCs w:val="32"/>
         </w:rPr>
@@ -2310,6 +2513,7 @@
           <w:rFonts w:ascii="TH SarabunPSK" w:hAnsi="TH SarabunPSK" w:cs="TH SarabunPSK" w:hint="cs"/>
           <w:b/>
           <w:bCs/>
+          <w:color w:val="000000" w:themeColor="text1"/>
           <w:sz w:val="32"/>
           <w:szCs w:val="32"/>
           <w:cs/>
@@ -2321,6 +2525,7 @@
           <w:rFonts w:ascii="TH SarabunPSK" w:hAnsi="TH SarabunPSK" w:cs="TH SarabunPSK" w:hint="cs"/>
           <w:b/>
           <w:bCs/>
+          <w:color w:val="000000" w:themeColor="text1"/>
           <w:sz w:val="32"/>
           <w:szCs w:val="32"/>
         </w:rPr>
@@ -2329,6 +2534,7 @@
       <w:r>
         <w:rPr>
           <w:rFonts w:ascii="TH SarabunPSK" w:hAnsi="TH SarabunPSK" w:cs="TH SarabunPSK" w:hint="cs"/>
+          <w:color w:val="000000" w:themeColor="text1"/>
           <w:sz w:val="32"/>
           <w:szCs w:val="32"/>
         </w:rPr>
@@ -2337,6 +2543,7 @@
       <w:r>
         <w:rPr>
           <w:rFonts w:ascii="TH SarabunPSK" w:hAnsi="TH SarabunPSK" w:cs="TH SarabunPSK" w:hint="cs"/>
+          <w:color w:val="000000" w:themeColor="text1"/>
           <w:sz w:val="32"/>
           <w:szCs w:val="32"/>
           <w:cs/>
@@ -2347,6 +2554,7 @@
       <w:r>
         <w:rPr>
           <w:rFonts w:ascii="TH SarabunPSK" w:hAnsi="TH SarabunPSK" w:cs="TH SarabunPSK" w:hint="cs"/>
+          <w:color w:val="000000" w:themeColor="text1"/>
           <w:sz w:val="32"/>
           <w:szCs w:val="32"/>
           <w:cs/>
@@ -2357,6 +2565,7 @@
       <w:r>
         <w:rPr>
           <w:rFonts w:ascii="TH SarabunPSK" w:hAnsi="TH SarabunPSK" w:cs="TH SarabunPSK" w:hint="cs"/>
+          <w:color w:val="000000" w:themeColor="text1"/>
           <w:sz w:val="32"/>
           <w:szCs w:val="32"/>
           <w:cs/>
@@ -2366,6 +2575,7 @@
       <w:r>
         <w:rPr>
           <w:rFonts w:ascii="TH SarabunPSK" w:hAnsi="TH SarabunPSK" w:cs="TH SarabunPSK" w:hint="cs"/>
+          <w:color w:val="000000" w:themeColor="text1"/>
           <w:sz w:val="32"/>
           <w:szCs w:val="32"/>
         </w:rPr>
@@ -2374,6 +2584,7 @@
       <w:r>
         <w:rPr>
           <w:rFonts w:ascii="TH SarabunPSK" w:hAnsi="TH SarabunPSK" w:cs="TH SarabunPSK" w:hint="cs"/>
+          <w:color w:val="000000" w:themeColor="text1"/>
           <w:sz w:val="32"/>
           <w:szCs w:val="32"/>
           <w:cs/>
@@ -2383,6 +2594,7 @@
       <w:r>
         <w:rPr>
           <w:rFonts w:ascii="TH SarabunPSK" w:hAnsi="TH SarabunPSK" w:cs="TH SarabunPSK" w:hint="cs"/>
+          <w:color w:val="000000" w:themeColor="text1"/>
           <w:sz w:val="32"/>
           <w:szCs w:val="32"/>
         </w:rPr>
@@ -2391,6 +2603,7 @@
       <w:r>
         <w:rPr>
           <w:rFonts w:ascii="TH SarabunPSK" w:hAnsi="TH SarabunPSK" w:cs="TH SarabunPSK" w:hint="cs"/>
+          <w:color w:val="000000" w:themeColor="text1"/>
           <w:sz w:val="32"/>
           <w:szCs w:val="32"/>
           <w:cs/>
@@ -2401,6 +2614,7 @@
       <w:r>
         <w:rPr>
           <w:rFonts w:ascii="TH SarabunPSK" w:hAnsi="TH SarabunPSK" w:cs="TH SarabunPSK" w:hint="cs"/>
+          <w:color w:val="000000" w:themeColor="text1"/>
           <w:sz w:val="32"/>
           <w:szCs w:val="32"/>
           <w:cs/>
@@ -2411,6 +2625,7 @@
       <w:r>
         <w:rPr>
           <w:rFonts w:ascii="TH SarabunPSK" w:hAnsi="TH SarabunPSK" w:cs="TH SarabunPSK" w:hint="cs"/>
+          <w:color w:val="000000" w:themeColor="text1"/>
           <w:sz w:val="32"/>
           <w:szCs w:val="32"/>
           <w:cs/>
@@ -2421,6 +2636,7 @@
       <w:r>
         <w:rPr>
           <w:rFonts w:ascii="TH SarabunPSK" w:hAnsi="TH SarabunPSK" w:cs="TH SarabunPSK" w:hint="cs"/>
+          <w:color w:val="000000" w:themeColor="text1"/>
           <w:sz w:val="32"/>
           <w:szCs w:val="32"/>
           <w:cs/>
@@ -2431,6 +2647,7 @@
       <w:r>
         <w:rPr>
           <w:rFonts w:ascii="TH SarabunPSK" w:hAnsi="TH SarabunPSK" w:cs="TH SarabunPSK" w:hint="cs"/>
+          <w:color w:val="000000" w:themeColor="text1"/>
           <w:sz w:val="32"/>
           <w:szCs w:val="32"/>
           <w:cs/>
@@ -2440,6 +2657,7 @@
       <w:r>
         <w:rPr>
           <w:rFonts w:ascii="TH SarabunPSK" w:hAnsi="TH SarabunPSK" w:cs="TH SarabunPSK" w:hint="cs"/>
+          <w:color w:val="000000" w:themeColor="text1"/>
           <w:sz w:val="32"/>
           <w:szCs w:val="32"/>
         </w:rPr>
@@ -2448,6 +2666,7 @@
       <w:r>
         <w:rPr>
           <w:rFonts w:ascii="TH SarabunPSK" w:hAnsi="TH SarabunPSK" w:cs="TH SarabunPSK" w:hint="cs"/>
+          <w:color w:val="000000" w:themeColor="text1"/>
           <w:sz w:val="32"/>
           <w:szCs w:val="32"/>
           <w:cs/>
@@ -2461,6 +2680,7 @@
         <w:spacing w:after="0" w:afterAutospacing="0"/>
         <w:rPr>
           <w:rFonts w:ascii="TH SarabunPSK" w:hAnsi="TH SarabunPSK" w:cs="TH SarabunPSK"/>
+          <w:color w:val="000000" w:themeColor="text1"/>
           <w:sz w:val="32"/>
           <w:szCs w:val="32"/>
         </w:rPr>
@@ -2472,6 +2692,7 @@
         <w:spacing w:after="0" w:afterAutospacing="0"/>
         <w:rPr>
           <w:rFonts w:ascii="TH SarabunPSK" w:hAnsi="TH SarabunPSK" w:cs="TH SarabunPSK"/>
+          <w:color w:val="000000" w:themeColor="text1"/>
           <w:sz w:val="32"/>
           <w:szCs w:val="32"/>
         </w:rPr>
@@ -2483,6 +2704,7 @@
         <w:spacing w:after="0" w:afterAutospacing="0"/>
         <w:rPr>
           <w:rFonts w:ascii="TH SarabunPSK" w:hAnsi="TH SarabunPSK" w:cs="TH SarabunPSK"/>
+          <w:color w:val="000000" w:themeColor="text1"/>
           <w:sz w:val="32"/>
           <w:szCs w:val="32"/>
         </w:rPr>
@@ -2492,6 +2714,7 @@
           <w:rFonts w:ascii="TH SarabunPSK" w:hAnsi="TH SarabunPSK" w:cs="TH SarabunPSK" w:hint="cs"/>
           <w:b/>
           <w:bCs/>
+          <w:color w:val="000000" w:themeColor="text1"/>
           <w:sz w:val="32"/>
           <w:szCs w:val="32"/>
         </w:rPr>
@@ -2503,6 +2726,7 @@
           <w:rFonts w:ascii="TH SarabunPSK" w:hAnsi="TH SarabunPSK" w:cs="TH SarabunPSK" w:hint="cs"/>
           <w:b/>
           <w:bCs/>
+          <w:color w:val="000000" w:themeColor="text1"/>
           <w:sz w:val="32"/>
           <w:szCs w:val="32"/>
           <w:cs/>
@@ -2514,6 +2738,7 @@
           <w:rFonts w:ascii="TH SarabunPSK" w:hAnsi="TH SarabunPSK" w:cs="TH SarabunPSK" w:hint="cs"/>
           <w:b/>
           <w:bCs/>
+          <w:color w:val="000000" w:themeColor="text1"/>
           <w:sz w:val="32"/>
           <w:szCs w:val="32"/>
         </w:rPr>
@@ -2522,6 +2747,7 @@
       <w:r>
         <w:rPr>
           <w:rFonts w:ascii="TH SarabunPSK" w:hAnsi="TH SarabunPSK" w:cs="TH SarabunPSK" w:hint="cs"/>
+          <w:color w:val="000000" w:themeColor="text1"/>
           <w:sz w:val="32"/>
           <w:szCs w:val="32"/>
         </w:rPr>
@@ -2530,6 +2756,7 @@
       <w:r>
         <w:rPr>
           <w:rFonts w:ascii="TH SarabunPSK" w:hAnsi="TH SarabunPSK" w:cs="TH SarabunPSK" w:hint="cs"/>
+          <w:color w:val="000000" w:themeColor="text1"/>
           <w:sz w:val="32"/>
           <w:szCs w:val="32"/>
           <w:cs/>
@@ -2543,6 +2770,7 @@
         <w:spacing w:after="0" w:afterAutospacing="0"/>
         <w:rPr>
           <w:rFonts w:ascii="TH SarabunPSK" w:hAnsi="TH SarabunPSK" w:cs="TH SarabunPSK"/>
+          <w:color w:val="000000" w:themeColor="text1"/>
           <w:sz w:val="32"/>
           <w:szCs w:val="32"/>
         </w:rPr>
@@ -2551,6 +2779,7 @@
         <w:rPr>
           <w:rFonts w:ascii="TH SarabunPSK" w:hAnsi="TH SarabunPSK" w:cs="TH SarabunPSK"/>
           <w:noProof/>
+          <w:color w:val="000000" w:themeColor="text1"/>
           <w:sz w:val="32"/>
           <w:szCs w:val="32"/>
         </w:rPr>
@@ -2600,7 +2829,8 @@
         </w:numPr>
         <w:spacing w:after="0" w:afterAutospacing="0"/>
         <w:rPr>
-          <w:rFonts w:ascii="TH SarabunPSK" w:hAnsi="TH SarabunPSK" w:cs="TH SarabunPSK" w:hint="cs"/>
+          <w:rFonts w:ascii="TH SarabunPSK" w:hAnsi="TH SarabunPSK" w:cs="TH SarabunPSK"/>
+          <w:color w:val="000000" w:themeColor="text1"/>
           <w:sz w:val="32"/>
           <w:szCs w:val="32"/>
         </w:rPr>
@@ -2610,6 +2840,7 @@
           <w:rFonts w:ascii="TH SarabunPSK" w:hAnsi="TH SarabunPSK" w:cs="TH SarabunPSK" w:hint="cs"/>
           <w:b/>
           <w:bCs/>
+          <w:color w:val="000000" w:themeColor="text1"/>
           <w:sz w:val="32"/>
           <w:szCs w:val="32"/>
           <w:cs/>
@@ -2621,6 +2852,7 @@
           <w:rFonts w:ascii="TH SarabunPSK" w:hAnsi="TH SarabunPSK" w:cs="TH SarabunPSK" w:hint="cs"/>
           <w:b/>
           <w:bCs/>
+          <w:color w:val="000000" w:themeColor="text1"/>
           <w:sz w:val="32"/>
           <w:szCs w:val="32"/>
         </w:rPr>
@@ -2629,6 +2861,7 @@
       <w:r>
         <w:rPr>
           <w:rFonts w:ascii="TH SarabunPSK" w:hAnsi="TH SarabunPSK" w:cs="TH SarabunPSK" w:hint="cs"/>
+          <w:color w:val="000000" w:themeColor="text1"/>
           <w:sz w:val="32"/>
           <w:szCs w:val="32"/>
         </w:rPr>
@@ -2637,6 +2870,7 @@
       <w:r>
         <w:rPr>
           <w:rFonts w:ascii="TH SarabunPSK" w:hAnsi="TH SarabunPSK" w:cs="TH SarabunPSK" w:hint="cs"/>
+          <w:color w:val="000000" w:themeColor="text1"/>
           <w:sz w:val="32"/>
           <w:szCs w:val="32"/>
           <w:cs/>
@@ -2646,6 +2880,7 @@
       <w:r>
         <w:rPr>
           <w:rFonts w:ascii="TH SarabunPSK" w:hAnsi="TH SarabunPSK" w:cs="TH SarabunPSK" w:hint="cs"/>
+          <w:color w:val="000000" w:themeColor="text1"/>
           <w:sz w:val="32"/>
           <w:szCs w:val="32"/>
         </w:rPr>
@@ -2654,6 +2889,7 @@
       <w:r>
         <w:rPr>
           <w:rFonts w:ascii="TH SarabunPSK" w:hAnsi="TH SarabunPSK" w:cs="TH SarabunPSK" w:hint="cs"/>
+          <w:color w:val="000000" w:themeColor="text1"/>
           <w:sz w:val="32"/>
           <w:szCs w:val="32"/>
           <w:cs/>
@@ -2670,7 +2906,8 @@
         </w:numPr>
         <w:spacing w:after="0" w:afterAutospacing="0"/>
         <w:rPr>
-          <w:rFonts w:ascii="TH SarabunPSK" w:hAnsi="TH SarabunPSK" w:cs="TH SarabunPSK" w:hint="cs"/>
+          <w:rFonts w:ascii="TH SarabunPSK" w:hAnsi="TH SarabunPSK" w:cs="TH SarabunPSK"/>
+          <w:color w:val="000000" w:themeColor="text1"/>
           <w:sz w:val="32"/>
           <w:szCs w:val="32"/>
         </w:rPr>
@@ -2680,6 +2917,7 @@
           <w:rFonts w:ascii="TH SarabunPSK" w:hAnsi="TH SarabunPSK" w:cs="TH SarabunPSK" w:hint="cs"/>
           <w:b/>
           <w:bCs/>
+          <w:color w:val="000000" w:themeColor="text1"/>
           <w:sz w:val="32"/>
           <w:szCs w:val="32"/>
           <w:cs/>
@@ -2691,6 +2929,7 @@
           <w:rFonts w:ascii="TH SarabunPSK" w:hAnsi="TH SarabunPSK" w:cs="TH SarabunPSK" w:hint="cs"/>
           <w:b/>
           <w:bCs/>
+          <w:color w:val="000000" w:themeColor="text1"/>
           <w:sz w:val="32"/>
           <w:szCs w:val="32"/>
         </w:rPr>
@@ -2699,6 +2938,7 @@
       <w:r>
         <w:rPr>
           <w:rFonts w:ascii="TH SarabunPSK" w:hAnsi="TH SarabunPSK" w:cs="TH SarabunPSK" w:hint="cs"/>
+          <w:color w:val="000000" w:themeColor="text1"/>
           <w:sz w:val="32"/>
           <w:szCs w:val="32"/>
         </w:rPr>
@@ -2707,6 +2947,7 @@
       <w:r>
         <w:rPr>
           <w:rFonts w:ascii="TH SarabunPSK" w:hAnsi="TH SarabunPSK" w:cs="TH SarabunPSK" w:hint="cs"/>
+          <w:color w:val="000000" w:themeColor="text1"/>
           <w:sz w:val="32"/>
           <w:szCs w:val="32"/>
           <w:cs/>
@@ -2716,6 +2957,7 @@
       <w:r>
         <w:rPr>
           <w:rFonts w:ascii="TH SarabunPSK" w:hAnsi="TH SarabunPSK" w:cs="TH SarabunPSK" w:hint="cs"/>
+          <w:color w:val="000000" w:themeColor="text1"/>
           <w:sz w:val="32"/>
           <w:szCs w:val="32"/>
         </w:rPr>
@@ -2728,6 +2970,7 @@
         <w:spacing w:after="0" w:afterAutospacing="0"/>
         <w:rPr>
           <w:rFonts w:ascii="TH SarabunPSK" w:hAnsi="TH SarabunPSK" w:cs="TH SarabunPSK"/>
+          <w:color w:val="000000" w:themeColor="text1"/>
           <w:sz w:val="32"/>
           <w:szCs w:val="32"/>
         </w:rPr>
@@ -2737,6 +2980,7 @@
           <w:rFonts w:ascii="TH SarabunPSK" w:hAnsi="TH SarabunPSK" w:cs="TH SarabunPSK" w:hint="cs"/>
           <w:b/>
           <w:bCs/>
+          <w:color w:val="000000" w:themeColor="text1"/>
           <w:sz w:val="32"/>
           <w:szCs w:val="32"/>
         </w:rPr>
@@ -2747,6 +2991,7 @@
           <w:rFonts w:ascii="TH SarabunPSK" w:hAnsi="TH SarabunPSK" w:cs="TH SarabunPSK" w:hint="cs"/>
           <w:b/>
           <w:bCs/>
+          <w:color w:val="000000" w:themeColor="text1"/>
           <w:sz w:val="32"/>
           <w:szCs w:val="32"/>
           <w:cs/>
@@ -2758,6 +3003,7 @@
           <w:rFonts w:ascii="TH SarabunPSK" w:hAnsi="TH SarabunPSK" w:cs="TH SarabunPSK" w:hint="cs"/>
           <w:b/>
           <w:bCs/>
+          <w:color w:val="000000" w:themeColor="text1"/>
           <w:sz w:val="32"/>
           <w:szCs w:val="32"/>
         </w:rPr>
@@ -2768,6 +3014,7 @@
           <w:rFonts w:ascii="TH SarabunPSK" w:hAnsi="TH SarabunPSK" w:cs="TH SarabunPSK" w:hint="cs"/>
           <w:b/>
           <w:bCs/>
+          <w:color w:val="000000" w:themeColor="text1"/>
           <w:sz w:val="32"/>
           <w:szCs w:val="32"/>
           <w:cs/>
@@ -2779,6 +3026,7 @@
           <w:rFonts w:ascii="TH SarabunPSK" w:hAnsi="TH SarabunPSK" w:cs="TH SarabunPSK" w:hint="cs"/>
           <w:b/>
           <w:bCs/>
+          <w:color w:val="000000" w:themeColor="text1"/>
           <w:sz w:val="32"/>
           <w:szCs w:val="32"/>
         </w:rPr>
@@ -2787,6 +3035,7 @@
       <w:r>
         <w:rPr>
           <w:rFonts w:ascii="TH SarabunPSK" w:hAnsi="TH SarabunPSK" w:cs="TH SarabunPSK" w:hint="cs"/>
+          <w:color w:val="000000" w:themeColor="text1"/>
           <w:sz w:val="32"/>
           <w:szCs w:val="32"/>
         </w:rPr>
@@ -2795,6 +3044,7 @@
       <w:r>
         <w:rPr>
           <w:rFonts w:ascii="TH SarabunPSK" w:hAnsi="TH SarabunPSK" w:cs="TH SarabunPSK" w:hint="cs"/>
+          <w:color w:val="000000" w:themeColor="text1"/>
           <w:sz w:val="32"/>
           <w:szCs w:val="32"/>
           <w:cs/>
@@ -2804,6 +3054,7 @@
       <w:r>
         <w:rPr>
           <w:rFonts w:ascii="TH SarabunPSK" w:hAnsi="TH SarabunPSK" w:cs="TH SarabunPSK" w:hint="cs"/>
+          <w:color w:val="000000" w:themeColor="text1"/>
           <w:sz w:val="32"/>
           <w:szCs w:val="32"/>
         </w:rPr>
@@ -2812,6 +3063,7 @@
       <w:r>
         <w:rPr>
           <w:rFonts w:ascii="TH SarabunPSK" w:hAnsi="TH SarabunPSK" w:cs="TH SarabunPSK" w:hint="cs"/>
+          <w:color w:val="000000" w:themeColor="text1"/>
           <w:sz w:val="32"/>
           <w:szCs w:val="32"/>
           <w:cs/>
@@ -2821,6 +3073,7 @@
       <w:r>
         <w:rPr>
           <w:rFonts w:ascii="TH SarabunPSK" w:hAnsi="TH SarabunPSK" w:cs="TH SarabunPSK" w:hint="cs"/>
+          <w:color w:val="000000" w:themeColor="text1"/>
           <w:sz w:val="32"/>
           <w:szCs w:val="32"/>
         </w:rPr>
@@ -2829,6 +3082,7 @@
       <w:r>
         <w:rPr>
           <w:rFonts w:ascii="TH SarabunPSK" w:hAnsi="TH SarabunPSK" w:cs="TH SarabunPSK" w:hint="cs"/>
+          <w:color w:val="000000" w:themeColor="text1"/>
           <w:sz w:val="32"/>
           <w:szCs w:val="32"/>
           <w:cs/>
@@ -2842,6 +3096,7 @@
         <w:spacing w:after="0" w:afterAutospacing="0"/>
         <w:rPr>
           <w:rFonts w:ascii="TH SarabunPSK" w:hAnsi="TH SarabunPSK" w:cs="TH SarabunPSK"/>
+          <w:color w:val="000000" w:themeColor="text1"/>
           <w:sz w:val="32"/>
           <w:szCs w:val="32"/>
         </w:rPr>
@@ -2850,6 +3105,7 @@
         <w:rPr>
           <w:rFonts w:ascii="TH SarabunPSK" w:hAnsi="TH SarabunPSK" w:cs="TH SarabunPSK"/>
           <w:noProof/>
+          <w:color w:val="000000" w:themeColor="text1"/>
           <w:sz w:val="32"/>
           <w:szCs w:val="32"/>
         </w:rPr>
@@ -2899,14 +3155,16 @@
         </w:numPr>
         <w:spacing w:after="0" w:afterAutospacing="0"/>
         <w:rPr>
-          <w:rFonts w:ascii="TH SarabunPSK" w:hAnsi="TH SarabunPSK" w:cs="TH SarabunPSK" w:hint="cs"/>
-          <w:sz w:val="32"/>
-          <w:szCs w:val="32"/>
-        </w:rPr>
-      </w:pPr>
-      <w:r>
-        <w:rPr>
-          <w:rFonts w:ascii="TH SarabunPSK" w:hAnsi="TH SarabunPSK" w:cs="TH SarabunPSK" w:hint="cs"/>
+          <w:rFonts w:ascii="TH SarabunPSK" w:hAnsi="TH SarabunPSK" w:cs="TH SarabunPSK"/>
+          <w:color w:val="000000" w:themeColor="text1"/>
+          <w:sz w:val="32"/>
+          <w:szCs w:val="32"/>
+        </w:rPr>
+      </w:pPr>
+      <w:r>
+        <w:rPr>
+          <w:rFonts w:ascii="TH SarabunPSK" w:hAnsi="TH SarabunPSK" w:cs="TH SarabunPSK" w:hint="cs"/>
+          <w:color w:val="000000" w:themeColor="text1"/>
           <w:sz w:val="32"/>
           <w:szCs w:val="32"/>
           <w:cs/>
@@ -2923,14 +3181,16 @@
         </w:numPr>
         <w:spacing w:after="0" w:afterAutospacing="0"/>
         <w:rPr>
-          <w:rFonts w:ascii="TH SarabunPSK" w:hAnsi="TH SarabunPSK" w:cs="TH SarabunPSK" w:hint="cs"/>
-          <w:sz w:val="32"/>
-          <w:szCs w:val="32"/>
-        </w:rPr>
-      </w:pPr>
-      <w:r>
-        <w:rPr>
-          <w:rFonts w:ascii="TH SarabunPSK" w:hAnsi="TH SarabunPSK" w:cs="TH SarabunPSK" w:hint="cs"/>
+          <w:rFonts w:ascii="TH SarabunPSK" w:hAnsi="TH SarabunPSK" w:cs="TH SarabunPSK"/>
+          <w:color w:val="000000" w:themeColor="text1"/>
+          <w:sz w:val="32"/>
+          <w:szCs w:val="32"/>
+        </w:rPr>
+      </w:pPr>
+      <w:r>
+        <w:rPr>
+          <w:rFonts w:ascii="TH SarabunPSK" w:hAnsi="TH SarabunPSK" w:cs="TH SarabunPSK" w:hint="cs"/>
+          <w:color w:val="000000" w:themeColor="text1"/>
           <w:sz w:val="32"/>
           <w:szCs w:val="32"/>
           <w:cs/>
@@ -2941,6 +3201,7 @@
       <w:r>
         <w:rPr>
           <w:rFonts w:ascii="TH SarabunPSK" w:hAnsi="TH SarabunPSK" w:cs="TH SarabunPSK" w:hint="cs"/>
+          <w:color w:val="000000" w:themeColor="text1"/>
           <w:sz w:val="32"/>
           <w:szCs w:val="32"/>
         </w:rPr>
@@ -2949,6 +3210,7 @@
       <w:r>
         <w:rPr>
           <w:rFonts w:ascii="TH SarabunPSK" w:hAnsi="TH SarabunPSK" w:cs="TH SarabunPSK" w:hint="cs"/>
+          <w:color w:val="000000" w:themeColor="text1"/>
           <w:sz w:val="32"/>
           <w:szCs w:val="32"/>
           <w:cs/>
@@ -2958,6 +3220,7 @@
       <w:r>
         <w:rPr>
           <w:rFonts w:ascii="TH SarabunPSK" w:hAnsi="TH SarabunPSK" w:cs="TH SarabunPSK" w:hint="cs"/>
+          <w:color w:val="000000" w:themeColor="text1"/>
           <w:sz w:val="32"/>
           <w:szCs w:val="32"/>
         </w:rPr>
@@ -2966,6 +3229,7 @@
       <w:r>
         <w:rPr>
           <w:rFonts w:ascii="TH SarabunPSK" w:hAnsi="TH SarabunPSK" w:cs="TH SarabunPSK" w:hint="cs"/>
+          <w:color w:val="000000" w:themeColor="text1"/>
           <w:sz w:val="32"/>
           <w:szCs w:val="32"/>
           <w:cs/>
@@ -2975,6 +3239,7 @@
       <w:r>
         <w:rPr>
           <w:rFonts w:ascii="TH SarabunPSK" w:hAnsi="TH SarabunPSK" w:cs="TH SarabunPSK" w:hint="cs"/>
+          <w:color w:val="000000" w:themeColor="text1"/>
           <w:sz w:val="32"/>
           <w:szCs w:val="32"/>
         </w:rPr>
@@ -2983,6 +3248,7 @@
       <w:r>
         <w:rPr>
           <w:rFonts w:ascii="TH SarabunPSK" w:hAnsi="TH SarabunPSK" w:cs="TH SarabunPSK" w:hint="cs"/>
+          <w:color w:val="000000" w:themeColor="text1"/>
           <w:sz w:val="32"/>
           <w:szCs w:val="32"/>
           <w:cs/>
@@ -3000,13 +3266,15 @@
         <w:spacing w:after="0" w:afterAutospacing="0"/>
         <w:rPr>
           <w:rFonts w:ascii="TH SarabunPSK" w:hAnsi="TH SarabunPSK" w:cs="TH SarabunPSK"/>
-          <w:sz w:val="32"/>
-          <w:szCs w:val="32"/>
-        </w:rPr>
-      </w:pPr>
-      <w:r>
-        <w:rPr>
-          <w:rFonts w:ascii="TH SarabunPSK" w:hAnsi="TH SarabunPSK" w:cs="TH SarabunPSK" w:hint="cs"/>
+          <w:color w:val="000000" w:themeColor="text1"/>
+          <w:sz w:val="32"/>
+          <w:szCs w:val="32"/>
+        </w:rPr>
+      </w:pPr>
+      <w:r>
+        <w:rPr>
+          <w:rFonts w:ascii="TH SarabunPSK" w:hAnsi="TH SarabunPSK" w:cs="TH SarabunPSK" w:hint="cs"/>
+          <w:color w:val="000000" w:themeColor="text1"/>
           <w:sz w:val="32"/>
           <w:szCs w:val="32"/>
           <w:cs/>
@@ -3016,6 +3284,7 @@
       <w:r>
         <w:rPr>
           <w:rFonts w:ascii="TH SarabunPSK" w:hAnsi="TH SarabunPSK" w:cs="TH SarabunPSK" w:hint="cs"/>
+          <w:color w:val="000000" w:themeColor="text1"/>
           <w:sz w:val="32"/>
           <w:szCs w:val="32"/>
         </w:rPr>
@@ -3024,6 +3293,7 @@
       <w:r>
         <w:rPr>
           <w:rFonts w:ascii="TH SarabunPSK" w:hAnsi="TH SarabunPSK" w:cs="TH SarabunPSK" w:hint="cs"/>
+          <w:color w:val="000000" w:themeColor="text1"/>
           <w:sz w:val="32"/>
           <w:szCs w:val="32"/>
           <w:cs/>
@@ -3033,6 +3303,7 @@
       <w:r>
         <w:rPr>
           <w:rFonts w:ascii="TH SarabunPSK" w:hAnsi="TH SarabunPSK" w:cs="TH SarabunPSK" w:hint="cs"/>
+          <w:color w:val="000000" w:themeColor="text1"/>
           <w:sz w:val="32"/>
           <w:szCs w:val="32"/>
         </w:rPr>
@@ -3041,6 +3312,7 @@
       <w:r>
         <w:rPr>
           <w:rFonts w:ascii="TH SarabunPSK" w:hAnsi="TH SarabunPSK" w:cs="TH SarabunPSK" w:hint="cs"/>
+          <w:color w:val="000000" w:themeColor="text1"/>
           <w:sz w:val="32"/>
           <w:szCs w:val="32"/>
           <w:cs/>
@@ -3050,6 +3322,7 @@
       <w:r>
         <w:rPr>
           <w:rFonts w:ascii="TH SarabunPSK" w:hAnsi="TH SarabunPSK" w:cs="TH SarabunPSK" w:hint="cs"/>
+          <w:color w:val="000000" w:themeColor="text1"/>
           <w:sz w:val="32"/>
           <w:szCs w:val="32"/>
         </w:rPr>
@@ -3058,6 +3331,7 @@
       <w:r>
         <w:rPr>
           <w:rFonts w:ascii="TH SarabunPSK" w:hAnsi="TH SarabunPSK" w:cs="TH SarabunPSK" w:hint="cs"/>
+          <w:color w:val="000000" w:themeColor="text1"/>
           <w:sz w:val="32"/>
           <w:szCs w:val="32"/>
           <w:cs/>
@@ -3070,7 +3344,8 @@
         <w:pStyle w:val="NormalWeb"/>
         <w:spacing w:after="0" w:afterAutospacing="0"/>
         <w:rPr>
-          <w:rFonts w:ascii="TH SarabunPSK" w:hAnsi="TH SarabunPSK" w:cs="TH SarabunPSK" w:hint="cs"/>
+          <w:rFonts w:ascii="TH SarabunPSK" w:hAnsi="TH SarabunPSK" w:cs="TH SarabunPSK"/>
+          <w:color w:val="000000" w:themeColor="text1"/>
           <w:sz w:val="32"/>
           <w:szCs w:val="32"/>
         </w:rPr>
@@ -3079,6 +3354,7 @@
         <w:rPr>
           <w:rFonts w:ascii="TH SarabunPSK" w:hAnsi="TH SarabunPSK" w:cs="TH SarabunPSK" w:hint="cs"/>
           <w:noProof/>
+          <w:color w:val="000000" w:themeColor="text1"/>
           <w:sz w:val="32"/>
           <w:szCs w:val="32"/>
         </w:rPr>
@@ -3124,7 +3400,8 @@
         <w:pStyle w:val="NormalWeb"/>
         <w:spacing w:after="0" w:afterAutospacing="0"/>
         <w:rPr>
-          <w:rFonts w:ascii="TH SarabunPSK" w:hAnsi="TH SarabunPSK" w:cs="TH SarabunPSK" w:hint="cs"/>
+          <w:rFonts w:ascii="TH SarabunPSK" w:hAnsi="TH SarabunPSK" w:cs="TH SarabunPSK"/>
+          <w:color w:val="000000" w:themeColor="text1"/>
           <w:sz w:val="32"/>
           <w:szCs w:val="32"/>
         </w:rPr>
@@ -3134,6 +3411,7 @@
           <w:rFonts w:ascii="TH SarabunPSK" w:hAnsi="TH SarabunPSK" w:cs="TH SarabunPSK" w:hint="cs"/>
           <w:b/>
           <w:bCs/>
+          <w:color w:val="000000" w:themeColor="text1"/>
           <w:sz w:val="32"/>
           <w:szCs w:val="32"/>
         </w:rPr>
@@ -3144,6 +3422,7 @@
           <w:rFonts w:ascii="TH SarabunPSK" w:hAnsi="TH SarabunPSK" w:cs="TH SarabunPSK" w:hint="cs"/>
           <w:b/>
           <w:bCs/>
+          <w:color w:val="000000" w:themeColor="text1"/>
           <w:sz w:val="32"/>
           <w:szCs w:val="32"/>
           <w:cs/>
@@ -3155,6 +3434,7 @@
           <w:rFonts w:ascii="TH SarabunPSK" w:hAnsi="TH SarabunPSK" w:cs="TH SarabunPSK" w:hint="cs"/>
           <w:b/>
           <w:bCs/>
+          <w:color w:val="000000" w:themeColor="text1"/>
           <w:sz w:val="32"/>
           <w:szCs w:val="32"/>
         </w:rPr>
@@ -3163,6 +3443,7 @@
       <w:r>
         <w:rPr>
           <w:rFonts w:ascii="TH SarabunPSK" w:hAnsi="TH SarabunPSK" w:cs="TH SarabunPSK" w:hint="cs"/>
+          <w:color w:val="000000" w:themeColor="text1"/>
           <w:sz w:val="32"/>
           <w:szCs w:val="32"/>
         </w:rPr>
@@ -3171,6 +3452,7 @@
       <w:r>
         <w:rPr>
           <w:rFonts w:ascii="TH SarabunPSK" w:hAnsi="TH SarabunPSK" w:cs="TH SarabunPSK" w:hint="cs"/>
+          <w:color w:val="000000" w:themeColor="text1"/>
           <w:sz w:val="32"/>
           <w:szCs w:val="32"/>
           <w:cs/>
@@ -3181,6 +3463,7 @@
       <w:r>
         <w:rPr>
           <w:rFonts w:ascii="TH SarabunPSK" w:hAnsi="TH SarabunPSK" w:cs="TH SarabunPSK" w:hint="cs"/>
+          <w:color w:val="000000" w:themeColor="text1"/>
           <w:sz w:val="32"/>
           <w:szCs w:val="32"/>
           <w:cs/>
@@ -3191,6 +3474,7 @@
       <w:r>
         <w:rPr>
           <w:rFonts w:ascii="TH SarabunPSK" w:hAnsi="TH SarabunPSK" w:cs="TH SarabunPSK" w:hint="cs"/>
+          <w:color w:val="000000" w:themeColor="text1"/>
           <w:sz w:val="32"/>
           <w:szCs w:val="32"/>
           <w:cs/>
@@ -3200,6 +3484,7 @@
       <w:r>
         <w:rPr>
           <w:rFonts w:ascii="TH SarabunPSK" w:hAnsi="TH SarabunPSK" w:cs="TH SarabunPSK" w:hint="cs"/>
+          <w:color w:val="000000" w:themeColor="text1"/>
           <w:sz w:val="32"/>
           <w:szCs w:val="32"/>
         </w:rPr>
@@ -3208,6 +3493,7 @@
       <w:r>
         <w:rPr>
           <w:rFonts w:ascii="TH SarabunPSK" w:hAnsi="TH SarabunPSK" w:cs="TH SarabunPSK" w:hint="cs"/>
+          <w:color w:val="000000" w:themeColor="text1"/>
           <w:sz w:val="32"/>
           <w:szCs w:val="32"/>
           <w:cs/>
@@ -3217,6 +3503,7 @@
       <w:r>
         <w:rPr>
           <w:rFonts w:ascii="TH SarabunPSK" w:hAnsi="TH SarabunPSK" w:cs="TH SarabunPSK" w:hint="cs"/>
+          <w:color w:val="000000" w:themeColor="text1"/>
           <w:sz w:val="32"/>
           <w:szCs w:val="32"/>
         </w:rPr>
@@ -3228,7 +3515,8 @@
         <w:spacing w:after="0"/>
         <w:jc w:val="center"/>
         <w:rPr>
-          <w:rFonts w:ascii="TH SarabunPSK" w:hAnsi="TH SarabunPSK" w:cs="TH SarabunPSK" w:hint="cs"/>
+          <w:rFonts w:ascii="TH SarabunPSK" w:hAnsi="TH SarabunPSK" w:cs="TH SarabunPSK"/>
+          <w:color w:val="000000" w:themeColor="text1"/>
           <w:sz w:val="32"/>
           <w:szCs w:val="32"/>
         </w:rPr>
@@ -3237,6 +3525,7 @@
         <w:rPr>
           <w:rFonts w:ascii="TH SarabunPSK" w:hAnsi="TH SarabunPSK" w:cs="TH SarabunPSK" w:hint="cs"/>
           <w:noProof/>
+          <w:color w:val="000000" w:themeColor="text1"/>
           <w:sz w:val="32"/>
           <w:szCs w:val="32"/>
         </w:rPr>
@@ -3280,6 +3569,7 @@
       <w:r>
         <w:rPr>
           <w:rFonts w:ascii="TH SarabunPSK" w:hAnsi="TH SarabunPSK" w:cs="TH SarabunPSK" w:hint="cs"/>
+          <w:color w:val="000000" w:themeColor="text1"/>
           <w:sz w:val="32"/>
           <w:szCs w:val="32"/>
         </w:rPr>
@@ -3288,12 +3578,4420 @@
       <w:r>
         <w:rPr>
           <w:rFonts w:ascii="TH SarabunPSK" w:hAnsi="TH SarabunPSK" w:cs="TH SarabunPSK" w:hint="cs"/>
+          <w:color w:val="000000" w:themeColor="text1"/>
           <w:sz w:val="32"/>
           <w:szCs w:val="32"/>
         </w:rPr>
         <w:br/>
         <w:t>MTB Cluster Web System - User Manual</w:t>
       </w:r>
+    </w:p>
+    <w:p>
+      <w:pPr>
+        <w:rPr>
+          <w:color w:val="000000" w:themeColor="text1"/>
+        </w:rPr>
+      </w:pPr>
+      <w:r>
+        <w:rPr>
+          <w:color w:val="000000" w:themeColor="text1"/>
+        </w:rPr>
+        <w:br w:type="page"/>
+      </w:r>
+    </w:p>
+    <w:p>
+      <w:pPr>
+        <w:pStyle w:val="Heading1"/>
+        <w:rPr>
+          <w:rFonts w:ascii="TH SarabunPSK" w:hAnsi="TH SarabunPSK" w:cs="TH SarabunPSK"/>
+          <w:color w:val="000000" w:themeColor="text1"/>
+          <w:sz w:val="32"/>
+          <w:szCs w:val="32"/>
+        </w:rPr>
+      </w:pPr>
+      <w:r>
+        <w:rPr>
+          <w:rFonts w:ascii="TH SarabunPSK" w:hAnsi="TH SarabunPSK" w:cs="TH SarabunPSK"/>
+          <w:color w:val="000000" w:themeColor="text1"/>
+          <w:sz w:val="32"/>
+          <w:szCs w:val="32"/>
+        </w:rPr>
+        <w:lastRenderedPageBreak/>
+        <w:t>ภาคผนวก: รายละเอียดทางเทคนิคของระบบ MTB Cluster Detection</w:t>
+      </w:r>
+    </w:p>
+    <w:p>
+      <w:pPr>
+        <w:rPr>
+          <w:rFonts w:ascii="TH SarabunPSK" w:hAnsi="TH SarabunPSK" w:cs="TH SarabunPSK"/>
+          <w:color w:val="000000" w:themeColor="text1"/>
+          <w:sz w:val="32"/>
+          <w:szCs w:val="32"/>
+        </w:rPr>
+      </w:pPr>
+      <w:r>
+        <w:rPr>
+          <w:rFonts w:ascii="TH SarabunPSK" w:hAnsi="TH SarabunPSK" w:cs="TH SarabunPSK"/>
+          <w:color w:val="000000" w:themeColor="text1"/>
+          <w:sz w:val="32"/>
+          <w:szCs w:val="32"/>
+        </w:rPr>
+        <w:t>เนื้อหาในส่วนนี้อธิบายรายละเอียดทางเทคนิคเพิ่มเติมของระบบ MTB Cluster Detection Web Application เพื่อให้ผู้ใช้งานและผู้ดูแลระบบเข้าใจการทำงานของระบบได้อย่างครบถ้วน โดยอ้างอิงจากซอร์สโค้ดและเอกสารขอบเขตงาน (TOR) ของโครงการ</w:t>
+      </w:r>
+    </w:p>
+    <w:p>
+      <w:pPr>
+        <w:pStyle w:val="Heading2"/>
+        <w:rPr>
+          <w:rFonts w:ascii="TH SarabunPSK" w:hAnsi="TH SarabunPSK" w:cs="TH SarabunPSK"/>
+          <w:color w:val="000000" w:themeColor="text1"/>
+          <w:sz w:val="32"/>
+          <w:szCs w:val="32"/>
+        </w:rPr>
+      </w:pPr>
+      <w:r>
+        <w:rPr>
+          <w:rFonts w:ascii="TH SarabunPSK" w:hAnsi="TH SarabunPSK" w:cs="TH SarabunPSK"/>
+          <w:color w:val="000000" w:themeColor="text1"/>
+          <w:sz w:val="32"/>
+          <w:szCs w:val="32"/>
+        </w:rPr>
+        <w:t>1. ฟังก์ชัน "Remember Me" (จดจำการเข้าสู่ระบบ)</w:t>
+      </w:r>
+    </w:p>
+    <w:p>
+      <w:pPr>
+        <w:rPr>
+          <w:rFonts w:ascii="TH SarabunPSK" w:hAnsi="TH SarabunPSK" w:cs="TH SarabunPSK"/>
+          <w:color w:val="000000" w:themeColor="text1"/>
+          <w:sz w:val="32"/>
+          <w:szCs w:val="32"/>
+        </w:rPr>
+      </w:pPr>
+      <w:r>
+        <w:rPr>
+          <w:rFonts w:ascii="TH SarabunPSK" w:hAnsi="TH SarabunPSK" w:cs="TH SarabunPSK"/>
+          <w:color w:val="000000" w:themeColor="text1"/>
+          <w:sz w:val="32"/>
+          <w:szCs w:val="32"/>
+        </w:rPr>
+        <w:t xml:space="preserve">ฟังก์ชัน "Remember Me" คือตัวเลือกบนหน้าเข้าสู่ระบบ (Login) </w:t>
+      </w:r>
+      <w:proofErr w:type="spellStart"/>
+      <w:r>
+        <w:rPr>
+          <w:rFonts w:ascii="TH SarabunPSK" w:hAnsi="TH SarabunPSK" w:cs="TH SarabunPSK"/>
+          <w:color w:val="000000" w:themeColor="text1"/>
+          <w:sz w:val="32"/>
+          <w:szCs w:val="32"/>
+        </w:rPr>
+        <w:t>ที่ช่วยให้ผู้ใช้งาน</w:t>
+      </w:r>
+      <w:proofErr w:type="spellEnd"/>
+      <w:r>
+        <w:rPr>
+          <w:rFonts w:ascii="TH SarabunPSK" w:hAnsi="TH SarabunPSK" w:cs="TH SarabunPSK" w:hint="cs"/>
+          <w:color w:val="000000" w:themeColor="text1"/>
+          <w:sz w:val="32"/>
+          <w:szCs w:val="32"/>
+          <w:cs/>
+          <w:lang w:bidi="th-TH"/>
+        </w:rPr>
+        <w:t>ไม่ต้อง</w:t>
+      </w:r>
+      <w:r>
+        <w:rPr>
+          <w:rFonts w:ascii="TH SarabunPSK" w:hAnsi="TH SarabunPSK" w:cs="TH SarabunPSK" w:hint="cs"/>
+          <w:color w:val="000000" w:themeColor="text1"/>
+          <w:sz w:val="32"/>
+          <w:szCs w:val="32"/>
+          <w:cs/>
+          <w:lang w:bidi="th-TH"/>
+        </w:rPr>
+        <w:t>ล็อกอินใหม่</w:t>
+      </w:r>
+      <w:proofErr w:type="spellStart"/>
+      <w:r>
+        <w:rPr>
+          <w:rFonts w:ascii="TH SarabunPSK" w:hAnsi="TH SarabunPSK" w:cs="TH SarabunPSK"/>
+          <w:color w:val="000000" w:themeColor="text1"/>
+          <w:sz w:val="32"/>
+          <w:szCs w:val="32"/>
+        </w:rPr>
+        <w:t>ทุกครั้งที่เปิดเว็บไซต์</w:t>
+      </w:r>
+      <w:proofErr w:type="spellEnd"/>
+      <w:r>
+        <w:rPr>
+          <w:rFonts w:ascii="TH SarabunPSK" w:hAnsi="TH SarabunPSK" w:cs="TH SarabunPSK"/>
+          <w:color w:val="000000" w:themeColor="text1"/>
+          <w:sz w:val="32"/>
+          <w:szCs w:val="32"/>
+        </w:rPr>
+        <w:t xml:space="preserve"> </w:t>
+      </w:r>
+      <w:proofErr w:type="spellStart"/>
+      <w:r>
+        <w:rPr>
+          <w:rFonts w:ascii="TH SarabunPSK" w:hAnsi="TH SarabunPSK" w:cs="TH SarabunPSK"/>
+          <w:color w:val="000000" w:themeColor="text1"/>
+          <w:sz w:val="32"/>
+          <w:szCs w:val="32"/>
+        </w:rPr>
+        <w:t>โดยระบบจะขยายระยะเวลาการใช้งาน</w:t>
+      </w:r>
+      <w:proofErr w:type="spellEnd"/>
+      <w:r>
+        <w:rPr>
+          <w:rFonts w:ascii="TH SarabunPSK" w:hAnsi="TH SarabunPSK" w:cs="TH SarabunPSK"/>
+          <w:color w:val="000000" w:themeColor="text1"/>
+          <w:sz w:val="32"/>
+          <w:szCs w:val="32"/>
+        </w:rPr>
+        <w:t xml:space="preserve"> (Session) </w:t>
+      </w:r>
+      <w:proofErr w:type="spellStart"/>
+      <w:r>
+        <w:rPr>
+          <w:rFonts w:ascii="TH SarabunPSK" w:hAnsi="TH SarabunPSK" w:cs="TH SarabunPSK"/>
+          <w:color w:val="000000" w:themeColor="text1"/>
+          <w:sz w:val="32"/>
+          <w:szCs w:val="32"/>
+        </w:rPr>
+        <w:t>ออกไปให้ยาวนานขึ้น</w:t>
+      </w:r>
+      <w:proofErr w:type="spellEnd"/>
+    </w:p>
+    <w:p>
+      <w:pPr>
+        <w:pStyle w:val="Heading3"/>
+        <w:rPr>
+          <w:rFonts w:ascii="TH SarabunPSK" w:hAnsi="TH SarabunPSK" w:cs="TH SarabunPSK"/>
+          <w:color w:val="000000" w:themeColor="text1"/>
+          <w:sz w:val="32"/>
+          <w:szCs w:val="32"/>
+        </w:rPr>
+      </w:pPr>
+      <w:r>
+        <w:rPr>
+          <w:rFonts w:ascii="TH SarabunPSK" w:hAnsi="TH SarabunPSK" w:cs="TH SarabunPSK"/>
+          <w:color w:val="000000" w:themeColor="text1"/>
+          <w:sz w:val="32"/>
+          <w:szCs w:val="32"/>
+        </w:rPr>
+        <w:t>หลักการทำงาน</w:t>
+      </w:r>
+    </w:p>
+    <w:p>
+      <w:pPr>
+        <w:rPr>
+          <w:rFonts w:ascii="TH SarabunPSK" w:hAnsi="TH SarabunPSK" w:cs="TH SarabunPSK"/>
+          <w:color w:val="000000" w:themeColor="text1"/>
+          <w:sz w:val="32"/>
+          <w:szCs w:val="32"/>
+        </w:rPr>
+      </w:pPr>
+      <w:r>
+        <w:rPr>
+          <w:rFonts w:ascii="TH SarabunPSK" w:hAnsi="TH SarabunPSK" w:cs="TH SarabunPSK"/>
+          <w:color w:val="000000" w:themeColor="text1"/>
+          <w:sz w:val="32"/>
+          <w:szCs w:val="32"/>
+        </w:rPr>
+        <w:t>เมื่อผู้ใช้งานเข้าสู่ระบบสำเร็จ ระบบจะสร้าง Token สำหรับยืนยันตัวตน (JWT — JSON Web Token) ซึ่งเปรียบเสมือน "บัตรผ่าน" ที่มีอายุการใช้งานจำกัด โดย</w:t>
+      </w:r>
+      <w:proofErr w:type="spellStart"/>
+      <w:r>
+        <w:rPr>
+          <w:rFonts w:ascii="TH SarabunPSK" w:hAnsi="TH SarabunPSK" w:cs="TH SarabunPSK"/>
+          <w:color w:val="000000" w:themeColor="text1"/>
+          <w:sz w:val="32"/>
+          <w:szCs w:val="32"/>
+        </w:rPr>
+        <w:t>มีความแตกต่างดังนี้</w:t>
+      </w:r>
+      <w:proofErr w:type="spellEnd"/>
+    </w:p>
+    <w:p>
+      <w:pPr>
+        <w:pStyle w:val="ListBullet"/>
+        <w:rPr>
+          <w:rFonts w:ascii="TH SarabunPSK" w:hAnsi="TH SarabunPSK" w:cs="TH SarabunPSK"/>
+          <w:color w:val="000000" w:themeColor="text1"/>
+          <w:sz w:val="32"/>
+          <w:szCs w:val="32"/>
+        </w:rPr>
+      </w:pPr>
+      <w:r>
+        <w:rPr>
+          <w:rFonts w:ascii="TH SarabunPSK" w:hAnsi="TH SarabunPSK" w:cs="TH SarabunPSK"/>
+          <w:b/>
+          <w:color w:val="000000" w:themeColor="text1"/>
+          <w:sz w:val="32"/>
+          <w:szCs w:val="32"/>
+        </w:rPr>
+        <w:t xml:space="preserve">ไม่เลือก Remember Me: </w:t>
+      </w:r>
+      <w:r>
+        <w:rPr>
+          <w:rFonts w:ascii="TH SarabunPSK" w:hAnsi="TH SarabunPSK" w:cs="TH SarabunPSK"/>
+          <w:color w:val="000000" w:themeColor="text1"/>
+          <w:sz w:val="32"/>
+          <w:szCs w:val="32"/>
+        </w:rPr>
+        <w:t xml:space="preserve"> Token จะมีอายุการใช้งาน 1 วัน (24 ชั่วโมง) และถูกเก็บใน Session Storage ของเบราว์เซอร์ ซึ่งจะถูกลบทันทีเมื่อปิดแท็บหรือปิดเบราว์เซอร์ ผู้ใช้งานจะต้องเข้าสู่ระบบใหม่ทุกครั้ง</w:t>
+      </w:r>
+    </w:p>
+    <w:p>
+      <w:pPr>
+        <w:pStyle w:val="ListBullet"/>
+        <w:rPr>
+          <w:rFonts w:ascii="TH SarabunPSK" w:hAnsi="TH SarabunPSK" w:cs="TH SarabunPSK"/>
+          <w:color w:val="000000" w:themeColor="text1"/>
+          <w:sz w:val="32"/>
+          <w:szCs w:val="32"/>
+        </w:rPr>
+      </w:pPr>
+      <w:r>
+        <w:rPr>
+          <w:rFonts w:ascii="TH SarabunPSK" w:hAnsi="TH SarabunPSK" w:cs="TH SarabunPSK"/>
+          <w:b/>
+          <w:color w:val="000000" w:themeColor="text1"/>
+          <w:sz w:val="32"/>
+          <w:szCs w:val="32"/>
+        </w:rPr>
+        <w:t xml:space="preserve">เลือก Remember Me: </w:t>
+      </w:r>
+      <w:r>
+        <w:rPr>
+          <w:rFonts w:ascii="TH SarabunPSK" w:hAnsi="TH SarabunPSK" w:cs="TH SarabunPSK"/>
+          <w:color w:val="000000" w:themeColor="text1"/>
+          <w:sz w:val="32"/>
+          <w:szCs w:val="32"/>
+        </w:rPr>
+        <w:t xml:space="preserve"> Token จะมีอายุการใช้งาน 30 วัน และถูกเก็บใน Local Storage ของเบราว์เซอร์ ซึ่งจะคงอยู่แม้ปิดเบราว์เซอร์แล้วเปิดใหม่ ทำให้ผู้ใช้งานสามารถเข้าถึงระบบได้ต่อเนื่องโดยไม่ต้องเข้าสู่ระบบซ้ำภายใน 30 วัน</w:t>
+      </w:r>
+    </w:p>
+    <w:p>
+      <w:pPr>
+        <w:pStyle w:val="Heading3"/>
+        <w:rPr>
+          <w:rFonts w:ascii="TH SarabunPSK" w:hAnsi="TH SarabunPSK" w:cs="TH SarabunPSK"/>
+          <w:color w:val="000000" w:themeColor="text1"/>
+          <w:sz w:val="32"/>
+          <w:szCs w:val="32"/>
+        </w:rPr>
+      </w:pPr>
+      <w:r>
+        <w:rPr>
+          <w:rFonts w:ascii="TH SarabunPSK" w:hAnsi="TH SarabunPSK" w:cs="TH SarabunPSK"/>
+          <w:color w:val="000000" w:themeColor="text1"/>
+          <w:sz w:val="32"/>
+          <w:szCs w:val="32"/>
+        </w:rPr>
+        <w:t>คำแนะนำด้านความปลอดภัย</w:t>
+      </w:r>
+    </w:p>
+    <w:p>
+      <w:pPr>
+        <w:pStyle w:val="ListBullet"/>
+        <w:rPr>
+          <w:rFonts w:ascii="TH SarabunPSK" w:hAnsi="TH SarabunPSK" w:cs="TH SarabunPSK"/>
+          <w:color w:val="000000" w:themeColor="text1"/>
+          <w:sz w:val="32"/>
+          <w:szCs w:val="32"/>
+        </w:rPr>
+      </w:pPr>
+      <w:r>
+        <w:rPr>
+          <w:rFonts w:ascii="TH SarabunPSK" w:hAnsi="TH SarabunPSK" w:cs="TH SarabunPSK"/>
+          <w:color w:val="000000" w:themeColor="text1"/>
+          <w:sz w:val="32"/>
+          <w:szCs w:val="32"/>
+        </w:rPr>
+        <w:t>ไม่ควรเลือก "Remember Me" บนคอมพิวเตอร์สาธารณะหรือคอมพิวเตอร์ที่ใช้ร่วมกัน</w:t>
+      </w:r>
+    </w:p>
+    <w:p>
+      <w:pPr>
+        <w:pStyle w:val="ListBullet"/>
+        <w:rPr>
+          <w:rFonts w:ascii="TH SarabunPSK" w:hAnsi="TH SarabunPSK" w:cs="TH SarabunPSK"/>
+          <w:color w:val="000000" w:themeColor="text1"/>
+          <w:sz w:val="32"/>
+          <w:szCs w:val="32"/>
+        </w:rPr>
+      </w:pPr>
+      <w:r>
+        <w:rPr>
+          <w:rFonts w:ascii="TH SarabunPSK" w:hAnsi="TH SarabunPSK" w:cs="TH SarabunPSK"/>
+          <w:color w:val="000000" w:themeColor="text1"/>
+          <w:sz w:val="32"/>
+          <w:szCs w:val="32"/>
+        </w:rPr>
+        <w:t>หากสงสัยว่ามีผู้อื่นเข้าถึงบัญชีของท่าน ให้เปลี่ยนรหัสผ่านทันที ซึ่งจะทำให้ Token เดิมหมดอายุ</w:t>
+      </w:r>
+    </w:p>
+    <w:p>
+      <w:pPr>
+        <w:pStyle w:val="Heading2"/>
+        <w:rPr>
+          <w:rFonts w:ascii="TH SarabunPSK" w:hAnsi="TH SarabunPSK" w:cs="TH SarabunPSK"/>
+          <w:color w:val="000000" w:themeColor="text1"/>
+          <w:sz w:val="32"/>
+          <w:szCs w:val="32"/>
+        </w:rPr>
+      </w:pPr>
+      <w:r>
+        <w:rPr>
+          <w:rFonts w:ascii="TH SarabunPSK" w:hAnsi="TH SarabunPSK" w:cs="TH SarabunPSK"/>
+          <w:color w:val="000000" w:themeColor="text1"/>
+          <w:sz w:val="32"/>
+          <w:szCs w:val="32"/>
+        </w:rPr>
+        <w:t>2. นโยบายผู้ดูแลระบบ (Administrator) ควรมีเพียงหนึ่งบัญชี</w:t>
+      </w:r>
+    </w:p>
+    <w:p>
+      <w:pPr>
+        <w:rPr>
+          <w:rFonts w:ascii="TH SarabunPSK" w:hAnsi="TH SarabunPSK" w:cs="TH SarabunPSK"/>
+          <w:color w:val="000000" w:themeColor="text1"/>
+          <w:sz w:val="32"/>
+          <w:szCs w:val="32"/>
+        </w:rPr>
+      </w:pPr>
+      <w:r>
+        <w:rPr>
+          <w:rFonts w:ascii="TH SarabunPSK" w:hAnsi="TH SarabunPSK" w:cs="TH SarabunPSK"/>
+          <w:color w:val="000000" w:themeColor="text1"/>
+          <w:sz w:val="32"/>
+          <w:szCs w:val="32"/>
+        </w:rPr>
+        <w:t>ระบบ MTB Cluster Detection ออกแบบให้มีบัญชีผู้ดูแลระบบ (ADMIN) เพียงบัญชีเดียว ด้วยเหตุผล</w:t>
+      </w:r>
+      <w:proofErr w:type="spellStart"/>
+      <w:r>
+        <w:rPr>
+          <w:rFonts w:ascii="TH SarabunPSK" w:hAnsi="TH SarabunPSK" w:cs="TH SarabunPSK"/>
+          <w:color w:val="000000" w:themeColor="text1"/>
+          <w:sz w:val="32"/>
+          <w:szCs w:val="32"/>
+        </w:rPr>
+        <w:t>ด้านความปลอดภัย</w:t>
+      </w:r>
+      <w:proofErr w:type="spellEnd"/>
+      <w:r>
+        <w:rPr>
+          <w:rFonts w:ascii="TH SarabunPSK" w:hAnsi="TH SarabunPSK" w:cs="TH SarabunPSK"/>
+          <w:color w:val="000000" w:themeColor="text1"/>
+          <w:sz w:val="32"/>
+          <w:szCs w:val="32"/>
+        </w:rPr>
+        <w:t xml:space="preserve"> </w:t>
+      </w:r>
+      <w:proofErr w:type="spellStart"/>
+      <w:r>
+        <w:rPr>
+          <w:rFonts w:ascii="TH SarabunPSK" w:hAnsi="TH SarabunPSK" w:cs="TH SarabunPSK"/>
+          <w:color w:val="000000" w:themeColor="text1"/>
+          <w:sz w:val="32"/>
+          <w:szCs w:val="32"/>
+        </w:rPr>
+        <w:t>ดังนี้</w:t>
+      </w:r>
+      <w:proofErr w:type="spellEnd"/>
+    </w:p>
+    <w:p>
+      <w:pPr>
+        <w:pStyle w:val="Heading3"/>
+        <w:rPr>
+          <w:rFonts w:ascii="TH SarabunPSK" w:hAnsi="TH SarabunPSK" w:cs="TH SarabunPSK"/>
+          <w:color w:val="000000" w:themeColor="text1"/>
+          <w:sz w:val="32"/>
+          <w:szCs w:val="32"/>
+        </w:rPr>
+      </w:pPr>
+      <w:r>
+        <w:rPr>
+          <w:rFonts w:ascii="TH SarabunPSK" w:hAnsi="TH SarabunPSK" w:cs="TH SarabunPSK"/>
+          <w:color w:val="000000" w:themeColor="text1"/>
+          <w:sz w:val="32"/>
+          <w:szCs w:val="32"/>
+        </w:rPr>
+        <w:lastRenderedPageBreak/>
+        <w:t>2.1 หลักการแบ่งแยกสิทธิ์ขั้นต่ำ (Principle of Least Privilege)</w:t>
+      </w:r>
+    </w:p>
+    <w:p>
+      <w:pPr>
+        <w:rPr>
+          <w:rFonts w:ascii="TH SarabunPSK" w:hAnsi="TH SarabunPSK" w:cs="TH SarabunPSK"/>
+          <w:color w:val="000000" w:themeColor="text1"/>
+          <w:sz w:val="32"/>
+          <w:szCs w:val="32"/>
+        </w:rPr>
+      </w:pPr>
+      <w:r>
+        <w:rPr>
+          <w:rFonts w:ascii="TH SarabunPSK" w:hAnsi="TH SarabunPSK" w:cs="TH SarabunPSK"/>
+          <w:color w:val="000000" w:themeColor="text1"/>
+          <w:sz w:val="32"/>
+          <w:szCs w:val="32"/>
+        </w:rPr>
+        <w:t>ตามหลัก Principle of Least Privilege (PoLP) ซึ่งเป็นหลักการพื้นฐานของ Information Security ผู้ใช้งานแต่ละคนควรได้รับสิทธิ์เท่าที่จำเป็นต่อการปฏิบัติงานเท่านั้น การมี ADMIN หลายคนจะเพิ่มความเสี่ยงที่สิทธิ์ระดับสูงจะถูกใช้งานอย่างไม่เหมาะสม ระบบจึงกำหนดบทบาท (Role) เป็น 3 ระดับ ได้แก่ ADMIN, UPLOADER และ VIEWER เพื่อให้แต่ละบทบาทมีสิทธิ์เฉพาะงานของตน</w:t>
+      </w:r>
+    </w:p>
+    <w:p>
+      <w:pPr>
+        <w:pStyle w:val="Heading3"/>
+        <w:rPr>
+          <w:rFonts w:ascii="TH SarabunPSK" w:hAnsi="TH SarabunPSK" w:cs="TH SarabunPSK"/>
+          <w:color w:val="000000" w:themeColor="text1"/>
+          <w:sz w:val="32"/>
+          <w:szCs w:val="32"/>
+        </w:rPr>
+      </w:pPr>
+      <w:r>
+        <w:rPr>
+          <w:rFonts w:ascii="TH SarabunPSK" w:hAnsi="TH SarabunPSK" w:cs="TH SarabunPSK"/>
+          <w:color w:val="000000" w:themeColor="text1"/>
+          <w:sz w:val="32"/>
+          <w:szCs w:val="32"/>
+        </w:rPr>
+        <w:t>2.2 ความรับผิดชอบที่ตรวจสอบได้ (Single Point of Accountability)</w:t>
+      </w:r>
+    </w:p>
+    <w:p>
+      <w:pPr>
+        <w:rPr>
+          <w:rFonts w:ascii="TH SarabunPSK" w:hAnsi="TH SarabunPSK" w:cs="TH SarabunPSK"/>
+          <w:color w:val="000000" w:themeColor="text1"/>
+          <w:sz w:val="32"/>
+          <w:szCs w:val="32"/>
+        </w:rPr>
+      </w:pPr>
+      <w:r>
+        <w:rPr>
+          <w:rFonts w:ascii="TH SarabunPSK" w:hAnsi="TH SarabunPSK" w:cs="TH SarabunPSK"/>
+          <w:color w:val="000000" w:themeColor="text1"/>
+          <w:sz w:val="32"/>
+          <w:szCs w:val="32"/>
+        </w:rPr>
+        <w:t>เมื่อมี ADMIN เพียงคนเดียว การกระทำที่เกิดขึ้นในระดับ ADMIN (เช่น การสร้าง/ลบผู้ใช้ การเปลี่ยนสิทธิ์) สามารถตรวจสอบย้อนกลับได้อย่างชัดเจนว่าเป็นของบุคคลใด ผ่านระบบ Audit Log ที่บันทึกทุกกิจกรรม</w:t>
+      </w:r>
+    </w:p>
+    <w:p>
+      <w:pPr>
+        <w:pStyle w:val="Heading3"/>
+        <w:rPr>
+          <w:rFonts w:ascii="TH SarabunPSK" w:hAnsi="TH SarabunPSK" w:cs="TH SarabunPSK"/>
+          <w:color w:val="000000" w:themeColor="text1"/>
+          <w:sz w:val="32"/>
+          <w:szCs w:val="32"/>
+        </w:rPr>
+      </w:pPr>
+      <w:r>
+        <w:rPr>
+          <w:rFonts w:ascii="TH SarabunPSK" w:hAnsi="TH SarabunPSK" w:cs="TH SarabunPSK"/>
+          <w:color w:val="000000" w:themeColor="text1"/>
+          <w:sz w:val="32"/>
+          <w:szCs w:val="32"/>
+        </w:rPr>
+        <w:t>2.3 ลดพื้นผิวการโจมตี (Reduce Attack Surface)</w:t>
+      </w:r>
+    </w:p>
+    <w:p>
+      <w:pPr>
+        <w:rPr>
+          <w:rFonts w:ascii="TH SarabunPSK" w:hAnsi="TH SarabunPSK" w:cs="TH SarabunPSK"/>
+          <w:color w:val="000000" w:themeColor="text1"/>
+          <w:sz w:val="32"/>
+          <w:szCs w:val="32"/>
+          <w:lang w:bidi="th-TH"/>
+        </w:rPr>
+      </w:pPr>
+      <w:r>
+        <w:rPr>
+          <w:rFonts w:ascii="TH SarabunPSK" w:hAnsi="TH SarabunPSK" w:cs="TH SarabunPSK"/>
+          <w:color w:val="000000" w:themeColor="text1"/>
+          <w:sz w:val="32"/>
+          <w:szCs w:val="32"/>
+        </w:rPr>
+        <w:t>บัญชี ADMIN เป็นเป้าหมายหลักของการโจมตี (Attack Target) การมี ADMIN หลายบัญชีหมายถึงมีช่องทางการโจมตี (Attack Vector) มากขึ้น เช่น การเดารหัสผ่าน (Brute Force) หรือ Social Engineering ซึ่งหากบัญชี ADMIN ใดบัญชีหนึ่งถูกเจาะ ผู้โจมตีจะสามารถเข้าถึงและ</w:t>
+      </w:r>
+      <w:proofErr w:type="spellStart"/>
+      <w:r>
+        <w:rPr>
+          <w:rFonts w:ascii="TH SarabunPSK" w:hAnsi="TH SarabunPSK" w:cs="TH SarabunPSK"/>
+          <w:color w:val="000000" w:themeColor="text1"/>
+          <w:sz w:val="32"/>
+          <w:szCs w:val="32"/>
+        </w:rPr>
+        <w:t>ควบคุมระบบทั้งหมดได้</w:t>
+      </w:r>
+      <w:proofErr w:type="spellEnd"/>
+    </w:p>
+    <w:p>
+      <w:pPr>
+        <w:pStyle w:val="Heading3"/>
+        <w:rPr>
+          <w:rFonts w:ascii="TH SarabunPSK" w:hAnsi="TH SarabunPSK" w:cs="TH SarabunPSK"/>
+          <w:color w:val="000000" w:themeColor="text1"/>
+          <w:sz w:val="32"/>
+          <w:szCs w:val="32"/>
+        </w:rPr>
+      </w:pPr>
+      <w:r>
+        <w:rPr>
+          <w:rFonts w:ascii="TH SarabunPSK" w:hAnsi="TH SarabunPSK" w:cs="TH SarabunPSK"/>
+          <w:color w:val="000000" w:themeColor="text1"/>
+          <w:sz w:val="32"/>
+          <w:szCs w:val="32"/>
+        </w:rPr>
+        <w:t xml:space="preserve">2.4 </w:t>
+      </w:r>
+      <w:proofErr w:type="spellStart"/>
+      <w:r>
+        <w:rPr>
+          <w:rFonts w:ascii="TH SarabunPSK" w:hAnsi="TH SarabunPSK" w:cs="TH SarabunPSK"/>
+          <w:color w:val="000000" w:themeColor="text1"/>
+          <w:sz w:val="32"/>
+          <w:szCs w:val="32"/>
+        </w:rPr>
+        <w:t>การออกแบบในระบบ</w:t>
+      </w:r>
+      <w:proofErr w:type="spellEnd"/>
+    </w:p>
+    <w:p>
+      <w:pPr>
+        <w:rPr>
+          <w:rFonts w:ascii="TH SarabunPSK" w:hAnsi="TH SarabunPSK" w:cs="TH SarabunPSK"/>
+          <w:color w:val="000000" w:themeColor="text1"/>
+          <w:sz w:val="32"/>
+          <w:szCs w:val="32"/>
+        </w:rPr>
+      </w:pPr>
+      <w:r>
+        <w:rPr>
+          <w:rFonts w:ascii="TH SarabunPSK" w:hAnsi="TH SarabunPSK" w:cs="TH SarabunPSK"/>
+          <w:color w:val="000000" w:themeColor="text1"/>
+          <w:sz w:val="32"/>
+          <w:szCs w:val="32"/>
+        </w:rPr>
+        <w:t>ในระบบ MTB Cluster Detection ข้อจำกัดนี้ถูกบังคับใช้</w:t>
+      </w:r>
+      <w:proofErr w:type="spellStart"/>
+      <w:r>
+        <w:rPr>
+          <w:rFonts w:ascii="TH SarabunPSK" w:hAnsi="TH SarabunPSK" w:cs="TH SarabunPSK"/>
+          <w:color w:val="000000" w:themeColor="text1"/>
+          <w:sz w:val="32"/>
+          <w:szCs w:val="32"/>
+        </w:rPr>
+        <w:t>ผ่านกลไกหลายชั้น</w:t>
+      </w:r>
+      <w:proofErr w:type="spellEnd"/>
+    </w:p>
+    <w:p>
+      <w:pPr>
+        <w:pStyle w:val="ListBullet"/>
+        <w:rPr>
+          <w:rFonts w:ascii="TH SarabunPSK" w:hAnsi="TH SarabunPSK" w:cs="TH SarabunPSK"/>
+          <w:color w:val="000000" w:themeColor="text1"/>
+          <w:sz w:val="32"/>
+          <w:szCs w:val="32"/>
+        </w:rPr>
+      </w:pPr>
+      <w:proofErr w:type="spellStart"/>
+      <w:r>
+        <w:rPr>
+          <w:rFonts w:ascii="TH SarabunPSK" w:hAnsi="TH SarabunPSK" w:cs="TH SarabunPSK"/>
+          <w:color w:val="000000" w:themeColor="text1"/>
+          <w:sz w:val="32"/>
+          <w:szCs w:val="32"/>
+        </w:rPr>
+        <w:t>ตัวเลือกบทบาท</w:t>
+      </w:r>
+      <w:proofErr w:type="spellEnd"/>
+      <w:r>
+        <w:rPr>
+          <w:rFonts w:ascii="TH SarabunPSK" w:hAnsi="TH SarabunPSK" w:cs="TH SarabunPSK"/>
+          <w:color w:val="000000" w:themeColor="text1"/>
+          <w:sz w:val="32"/>
+          <w:szCs w:val="32"/>
+        </w:rPr>
+        <w:t xml:space="preserve"> ADMIN ถูกปิดการใช้งานในหน้า User Management ทำให้ไม่สามารถสร้างบัญชี ADMIN ใหม่ผ่าน GUI ได้</w:t>
+      </w:r>
+    </w:p>
+    <w:p>
+      <w:pPr>
+        <w:pStyle w:val="ListBullet"/>
+        <w:rPr>
+          <w:rFonts w:ascii="TH SarabunPSK" w:hAnsi="TH SarabunPSK" w:cs="TH SarabunPSK"/>
+          <w:color w:val="000000" w:themeColor="text1"/>
+          <w:sz w:val="32"/>
+          <w:szCs w:val="32"/>
+        </w:rPr>
+      </w:pPr>
+      <w:r>
+        <w:rPr>
+          <w:rFonts w:ascii="TH SarabunPSK" w:hAnsi="TH SarabunPSK" w:cs="TH SarabunPSK"/>
+          <w:color w:val="000000" w:themeColor="text1"/>
+          <w:sz w:val="32"/>
+          <w:szCs w:val="32"/>
+        </w:rPr>
+        <w:t>Middleware ตรวจสอบสิทธิ์ ADMIN (checkAdmin) จะปฏิเสธคำร้องขอทันทีหากผู้ใช้ไม่มีสถานะ ADMIN ในระบบ</w:t>
+      </w:r>
+    </w:p>
+    <w:p>
+      <w:pPr>
+        <w:pStyle w:val="Heading2"/>
+        <w:rPr>
+          <w:rFonts w:ascii="TH SarabunPSK" w:hAnsi="TH SarabunPSK" w:cs="TH SarabunPSK"/>
+          <w:color w:val="000000" w:themeColor="text1"/>
+          <w:sz w:val="32"/>
+          <w:szCs w:val="32"/>
+        </w:rPr>
+      </w:pPr>
+      <w:r>
+        <w:rPr>
+          <w:rFonts w:ascii="TH SarabunPSK" w:hAnsi="TH SarabunPSK" w:cs="TH SarabunPSK"/>
+          <w:color w:val="000000" w:themeColor="text1"/>
+          <w:sz w:val="32"/>
+          <w:szCs w:val="32"/>
+        </w:rPr>
+        <w:t>3. การลบข้อมูลผู้ใช้งาน (Soft Delete — การปิดใช้งานแทนการลบจริง)</w:t>
+      </w:r>
+    </w:p>
+    <w:p>
+      <w:pPr>
+        <w:rPr>
+          <w:rFonts w:ascii="TH SarabunPSK" w:hAnsi="TH SarabunPSK" w:cs="TH SarabunPSK"/>
+          <w:color w:val="000000" w:themeColor="text1"/>
+          <w:sz w:val="32"/>
+          <w:szCs w:val="32"/>
+        </w:rPr>
+      </w:pPr>
+      <w:r>
+        <w:rPr>
+          <w:rFonts w:ascii="TH SarabunPSK" w:hAnsi="TH SarabunPSK" w:cs="TH SarabunPSK"/>
+          <w:color w:val="000000" w:themeColor="text1"/>
+          <w:sz w:val="32"/>
+          <w:szCs w:val="32"/>
+        </w:rPr>
+        <w:t>เมื่อผู้ดูแลระบบทำการ "ลบ" ผู้ใช้งานในระบบ ข้อมูลของผู้ใช้คนนั้นจะไม่ถูกลบออกจากฐานข้อมูลจริง แต่ระบบจะเปลี่ยนสถานะ is_active จาก "Y" (ใช้งาน) เป็น "N" (ปิดใช้งาน) ซึ่งเรียกว่า Soft Delete</w:t>
+      </w:r>
+    </w:p>
+    <w:p>
+      <w:pPr>
+        <w:pStyle w:val="Heading3"/>
+        <w:rPr>
+          <w:rFonts w:ascii="TH SarabunPSK" w:hAnsi="TH SarabunPSK" w:cs="TH SarabunPSK"/>
+          <w:color w:val="000000" w:themeColor="text1"/>
+          <w:sz w:val="32"/>
+          <w:szCs w:val="32"/>
+        </w:rPr>
+      </w:pPr>
+      <w:r>
+        <w:rPr>
+          <w:rFonts w:ascii="TH SarabunPSK" w:hAnsi="TH SarabunPSK" w:cs="TH SarabunPSK"/>
+          <w:color w:val="000000" w:themeColor="text1"/>
+          <w:sz w:val="32"/>
+          <w:szCs w:val="32"/>
+        </w:rPr>
+        <w:lastRenderedPageBreak/>
+        <w:t>เหตุผลที่ใช้ Soft Delete แทนการลบจริง (Hard Delete)</w:t>
+      </w:r>
+    </w:p>
+    <w:p>
+      <w:pPr>
+        <w:pStyle w:val="ListBullet"/>
+        <w:rPr>
+          <w:rFonts w:ascii="TH SarabunPSK" w:hAnsi="TH SarabunPSK" w:cs="TH SarabunPSK"/>
+          <w:color w:val="000000" w:themeColor="text1"/>
+          <w:sz w:val="32"/>
+          <w:szCs w:val="32"/>
+        </w:rPr>
+      </w:pPr>
+      <w:r>
+        <w:rPr>
+          <w:rFonts w:ascii="TH SarabunPSK" w:hAnsi="TH SarabunPSK" w:cs="TH SarabunPSK"/>
+          <w:b/>
+          <w:color w:val="000000" w:themeColor="text1"/>
+          <w:sz w:val="32"/>
+          <w:szCs w:val="32"/>
+        </w:rPr>
+        <w:t xml:space="preserve">1. รักษาความสมบูรณ์ของข้อมูล (Data Integrity): </w:t>
+      </w:r>
+      <w:r>
+        <w:rPr>
+          <w:rFonts w:ascii="TH SarabunPSK" w:hAnsi="TH SarabunPSK" w:cs="TH SarabunPSK"/>
+          <w:color w:val="000000" w:themeColor="text1"/>
+          <w:sz w:val="32"/>
+          <w:szCs w:val="32"/>
+        </w:rPr>
+        <w:t xml:space="preserve"> ข้อมูลประวัติการใช้งานของผู้ใช้ (เช่น ประวัติการ Upload, ประวัติการ Run Pipeline, Audit Log) ยังคงเชื่อมโยงกับ User ID ในฐานข้อมูล หากลบผู้ใช้จริง ข้อมูลเหล่านี้จะสูญหายหรือกลายเป็นข้อมูลกำพร้า (Orphan Data) ไม่สามารถตรวจสอบย้อนกลับได้</w:t>
+      </w:r>
+    </w:p>
+    <w:p>
+      <w:pPr>
+        <w:pStyle w:val="ListBullet"/>
+        <w:rPr>
+          <w:rFonts w:ascii="TH SarabunPSK" w:hAnsi="TH SarabunPSK" w:cs="TH SarabunPSK"/>
+          <w:color w:val="000000" w:themeColor="text1"/>
+          <w:sz w:val="32"/>
+          <w:szCs w:val="32"/>
+        </w:rPr>
+      </w:pPr>
+      <w:r>
+        <w:rPr>
+          <w:rFonts w:ascii="TH SarabunPSK" w:hAnsi="TH SarabunPSK" w:cs="TH SarabunPSK"/>
+          <w:b/>
+          <w:color w:val="000000" w:themeColor="text1"/>
+          <w:sz w:val="32"/>
+          <w:szCs w:val="32"/>
+        </w:rPr>
+        <w:t xml:space="preserve">2. การตรวจสอบย้อนกลับ (Audit Trail): </w:t>
+      </w:r>
+      <w:r>
+        <w:rPr>
+          <w:rFonts w:ascii="TH SarabunPSK" w:hAnsi="TH SarabunPSK" w:cs="TH SarabunPSK"/>
+          <w:color w:val="000000" w:themeColor="text1"/>
+          <w:sz w:val="32"/>
+          <w:szCs w:val="32"/>
+        </w:rPr>
+        <w:t xml:space="preserve"> Audit Log ที่ผูกกับ user_id จะยังคงสามารถติดตามย้อนกลับไปยังผู้ใช้งานต้นทางได้ ซึ่งจำเป็นสำหรับการตรวจสอบความปลอดภัย (Security Audit)</w:t>
+      </w:r>
+    </w:p>
+    <w:p>
+      <w:pPr>
+        <w:pStyle w:val="ListBullet"/>
+        <w:rPr>
+          <w:rFonts w:ascii="TH SarabunPSK" w:hAnsi="TH SarabunPSK" w:cs="TH SarabunPSK"/>
+          <w:color w:val="000000" w:themeColor="text1"/>
+          <w:sz w:val="32"/>
+          <w:szCs w:val="32"/>
+        </w:rPr>
+      </w:pPr>
+      <w:r>
+        <w:rPr>
+          <w:rFonts w:ascii="TH SarabunPSK" w:hAnsi="TH SarabunPSK" w:cs="TH SarabunPSK"/>
+          <w:b/>
+          <w:color w:val="000000" w:themeColor="text1"/>
+          <w:sz w:val="32"/>
+          <w:szCs w:val="32"/>
+        </w:rPr>
+        <w:t xml:space="preserve">3. ป้องกันการลบผิดพลาดและกู้คืนได้ (Recoverability): </w:t>
+      </w:r>
+      <w:r>
+        <w:rPr>
+          <w:rFonts w:ascii="TH SarabunPSK" w:hAnsi="TH SarabunPSK" w:cs="TH SarabunPSK"/>
+          <w:color w:val="000000" w:themeColor="text1"/>
+          <w:sz w:val="32"/>
+          <w:szCs w:val="32"/>
+        </w:rPr>
+        <w:t xml:space="preserve"> หากลบผู้ใช้ผิดคน สามารถเปิดใช้งานกลับได้ทันที (เปลี่ยน is_active กลับเป็น "Y") โดยไม่สูญเสียข้อมูลใดๆ</w:t>
+      </w:r>
+    </w:p>
+    <w:p>
+      <w:pPr>
+        <w:pStyle w:val="ListBullet"/>
+        <w:rPr>
+          <w:rFonts w:ascii="TH SarabunPSK" w:hAnsi="TH SarabunPSK" w:cs="TH SarabunPSK"/>
+          <w:color w:val="000000" w:themeColor="text1"/>
+          <w:sz w:val="32"/>
+          <w:szCs w:val="32"/>
+        </w:rPr>
+      </w:pPr>
+      <w:r>
+        <w:rPr>
+          <w:rFonts w:ascii="TH SarabunPSK" w:hAnsi="TH SarabunPSK" w:cs="TH SarabunPSK"/>
+          <w:b/>
+          <w:color w:val="000000" w:themeColor="text1"/>
+          <w:sz w:val="32"/>
+          <w:szCs w:val="32"/>
+        </w:rPr>
+        <w:t xml:space="preserve">4. ข้อมูลผลลัพธ์การวิเคราะห์ไม่สูญหาย: </w:t>
+      </w:r>
+      <w:r>
+        <w:rPr>
+          <w:rFonts w:ascii="TH SarabunPSK" w:hAnsi="TH SarabunPSK" w:cs="TH SarabunPSK"/>
+          <w:color w:val="000000" w:themeColor="text1"/>
+          <w:sz w:val="32"/>
+          <w:szCs w:val="32"/>
+        </w:rPr>
+        <w:t xml:space="preserve"> ผู้ใช้ที่ถูก Deactivate จะไม่สามารถเข้าสู่ระบบได้ แต่ผลลัพธ์การวิเคราะห์ (Pipeline Results) ที่เกี่ยวข้องจะยังคงอยู่ใน File System เพื่อให้ ADMIN สามารถตรวจสอบได้</w:t>
+      </w:r>
+    </w:p>
+    <w:p>
+      <w:pPr>
+        <w:pStyle w:val="Heading2"/>
+        <w:rPr>
+          <w:rFonts w:ascii="TH SarabunPSK" w:hAnsi="TH SarabunPSK" w:cs="TH SarabunPSK"/>
+          <w:color w:val="000000" w:themeColor="text1"/>
+          <w:sz w:val="32"/>
+          <w:szCs w:val="32"/>
+        </w:rPr>
+      </w:pPr>
+      <w:r>
+        <w:rPr>
+          <w:rFonts w:ascii="TH SarabunPSK" w:hAnsi="TH SarabunPSK" w:cs="TH SarabunPSK"/>
+          <w:color w:val="000000" w:themeColor="text1"/>
+          <w:sz w:val="32"/>
+          <w:szCs w:val="32"/>
+        </w:rPr>
+        <w:t>4. การเข้ารหัสรหัสผ่าน (Password Hashing)</w:t>
+      </w:r>
+    </w:p>
+    <w:p>
+      <w:pPr>
+        <w:rPr>
+          <w:rFonts w:ascii="TH SarabunPSK" w:hAnsi="TH SarabunPSK" w:cs="TH SarabunPSK"/>
+          <w:color w:val="000000" w:themeColor="text1"/>
+          <w:sz w:val="32"/>
+          <w:szCs w:val="32"/>
+        </w:rPr>
+      </w:pPr>
+      <w:r>
+        <w:rPr>
+          <w:rFonts w:ascii="TH SarabunPSK" w:hAnsi="TH SarabunPSK" w:cs="TH SarabunPSK"/>
+          <w:color w:val="000000" w:themeColor="text1"/>
+          <w:sz w:val="32"/>
+          <w:szCs w:val="32"/>
+        </w:rPr>
+        <w:t>ระบบ MTB Cluster Detection ไม่ได้จัดเก็บรหัสผ่านของผู้ใช้งานในรูปแบบข้อความธรรมดา (Plain Text) แต่จะแปลงรหัสผ่านให้อยู่ในรูปแบบ Hash ก่อนจัดเก็บลงฐานข้อมูล</w:t>
+      </w:r>
+    </w:p>
+    <w:p>
+      <w:pPr>
+        <w:pStyle w:val="Heading3"/>
+        <w:rPr>
+          <w:rFonts w:ascii="TH SarabunPSK" w:hAnsi="TH SarabunPSK" w:cs="TH SarabunPSK"/>
+          <w:color w:val="000000" w:themeColor="text1"/>
+          <w:sz w:val="32"/>
+          <w:szCs w:val="32"/>
+        </w:rPr>
+      </w:pPr>
+      <w:r>
+        <w:rPr>
+          <w:rFonts w:ascii="TH SarabunPSK" w:hAnsi="TH SarabunPSK" w:cs="TH SarabunPSK"/>
+          <w:color w:val="000000" w:themeColor="text1"/>
+          <w:sz w:val="32"/>
+          <w:szCs w:val="32"/>
+        </w:rPr>
+        <w:t>4.1 Hash คืออะไร</w:t>
+      </w:r>
+    </w:p>
+    <w:p>
+      <w:pPr>
+        <w:rPr>
+          <w:rFonts w:ascii="TH SarabunPSK" w:hAnsi="TH SarabunPSK" w:cs="TH SarabunPSK"/>
+          <w:color w:val="000000" w:themeColor="text1"/>
+          <w:sz w:val="32"/>
+          <w:szCs w:val="32"/>
+        </w:rPr>
+      </w:pPr>
+      <w:r>
+        <w:rPr>
+          <w:rFonts w:ascii="TH SarabunPSK" w:hAnsi="TH SarabunPSK" w:cs="TH SarabunPSK"/>
+          <w:color w:val="000000" w:themeColor="text1"/>
+          <w:sz w:val="32"/>
+          <w:szCs w:val="32"/>
+        </w:rPr>
+        <w:t>Hash คือกระบวนการแปลงข้อมูล (ในที่นี้คือรหัสผ่าน) ให้เป็นค่าตัวอักษรขนาดคงที่ (Fixed-length String) ที่ไม่สามารถย้อนกลับเป็นรหัสผ่านเดิมได้ (One-Way Function) ตัวอย่างเช่น:</w:t>
+      </w:r>
+    </w:p>
+    <w:p>
+      <w:pPr>
+        <w:pStyle w:val="ListBullet"/>
+        <w:rPr>
+          <w:rFonts w:ascii="TH SarabunPSK" w:hAnsi="TH SarabunPSK" w:cs="TH SarabunPSK"/>
+          <w:color w:val="000000" w:themeColor="text1"/>
+          <w:sz w:val="32"/>
+          <w:szCs w:val="32"/>
+        </w:rPr>
+      </w:pPr>
+      <w:r>
+        <w:rPr>
+          <w:rFonts w:ascii="TH SarabunPSK" w:hAnsi="TH SarabunPSK" w:cs="TH SarabunPSK"/>
+          <w:color w:val="000000" w:themeColor="text1"/>
+          <w:sz w:val="32"/>
+          <w:szCs w:val="32"/>
+        </w:rPr>
+        <w:t xml:space="preserve">รหัสผ่าน "MyP@ss123" </w:t>
+      </w:r>
+      <w:r>
+        <w:rPr>
+          <w:rFonts w:ascii="Arial" w:hAnsi="Arial" w:cs="Arial"/>
+          <w:color w:val="000000" w:themeColor="text1"/>
+          <w:sz w:val="32"/>
+          <w:szCs w:val="32"/>
+        </w:rPr>
+        <w:t>→</w:t>
+      </w:r>
+      <w:r>
+        <w:rPr>
+          <w:rFonts w:ascii="TH SarabunPSK" w:hAnsi="TH SarabunPSK" w:cs="TH SarabunPSK"/>
+          <w:color w:val="000000" w:themeColor="text1"/>
+          <w:sz w:val="32"/>
+          <w:szCs w:val="32"/>
+        </w:rPr>
+        <w:t xml:space="preserve"> Hash: "e99a18c428cb38d5f260853678922e03"</w:t>
+      </w:r>
+    </w:p>
+    <w:p>
+      <w:pPr>
+        <w:pStyle w:val="ListBullet"/>
+        <w:rPr>
+          <w:rFonts w:ascii="TH SarabunPSK" w:hAnsi="TH SarabunPSK" w:cs="TH SarabunPSK"/>
+          <w:color w:val="000000" w:themeColor="text1"/>
+          <w:sz w:val="32"/>
+          <w:szCs w:val="32"/>
+        </w:rPr>
+      </w:pPr>
+      <w:r>
+        <w:rPr>
+          <w:rFonts w:ascii="TH SarabunPSK" w:hAnsi="TH SarabunPSK" w:cs="TH SarabunPSK"/>
+          <w:color w:val="000000" w:themeColor="text1"/>
+          <w:sz w:val="32"/>
+          <w:szCs w:val="32"/>
+        </w:rPr>
+        <w:t>แม้จะรู้ค่า Hash ก็ไม่สามารถถอดรหัสกลับเป็น "MyP@ss123" ได้</w:t>
+      </w:r>
+    </w:p>
+    <w:p>
+      <w:pPr>
+        <w:pStyle w:val="Heading3"/>
+        <w:rPr>
+          <w:rFonts w:ascii="TH SarabunPSK" w:hAnsi="TH SarabunPSK" w:cs="TH SarabunPSK"/>
+          <w:color w:val="000000" w:themeColor="text1"/>
+          <w:sz w:val="32"/>
+          <w:szCs w:val="32"/>
+        </w:rPr>
+      </w:pPr>
+      <w:r>
+        <w:rPr>
+          <w:rFonts w:ascii="TH SarabunPSK" w:hAnsi="TH SarabunPSK" w:cs="TH SarabunPSK"/>
+          <w:color w:val="000000" w:themeColor="text1"/>
+          <w:sz w:val="32"/>
+          <w:szCs w:val="32"/>
+        </w:rPr>
+        <w:t>4.2 ขั้นตอนการทำงาน</w:t>
+      </w:r>
+    </w:p>
+    <w:p>
+      <w:pPr>
+        <w:pStyle w:val="ListBullet"/>
+        <w:rPr>
+          <w:rFonts w:ascii="TH SarabunPSK" w:hAnsi="TH SarabunPSK" w:cs="TH SarabunPSK"/>
+          <w:color w:val="000000" w:themeColor="text1"/>
+          <w:sz w:val="32"/>
+          <w:szCs w:val="32"/>
+        </w:rPr>
+      </w:pPr>
+      <w:r>
+        <w:rPr>
+          <w:rFonts w:ascii="TH SarabunPSK" w:hAnsi="TH SarabunPSK" w:cs="TH SarabunPSK"/>
+          <w:b/>
+          <w:color w:val="000000" w:themeColor="text1"/>
+          <w:sz w:val="32"/>
+          <w:szCs w:val="32"/>
+        </w:rPr>
+        <w:t xml:space="preserve">การลงทะเบียน: </w:t>
+      </w:r>
+      <w:r>
+        <w:rPr>
+          <w:rFonts w:ascii="TH SarabunPSK" w:hAnsi="TH SarabunPSK" w:cs="TH SarabunPSK"/>
+          <w:color w:val="000000" w:themeColor="text1"/>
+          <w:sz w:val="32"/>
+          <w:szCs w:val="32"/>
+        </w:rPr>
+        <w:t xml:space="preserve"> เมื่อผู้ใช้ลงทะเบียน ระบบจะ Hash รหัสผ่านแล้วจัดเก็บเฉพาะค่า Hash ลงฐานข้อมูล</w:t>
+      </w:r>
+    </w:p>
+    <w:p>
+      <w:pPr>
+        <w:pStyle w:val="ListBullet"/>
+        <w:rPr>
+          <w:rFonts w:ascii="TH SarabunPSK" w:hAnsi="TH SarabunPSK" w:cs="TH SarabunPSK"/>
+          <w:color w:val="000000" w:themeColor="text1"/>
+          <w:sz w:val="32"/>
+          <w:szCs w:val="32"/>
+        </w:rPr>
+      </w:pPr>
+      <w:r>
+        <w:rPr>
+          <w:rFonts w:ascii="TH SarabunPSK" w:hAnsi="TH SarabunPSK" w:cs="TH SarabunPSK"/>
+          <w:b/>
+          <w:color w:val="000000" w:themeColor="text1"/>
+          <w:sz w:val="32"/>
+          <w:szCs w:val="32"/>
+        </w:rPr>
+        <w:lastRenderedPageBreak/>
+        <w:t xml:space="preserve">การเข้าสู่ระบบ: </w:t>
+      </w:r>
+      <w:r>
+        <w:rPr>
+          <w:rFonts w:ascii="TH SarabunPSK" w:hAnsi="TH SarabunPSK" w:cs="TH SarabunPSK"/>
+          <w:color w:val="000000" w:themeColor="text1"/>
+          <w:sz w:val="32"/>
+          <w:szCs w:val="32"/>
+        </w:rPr>
+        <w:t xml:space="preserve"> เมื่อผู้ใช้เข้าสู่ระบบ ระบบจะ Hash รหัสผ่านที่กรอกเข้ามา แล้วนำไปเปรียบเทียบกับค่า Hash ที่จัดเก็บไว้ หากตรงกันจะอนุญาตให้เข้าสู่ระบบ</w:t>
+      </w:r>
+    </w:p>
+    <w:p>
+      <w:pPr>
+        <w:pStyle w:val="ListBullet"/>
+        <w:rPr>
+          <w:rFonts w:ascii="TH SarabunPSK" w:hAnsi="TH SarabunPSK" w:cs="TH SarabunPSK"/>
+          <w:color w:val="000000" w:themeColor="text1"/>
+          <w:sz w:val="32"/>
+          <w:szCs w:val="32"/>
+        </w:rPr>
+      </w:pPr>
+      <w:r>
+        <w:rPr>
+          <w:rFonts w:ascii="TH SarabunPSK" w:hAnsi="TH SarabunPSK" w:cs="TH SarabunPSK"/>
+          <w:b/>
+          <w:color w:val="000000" w:themeColor="text1"/>
+          <w:sz w:val="32"/>
+          <w:szCs w:val="32"/>
+        </w:rPr>
+        <w:t xml:space="preserve">การเปลี่ยนรหัสผ่าน: </w:t>
+      </w:r>
+      <w:r>
+        <w:rPr>
+          <w:rFonts w:ascii="TH SarabunPSK" w:hAnsi="TH SarabunPSK" w:cs="TH SarabunPSK"/>
+          <w:color w:val="000000" w:themeColor="text1"/>
+          <w:sz w:val="32"/>
+          <w:szCs w:val="32"/>
+        </w:rPr>
+        <w:t xml:space="preserve"> เมื่อเปลี่ยนรหัสผ่าน ระบบจะ Hash รหัสผ่านเก่าเพื่อตรวจสอบกับค่าในฐานข้อมูลก่อน จากนั้น Hash รหัสผ่านใหม่แล้วอัปเดต</w:t>
+      </w:r>
+    </w:p>
+    <w:p>
+      <w:pPr>
+        <w:pStyle w:val="Heading3"/>
+        <w:rPr>
+          <w:rFonts w:ascii="TH SarabunPSK" w:hAnsi="TH SarabunPSK" w:cs="TH SarabunPSK"/>
+          <w:color w:val="000000" w:themeColor="text1"/>
+          <w:sz w:val="32"/>
+          <w:szCs w:val="32"/>
+        </w:rPr>
+      </w:pPr>
+      <w:r>
+        <w:rPr>
+          <w:rFonts w:ascii="TH SarabunPSK" w:hAnsi="TH SarabunPSK" w:cs="TH SarabunPSK"/>
+          <w:color w:val="000000" w:themeColor="text1"/>
+          <w:sz w:val="32"/>
+          <w:szCs w:val="32"/>
+        </w:rPr>
+        <w:t>4.3 ข้อกำหนดความซับซ้อนของรหัสผ่าน</w:t>
+      </w:r>
+    </w:p>
+    <w:p>
+      <w:pPr>
+        <w:rPr>
+          <w:rFonts w:ascii="TH SarabunPSK" w:hAnsi="TH SarabunPSK" w:cs="TH SarabunPSK"/>
+          <w:color w:val="000000" w:themeColor="text1"/>
+          <w:sz w:val="32"/>
+          <w:szCs w:val="32"/>
+        </w:rPr>
+      </w:pPr>
+      <w:r>
+        <w:rPr>
+          <w:rFonts w:ascii="TH SarabunPSK" w:hAnsi="TH SarabunPSK" w:cs="TH SarabunPSK"/>
+          <w:color w:val="000000" w:themeColor="text1"/>
+          <w:sz w:val="32"/>
+          <w:szCs w:val="32"/>
+        </w:rPr>
+        <w:t>ระบบบังคับให้รหัสผ่านใหม่ต้องมีความซับซ้อนขั้นต่ำ ดังนี้:</w:t>
+      </w:r>
+    </w:p>
+    <w:p>
+      <w:pPr>
+        <w:pStyle w:val="ListBullet"/>
+        <w:rPr>
+          <w:rFonts w:ascii="TH SarabunPSK" w:hAnsi="TH SarabunPSK" w:cs="TH SarabunPSK"/>
+          <w:color w:val="000000" w:themeColor="text1"/>
+          <w:sz w:val="32"/>
+          <w:szCs w:val="32"/>
+        </w:rPr>
+      </w:pPr>
+      <w:r>
+        <w:rPr>
+          <w:rFonts w:ascii="TH SarabunPSK" w:hAnsi="TH SarabunPSK" w:cs="TH SarabunPSK"/>
+          <w:color w:val="000000" w:themeColor="text1"/>
+          <w:sz w:val="32"/>
+          <w:szCs w:val="32"/>
+        </w:rPr>
+        <w:t>ความยาวอย่างน้อย 8 ตัวอักษร</w:t>
+      </w:r>
+    </w:p>
+    <w:p>
+      <w:pPr>
+        <w:pStyle w:val="ListBullet"/>
+        <w:rPr>
+          <w:rFonts w:ascii="TH SarabunPSK" w:hAnsi="TH SarabunPSK" w:cs="TH SarabunPSK"/>
+          <w:color w:val="000000" w:themeColor="text1"/>
+          <w:sz w:val="32"/>
+          <w:szCs w:val="32"/>
+        </w:rPr>
+      </w:pPr>
+      <w:r>
+        <w:rPr>
+          <w:rFonts w:ascii="TH SarabunPSK" w:hAnsi="TH SarabunPSK" w:cs="TH SarabunPSK"/>
+          <w:color w:val="000000" w:themeColor="text1"/>
+          <w:sz w:val="32"/>
+          <w:szCs w:val="32"/>
+        </w:rPr>
+        <w:t>มีตัวอักษรพิมพ์เล็ก (a-z) อย่างน้อย 1 ตัว</w:t>
+      </w:r>
+    </w:p>
+    <w:p>
+      <w:pPr>
+        <w:pStyle w:val="ListBullet"/>
+        <w:rPr>
+          <w:rFonts w:ascii="TH SarabunPSK" w:hAnsi="TH SarabunPSK" w:cs="TH SarabunPSK"/>
+          <w:color w:val="000000" w:themeColor="text1"/>
+          <w:sz w:val="32"/>
+          <w:szCs w:val="32"/>
+        </w:rPr>
+      </w:pPr>
+      <w:r>
+        <w:rPr>
+          <w:rFonts w:ascii="TH SarabunPSK" w:hAnsi="TH SarabunPSK" w:cs="TH SarabunPSK"/>
+          <w:color w:val="000000" w:themeColor="text1"/>
+          <w:sz w:val="32"/>
+          <w:szCs w:val="32"/>
+        </w:rPr>
+        <w:t>มีตัวอักษรพิมพ์ใหญ่ (A-Z) อย่างน้อย 1 ตัว</w:t>
+      </w:r>
+    </w:p>
+    <w:p>
+      <w:pPr>
+        <w:pStyle w:val="ListBullet"/>
+        <w:rPr>
+          <w:rFonts w:ascii="TH SarabunPSK" w:hAnsi="TH SarabunPSK" w:cs="TH SarabunPSK"/>
+          <w:color w:val="000000" w:themeColor="text1"/>
+          <w:sz w:val="32"/>
+          <w:szCs w:val="32"/>
+        </w:rPr>
+      </w:pPr>
+      <w:r>
+        <w:rPr>
+          <w:rFonts w:ascii="TH SarabunPSK" w:hAnsi="TH SarabunPSK" w:cs="TH SarabunPSK"/>
+          <w:color w:val="000000" w:themeColor="text1"/>
+          <w:sz w:val="32"/>
+          <w:szCs w:val="32"/>
+        </w:rPr>
+        <w:t>มีตัวเลข (0-9) อย่างน้อย 1 ตัว</w:t>
+      </w:r>
+    </w:p>
+    <w:p>
+      <w:pPr>
+        <w:pStyle w:val="ListBullet"/>
+        <w:rPr>
+          <w:rFonts w:ascii="TH SarabunPSK" w:hAnsi="TH SarabunPSK" w:cs="TH SarabunPSK"/>
+          <w:color w:val="000000" w:themeColor="text1"/>
+          <w:sz w:val="32"/>
+          <w:szCs w:val="32"/>
+        </w:rPr>
+      </w:pPr>
+      <w:r>
+        <w:rPr>
+          <w:rFonts w:ascii="TH SarabunPSK" w:hAnsi="TH SarabunPSK" w:cs="TH SarabunPSK"/>
+          <w:color w:val="000000" w:themeColor="text1"/>
+          <w:sz w:val="32"/>
+          <w:szCs w:val="32"/>
+        </w:rPr>
+        <w:t>มีอักขระพิเศษ (@, $, !, %, *, ?, &amp;) อย่างน้อย 1 ตัว</w:t>
+      </w:r>
+    </w:p>
+    <w:p>
+      <w:pPr>
+        <w:pStyle w:val="ListBullet"/>
+        <w:rPr>
+          <w:rFonts w:ascii="TH SarabunPSK" w:hAnsi="TH SarabunPSK" w:cs="TH SarabunPSK"/>
+          <w:color w:val="000000" w:themeColor="text1"/>
+          <w:sz w:val="32"/>
+          <w:szCs w:val="32"/>
+        </w:rPr>
+      </w:pPr>
+      <w:r>
+        <w:rPr>
+          <w:rFonts w:ascii="TH SarabunPSK" w:hAnsi="TH SarabunPSK" w:cs="TH SarabunPSK"/>
+          <w:color w:val="000000" w:themeColor="text1"/>
+          <w:sz w:val="32"/>
+          <w:szCs w:val="32"/>
+        </w:rPr>
+        <w:t>รหัสผ่านใหม่ต้องไม่ซ้ำกับรหัสผ่านเดิม</w:t>
+      </w:r>
+    </w:p>
+    <w:p>
+      <w:pPr>
+        <w:rPr>
+          <w:rFonts w:ascii="TH SarabunPSK" w:hAnsi="TH SarabunPSK" w:cs="TH SarabunPSK"/>
+          <w:color w:val="000000" w:themeColor="text1"/>
+          <w:sz w:val="32"/>
+          <w:szCs w:val="32"/>
+        </w:rPr>
+      </w:pPr>
+      <w:r>
+        <w:rPr>
+          <w:rFonts w:ascii="TH SarabunPSK" w:hAnsi="TH SarabunPSK" w:cs="TH SarabunPSK"/>
+          <w:color w:val="000000" w:themeColor="text1"/>
+          <w:sz w:val="32"/>
+          <w:szCs w:val="32"/>
+        </w:rPr>
+        <w:t>ข้อกำหนดนี้สอดคล้องกับมาตรฐาน NIST Special Publication 800-63B (Digital Identity Guidelines) ที่แนะนำให้ใช้รหัสผ่านที่มีความซับซ้อนเพียงพอเพื่อป้องกันการโจมตีแบบ Brute Force และ Dictionary Attack</w:t>
+      </w:r>
+    </w:p>
+    <w:p>
+      <w:pPr>
+        <w:pStyle w:val="Heading2"/>
+        <w:rPr>
+          <w:rFonts w:ascii="TH SarabunPSK" w:hAnsi="TH SarabunPSK" w:cs="TH SarabunPSK"/>
+          <w:color w:val="000000" w:themeColor="text1"/>
+          <w:sz w:val="32"/>
+          <w:szCs w:val="32"/>
+        </w:rPr>
+      </w:pPr>
+      <w:r>
+        <w:rPr>
+          <w:rFonts w:ascii="TH SarabunPSK" w:hAnsi="TH SarabunPSK" w:cs="TH SarabunPSK"/>
+          <w:color w:val="000000" w:themeColor="text1"/>
+          <w:sz w:val="32"/>
+          <w:szCs w:val="32"/>
+        </w:rPr>
+        <w:t>5. ระบบจัดการคิวการประมวลผล (Pipeline Queue — FIFO)</w:t>
+      </w:r>
+    </w:p>
+    <w:p>
+      <w:pPr>
+        <w:rPr>
+          <w:rFonts w:ascii="TH SarabunPSK" w:hAnsi="TH SarabunPSK" w:cs="TH SarabunPSK"/>
+          <w:color w:val="000000" w:themeColor="text1"/>
+          <w:sz w:val="32"/>
+          <w:szCs w:val="32"/>
+        </w:rPr>
+      </w:pPr>
+      <w:r>
+        <w:rPr>
+          <w:rFonts w:ascii="TH SarabunPSK" w:hAnsi="TH SarabunPSK" w:cs="TH SarabunPSK"/>
+          <w:color w:val="000000" w:themeColor="text1"/>
+          <w:sz w:val="32"/>
+          <w:szCs w:val="32"/>
+        </w:rPr>
+        <w:t>ระบบ MTB Cluster Detection ใช้หลักการจัดคิวแบบ First In, First Out (FIFO) ในการจัดการลำดับการประมวลผล Pipeline ตามที่กำหนดในขอบเขตงาน (TOR) ข้อ 3.1</w:t>
+      </w:r>
+    </w:p>
+    <w:p>
+      <w:pPr>
+        <w:pStyle w:val="Heading3"/>
+        <w:rPr>
+          <w:rFonts w:ascii="TH SarabunPSK" w:hAnsi="TH SarabunPSK" w:cs="TH SarabunPSK"/>
+          <w:color w:val="000000" w:themeColor="text1"/>
+          <w:sz w:val="32"/>
+          <w:szCs w:val="32"/>
+        </w:rPr>
+      </w:pPr>
+      <w:r>
+        <w:rPr>
+          <w:rFonts w:ascii="TH SarabunPSK" w:hAnsi="TH SarabunPSK" w:cs="TH SarabunPSK"/>
+          <w:color w:val="000000" w:themeColor="text1"/>
+          <w:sz w:val="32"/>
+          <w:szCs w:val="32"/>
+        </w:rPr>
+        <w:t>5.1 FIFO คืออะไร</w:t>
+      </w:r>
+    </w:p>
+    <w:p>
+      <w:pPr>
+        <w:rPr>
+          <w:rFonts w:ascii="TH SarabunPSK" w:hAnsi="TH SarabunPSK" w:cs="TH SarabunPSK"/>
+          <w:color w:val="000000" w:themeColor="text1"/>
+          <w:sz w:val="32"/>
+          <w:szCs w:val="32"/>
+        </w:rPr>
+      </w:pPr>
+      <w:r>
+        <w:rPr>
+          <w:rFonts w:ascii="TH SarabunPSK" w:hAnsi="TH SarabunPSK" w:cs="TH SarabunPSK"/>
+          <w:color w:val="000000" w:themeColor="text1"/>
+          <w:sz w:val="32"/>
+          <w:szCs w:val="32"/>
+        </w:rPr>
+        <w:t>FIFO (First In, First Out) คือหลักการจัดคิวที่ผู้ส่งคำร้องขอก่อนจะได้รับการประมวลผลก่อน เปรียบเสมือนการเข้าแถวซื้อของ คนที่มาก่อนจะได้รับบริการก่อน</w:t>
+      </w:r>
+    </w:p>
+    <w:p>
+      <w:pPr>
+        <w:pStyle w:val="Heading3"/>
+        <w:rPr>
+          <w:rFonts w:ascii="TH SarabunPSK" w:hAnsi="TH SarabunPSK" w:cs="TH SarabunPSK"/>
+          <w:color w:val="000000" w:themeColor="text1"/>
+          <w:sz w:val="32"/>
+          <w:szCs w:val="32"/>
+        </w:rPr>
+      </w:pPr>
+      <w:r>
+        <w:rPr>
+          <w:rFonts w:ascii="TH SarabunPSK" w:hAnsi="TH SarabunPSK" w:cs="TH SarabunPSK"/>
+          <w:color w:val="000000" w:themeColor="text1"/>
+          <w:sz w:val="32"/>
+          <w:szCs w:val="32"/>
+        </w:rPr>
+        <w:lastRenderedPageBreak/>
+        <w:t>5.2 หลักการทำงานในระบบ</w:t>
+      </w:r>
+    </w:p>
+    <w:p>
+      <w:pPr>
+        <w:pStyle w:val="ListBullet"/>
+        <w:rPr>
+          <w:rFonts w:ascii="TH SarabunPSK" w:hAnsi="TH SarabunPSK" w:cs="TH SarabunPSK"/>
+          <w:color w:val="000000" w:themeColor="text1"/>
+          <w:sz w:val="32"/>
+          <w:szCs w:val="32"/>
+        </w:rPr>
+      </w:pPr>
+      <w:r>
+        <w:rPr>
+          <w:rFonts w:ascii="TH SarabunPSK" w:hAnsi="TH SarabunPSK" w:cs="TH SarabunPSK"/>
+          <w:color w:val="000000" w:themeColor="text1"/>
+          <w:sz w:val="32"/>
+          <w:szCs w:val="32"/>
+        </w:rPr>
+        <w:t>เมื่อผู้ใช้กดปุ่ม "Run Process" ระบบจะบันทึกคำร้องขอลงตาราง pipeline_runs ด้วยสถานะ QUEUED พร้อมบันทึกเวลาที่ร้องขอ (requested_at)</w:t>
+      </w:r>
+    </w:p>
+    <w:p>
+      <w:pPr>
+        <w:pStyle w:val="ListBullet"/>
+        <w:rPr>
+          <w:rFonts w:ascii="TH SarabunPSK" w:hAnsi="TH SarabunPSK" w:cs="TH SarabunPSK"/>
+          <w:color w:val="000000" w:themeColor="text1"/>
+          <w:sz w:val="32"/>
+          <w:szCs w:val="32"/>
+        </w:rPr>
+      </w:pPr>
+      <w:r>
+        <w:rPr>
+          <w:rFonts w:ascii="TH SarabunPSK" w:hAnsi="TH SarabunPSK" w:cs="TH SarabunPSK"/>
+          <w:color w:val="000000" w:themeColor="text1"/>
+          <w:sz w:val="32"/>
+          <w:szCs w:val="32"/>
+        </w:rPr>
+        <w:t>ระบบ Worker จะตรวจสอบคิวทุก 5 วินาที (ค่าเริ่มต้น) หากไม่มี Pipeline ใดกำลังทำงานอยู่ (RUNNING) ระบบจะดึงคำร้องขอที่ requested_at เก่าที่สุดมาประมวลผล</w:t>
+      </w:r>
+    </w:p>
+    <w:p>
+      <w:pPr>
+        <w:pStyle w:val="ListBullet"/>
+        <w:rPr>
+          <w:rFonts w:ascii="TH SarabunPSK" w:hAnsi="TH SarabunPSK" w:cs="TH SarabunPSK"/>
+          <w:color w:val="000000" w:themeColor="text1"/>
+          <w:sz w:val="32"/>
+          <w:szCs w:val="32"/>
+        </w:rPr>
+      </w:pPr>
+      <w:r>
+        <w:rPr>
+          <w:rFonts w:ascii="TH SarabunPSK" w:hAnsi="TH SarabunPSK" w:cs="TH SarabunPSK"/>
+          <w:color w:val="000000" w:themeColor="text1"/>
+          <w:sz w:val="32"/>
+          <w:szCs w:val="32"/>
+        </w:rPr>
+        <w:t>ระบบอนุญาตให้ทำงานได้ทีละ 1 Pipeline เท่านั้น เพื่อป้องกันปัญหา Race Condition และการแย่งทรัพยากร CPU/RAM บน Processing Node</w:t>
+      </w:r>
+    </w:p>
+    <w:p>
+      <w:pPr>
+        <w:pStyle w:val="ListBullet"/>
+        <w:rPr>
+          <w:rFonts w:ascii="TH SarabunPSK" w:hAnsi="TH SarabunPSK" w:cs="TH SarabunPSK"/>
+          <w:color w:val="000000" w:themeColor="text1"/>
+          <w:sz w:val="32"/>
+          <w:szCs w:val="32"/>
+        </w:rPr>
+      </w:pPr>
+      <w:r>
+        <w:rPr>
+          <w:rFonts w:ascii="TH SarabunPSK" w:hAnsi="TH SarabunPSK" w:cs="TH SarabunPSK"/>
+          <w:color w:val="000000" w:themeColor="text1"/>
+          <w:sz w:val="32"/>
+          <w:szCs w:val="32"/>
+        </w:rPr>
+        <w:t xml:space="preserve">สถานะของแต่ละ Pipeline Run จะเปลี่ยนไปตามลำดับ: QUEUED </w:t>
+      </w:r>
+      <w:r>
+        <w:rPr>
+          <w:rFonts w:ascii="Arial" w:hAnsi="Arial" w:cs="Arial"/>
+          <w:color w:val="000000" w:themeColor="text1"/>
+          <w:sz w:val="32"/>
+          <w:szCs w:val="32"/>
+        </w:rPr>
+        <w:t>→</w:t>
+      </w:r>
+      <w:r>
+        <w:rPr>
+          <w:rFonts w:ascii="TH SarabunPSK" w:hAnsi="TH SarabunPSK" w:cs="TH SarabunPSK"/>
+          <w:color w:val="000000" w:themeColor="text1"/>
+          <w:sz w:val="32"/>
+          <w:szCs w:val="32"/>
+        </w:rPr>
+        <w:t xml:space="preserve"> RUNNING </w:t>
+      </w:r>
+      <w:r>
+        <w:rPr>
+          <w:rFonts w:ascii="Arial" w:hAnsi="Arial" w:cs="Arial"/>
+          <w:color w:val="000000" w:themeColor="text1"/>
+          <w:sz w:val="32"/>
+          <w:szCs w:val="32"/>
+        </w:rPr>
+        <w:t>→</w:t>
+      </w:r>
+      <w:r>
+        <w:rPr>
+          <w:rFonts w:ascii="TH SarabunPSK" w:hAnsi="TH SarabunPSK" w:cs="TH SarabunPSK"/>
+          <w:color w:val="000000" w:themeColor="text1"/>
+          <w:sz w:val="32"/>
+          <w:szCs w:val="32"/>
+        </w:rPr>
+        <w:t xml:space="preserve"> SUCCESS หรือ FAILED</w:t>
+      </w:r>
+    </w:p>
+    <w:p>
+      <w:pPr>
+        <w:pStyle w:val="ListBullet"/>
+        <w:rPr>
+          <w:rFonts w:ascii="TH SarabunPSK" w:hAnsi="TH SarabunPSK" w:cs="TH SarabunPSK"/>
+          <w:color w:val="000000" w:themeColor="text1"/>
+          <w:sz w:val="32"/>
+          <w:szCs w:val="32"/>
+        </w:rPr>
+      </w:pPr>
+      <w:r>
+        <w:rPr>
+          <w:rFonts w:ascii="TH SarabunPSK" w:hAnsi="TH SarabunPSK" w:cs="TH SarabunPSK"/>
+          <w:color w:val="000000" w:themeColor="text1"/>
+          <w:sz w:val="32"/>
+          <w:szCs w:val="32"/>
+        </w:rPr>
+        <w:t>เมื่อ Pipeline ทำงานเสร็จ ระบบจะส่งอีเมลแจ้งเตือนผู้ใช้งานที่ลงทะเบียนไว้โดยอัตโนมัติ</w:t>
+      </w:r>
+    </w:p>
+    <w:p>
+      <w:pPr>
+        <w:pStyle w:val="Heading2"/>
+        <w:rPr>
+          <w:rFonts w:ascii="TH SarabunPSK" w:hAnsi="TH SarabunPSK" w:cs="TH SarabunPSK"/>
+          <w:color w:val="000000" w:themeColor="text1"/>
+          <w:sz w:val="32"/>
+          <w:szCs w:val="32"/>
+        </w:rPr>
+      </w:pPr>
+      <w:r>
+        <w:rPr>
+          <w:rFonts w:ascii="TH SarabunPSK" w:hAnsi="TH SarabunPSK" w:cs="TH SarabunPSK"/>
+          <w:color w:val="000000" w:themeColor="text1"/>
+          <w:sz w:val="32"/>
+          <w:szCs w:val="32"/>
+        </w:rPr>
+        <w:t>6. การดาวน์โหลดไฟล์ผลลัพธ์ TSV จาก Zip File</w:t>
+      </w:r>
+    </w:p>
+    <w:p>
+      <w:pPr>
+        <w:rPr>
+          <w:rFonts w:ascii="TH SarabunPSK" w:hAnsi="TH SarabunPSK" w:cs="TH SarabunPSK"/>
+          <w:color w:val="000000" w:themeColor="text1"/>
+          <w:sz w:val="32"/>
+          <w:szCs w:val="32"/>
+        </w:rPr>
+      </w:pPr>
+      <w:r>
+        <w:rPr>
+          <w:rFonts w:ascii="TH SarabunPSK" w:hAnsi="TH SarabunPSK" w:cs="TH SarabunPSK"/>
+          <w:color w:val="000000" w:themeColor="text1"/>
+          <w:sz w:val="32"/>
+          <w:szCs w:val="32"/>
+        </w:rPr>
+        <w:t>ผู้ใช้งานสามารถดาวน์โหลดผลลัพธ์การวิเคราะห์ทั้งหมดจากหน้า Download ในรูปแบบไฟล์ Zip โดยข้อมูลภาพรวมและรายงานกลุ่มก้อนการระบาดในรูปแบบ TSV (Tab-Separated Values) จะอยู่ภายในไฟล์ Zip ดังนี้:</w:t>
+      </w:r>
+    </w:p>
+    <w:p>
+      <w:pPr>
+        <w:pStyle w:val="Heading3"/>
+        <w:rPr>
+          <w:rFonts w:ascii="TH SarabunPSK" w:hAnsi="TH SarabunPSK" w:cs="TH SarabunPSK"/>
+          <w:color w:val="000000" w:themeColor="text1"/>
+          <w:sz w:val="32"/>
+          <w:szCs w:val="32"/>
+        </w:rPr>
+      </w:pPr>
+      <w:r>
+        <w:rPr>
+          <w:rFonts w:ascii="TH SarabunPSK" w:hAnsi="TH SarabunPSK" w:cs="TH SarabunPSK"/>
+          <w:color w:val="000000" w:themeColor="text1"/>
+          <w:sz w:val="32"/>
+          <w:szCs w:val="32"/>
+        </w:rPr>
+        <w:t>โครงสร้างไฟล์ภายใน Zip</w:t>
+      </w:r>
+    </w:p>
+    <w:p>
+      <w:pPr>
+        <w:rPr>
+          <w:rFonts w:ascii="TH SarabunPSK" w:hAnsi="TH SarabunPSK" w:cs="TH SarabunPSK"/>
+          <w:color w:val="000000" w:themeColor="text1"/>
+          <w:sz w:val="32"/>
+          <w:szCs w:val="32"/>
+        </w:rPr>
+      </w:pPr>
+      <w:r>
+        <w:rPr>
+          <w:rFonts w:ascii="TH SarabunPSK" w:hAnsi="TH SarabunPSK" w:cs="TH SarabunPSK"/>
+          <w:color w:val="000000" w:themeColor="text1"/>
+          <w:sz w:val="32"/>
+          <w:szCs w:val="32"/>
+        </w:rPr>
+        <w:t>เมื่อแตกไฟล์ Zip แล้ว ผลลัพธ์ที่สำคัญจะอยู่ในโฟลเดอร์ user_reports/ โดยมีโครงสร้างดังนี้:</w:t>
+      </w:r>
+    </w:p>
+    <w:p>
+      <w:pPr>
+        <w:pStyle w:val="ListBullet"/>
+        <w:rPr>
+          <w:rFonts w:ascii="TH SarabunPSK" w:hAnsi="TH SarabunPSK" w:cs="TH SarabunPSK"/>
+          <w:color w:val="000000" w:themeColor="text1"/>
+          <w:sz w:val="32"/>
+          <w:szCs w:val="32"/>
+        </w:rPr>
+      </w:pPr>
+      <w:r>
+        <w:rPr>
+          <w:rFonts w:ascii="TH SarabunPSK" w:hAnsi="TH SarabunPSK" w:cs="TH SarabunPSK"/>
+          <w:color w:val="000000" w:themeColor="text1"/>
+          <w:sz w:val="32"/>
+          <w:szCs w:val="32"/>
+        </w:rPr>
+        <w:t>0_input_data_validation_reports/ — รายงานการตรวจสอบข้อมูลนำเข้า</w:t>
+      </w:r>
+    </w:p>
+    <w:p>
+      <w:pPr>
+        <w:pStyle w:val="ListBullet"/>
+        <w:rPr>
+          <w:rFonts w:ascii="TH SarabunPSK" w:hAnsi="TH SarabunPSK" w:cs="TH SarabunPSK"/>
+          <w:color w:val="000000" w:themeColor="text1"/>
+          <w:sz w:val="32"/>
+          <w:szCs w:val="32"/>
+        </w:rPr>
+      </w:pPr>
+      <w:r>
+        <w:rPr>
+          <w:rFonts w:ascii="TH SarabunPSK" w:hAnsi="TH SarabunPSK" w:cs="TH SarabunPSK"/>
+          <w:color w:val="000000" w:themeColor="text1"/>
+          <w:sz w:val="32"/>
+          <w:szCs w:val="32"/>
+        </w:rPr>
+        <w:t>1_seq_data_quality_reports/ — รายงานคุณภาพข้อมูลลำดับพันธุกรรม</w:t>
+      </w:r>
+    </w:p>
+    <w:p>
+      <w:pPr>
+        <w:pStyle w:val="ListBullet"/>
+        <w:rPr>
+          <w:rFonts w:ascii="TH SarabunPSK" w:hAnsi="TH SarabunPSK" w:cs="TH SarabunPSK"/>
+          <w:color w:val="000000" w:themeColor="text1"/>
+          <w:sz w:val="32"/>
+          <w:szCs w:val="32"/>
+        </w:rPr>
+      </w:pPr>
+      <w:r>
+        <w:rPr>
+          <w:rFonts w:ascii="TH SarabunPSK" w:hAnsi="TH SarabunPSK" w:cs="TH SarabunPSK"/>
+          <w:color w:val="000000" w:themeColor="text1"/>
+          <w:sz w:val="32"/>
+          <w:szCs w:val="32"/>
+        </w:rPr>
+        <w:t>2_read_mapping_stats_reports/ — สถิติการ Map อ่านข้อมูลกับ Reference Genome</w:t>
+      </w:r>
+    </w:p>
+    <w:p>
+      <w:pPr>
+        <w:pStyle w:val="ListBullet"/>
+        <w:rPr>
+          <w:rFonts w:ascii="TH SarabunPSK" w:hAnsi="TH SarabunPSK" w:cs="TH SarabunPSK"/>
+          <w:color w:val="000000" w:themeColor="text1"/>
+          <w:sz w:val="32"/>
+          <w:szCs w:val="32"/>
+        </w:rPr>
+      </w:pPr>
+      <w:r>
+        <w:rPr>
+          <w:rFonts w:ascii="TH SarabunPSK" w:hAnsi="TH SarabunPSK" w:cs="TH SarabunPSK"/>
+          <w:color w:val="000000" w:themeColor="text1"/>
+          <w:sz w:val="32"/>
+          <w:szCs w:val="32"/>
+        </w:rPr>
+        <w:t>3_lineage_genotyping_reports/ — รายงานสายพันธุ์ (Lineage)</w:t>
+      </w:r>
+    </w:p>
+    <w:p>
+      <w:pPr>
+        <w:pStyle w:val="ListBullet"/>
+        <w:rPr>
+          <w:rFonts w:ascii="TH SarabunPSK" w:hAnsi="TH SarabunPSK" w:cs="TH SarabunPSK"/>
+          <w:color w:val="000000" w:themeColor="text1"/>
+          <w:sz w:val="32"/>
+          <w:szCs w:val="32"/>
+        </w:rPr>
+      </w:pPr>
+      <w:r>
+        <w:rPr>
+          <w:rFonts w:ascii="TH SarabunPSK" w:hAnsi="TH SarabunPSK" w:cs="TH SarabunPSK"/>
+          <w:color w:val="000000" w:themeColor="text1"/>
+          <w:sz w:val="32"/>
+          <w:szCs w:val="32"/>
+        </w:rPr>
+        <w:t>4_dr_profiling_reports/ — รายงานการดื้อยา (Drug Resistance Profile)</w:t>
+      </w:r>
+    </w:p>
+    <w:p>
+      <w:pPr>
+        <w:pStyle w:val="ListBullet"/>
+        <w:rPr>
+          <w:rFonts w:ascii="TH SarabunPSK" w:hAnsi="TH SarabunPSK" w:cs="TH SarabunPSK"/>
+          <w:color w:val="000000" w:themeColor="text1"/>
+          <w:sz w:val="32"/>
+          <w:szCs w:val="32"/>
+        </w:rPr>
+      </w:pPr>
+      <w:r>
+        <w:rPr>
+          <w:rFonts w:ascii="TH SarabunPSK" w:hAnsi="TH SarabunPSK" w:cs="TH SarabunPSK"/>
+          <w:color w:val="000000" w:themeColor="text1"/>
+          <w:sz w:val="32"/>
+          <w:szCs w:val="32"/>
+        </w:rPr>
+        <w:t>5_enriched_input_metadata/ — ข้อมูล Metadata ที่เสริมผลวิเคราะห์แล้ว</w:t>
+      </w:r>
+    </w:p>
+    <w:p>
+      <w:pPr>
+        <w:pStyle w:val="ListBullet"/>
+        <w:rPr>
+          <w:rFonts w:ascii="TH SarabunPSK" w:hAnsi="TH SarabunPSK" w:cs="TH SarabunPSK"/>
+          <w:color w:val="000000" w:themeColor="text1"/>
+          <w:sz w:val="32"/>
+          <w:szCs w:val="32"/>
+        </w:rPr>
+      </w:pPr>
+      <w:r>
+        <w:rPr>
+          <w:rFonts w:ascii="TH SarabunPSK" w:hAnsi="TH SarabunPSK" w:cs="TH SarabunPSK"/>
+          <w:color w:val="000000" w:themeColor="text1"/>
+          <w:sz w:val="32"/>
+          <w:szCs w:val="32"/>
+        </w:rPr>
+        <w:t>6_single_sample_summary_reports/ — รายงานสรุปรายตัวอย่าง</w:t>
+      </w:r>
+    </w:p>
+    <w:p>
+      <w:pPr>
+        <w:pStyle w:val="ListBullet"/>
+        <w:rPr>
+          <w:rFonts w:ascii="TH SarabunPSK" w:hAnsi="TH SarabunPSK" w:cs="TH SarabunPSK"/>
+          <w:color w:val="000000" w:themeColor="text1"/>
+          <w:sz w:val="32"/>
+          <w:szCs w:val="32"/>
+        </w:rPr>
+      </w:pPr>
+      <w:r>
+        <w:rPr>
+          <w:rFonts w:ascii="TH SarabunPSK" w:hAnsi="TH SarabunPSK" w:cs="TH SarabunPSK"/>
+          <w:b/>
+          <w:color w:val="000000" w:themeColor="text1"/>
+          <w:sz w:val="32"/>
+          <w:szCs w:val="32"/>
+        </w:rPr>
+        <w:t>7_WGS_cluster_reports/</w:t>
+      </w:r>
+      <w:r>
+        <w:rPr>
+          <w:rFonts w:ascii="TH SarabunPSK" w:hAnsi="TH SarabunPSK" w:cs="TH SarabunPSK"/>
+          <w:color w:val="000000" w:themeColor="text1"/>
+          <w:sz w:val="32"/>
+          <w:szCs w:val="32"/>
+        </w:rPr>
+        <w:t xml:space="preserve"> — รายงานกลุ่มก้อนการระบาด (Cluster Reports)</w:t>
+      </w:r>
+    </w:p>
+    <w:p>
+      <w:pPr>
+        <w:pStyle w:val="Heading3"/>
+        <w:rPr>
+          <w:rFonts w:ascii="TH SarabunPSK" w:hAnsi="TH SarabunPSK" w:cs="TH SarabunPSK"/>
+          <w:color w:val="000000" w:themeColor="text1"/>
+          <w:sz w:val="32"/>
+          <w:szCs w:val="32"/>
+        </w:rPr>
+      </w:pPr>
+      <w:r>
+        <w:rPr>
+          <w:rFonts w:ascii="TH SarabunPSK" w:hAnsi="TH SarabunPSK" w:cs="TH SarabunPSK"/>
+          <w:color w:val="000000" w:themeColor="text1"/>
+          <w:sz w:val="32"/>
+          <w:szCs w:val="32"/>
+        </w:rPr>
+        <w:lastRenderedPageBreak/>
+        <w:t>ไฟล์ cluster_membership.txt (TSV)</w:t>
+      </w:r>
+    </w:p>
+    <w:p>
+      <w:pPr>
+        <w:rPr>
+          <w:rFonts w:ascii="TH SarabunPSK" w:hAnsi="TH SarabunPSK" w:cs="TH SarabunPSK"/>
+          <w:color w:val="000000" w:themeColor="text1"/>
+          <w:sz w:val="32"/>
+          <w:szCs w:val="32"/>
+        </w:rPr>
+      </w:pPr>
+      <w:r>
+        <w:rPr>
+          <w:rFonts w:ascii="TH SarabunPSK" w:hAnsi="TH SarabunPSK" w:cs="TH SarabunPSK"/>
+          <w:color w:val="000000" w:themeColor="text1"/>
+          <w:sz w:val="32"/>
+          <w:szCs w:val="32"/>
+        </w:rPr>
+        <w:t>ไฟล์ cluster_membership.txt อยู่ในโฟลเดอร์ 7_WGS_cluster_reports/overall_report/ เป็นไฟล์รูปแบบ TSV ที่ระบุว่าตัวอย่างแต่ละตัวอย่างถูกจัดอยู่ในกลุ่มก้อนการระบาด (Cluster) ใดบ้าง สามารถเปิดด้วยโปรแกรม Microsoft Excel, Google Sheets หรือ Text Editor ทั่วไป</w:t>
+      </w:r>
+    </w:p>
+    <w:p>
+      <w:pPr>
+        <w:rPr>
+          <w:rFonts w:ascii="TH SarabunPSK" w:hAnsi="TH SarabunPSK" w:cs="TH SarabunPSK"/>
+          <w:color w:val="000000" w:themeColor="text1"/>
+          <w:sz w:val="32"/>
+          <w:szCs w:val="32"/>
+        </w:rPr>
+      </w:pPr>
+      <w:r>
+        <w:rPr>
+          <w:rFonts w:ascii="TH SarabunPSK" w:hAnsi="TH SarabunPSK" w:cs="TH SarabunPSK"/>
+          <w:color w:val="000000" w:themeColor="text1"/>
+          <w:sz w:val="32"/>
+          <w:szCs w:val="32"/>
+        </w:rPr>
+        <w:t>นอกจากนี้ ในโฟลเดอร์ 7_WGS_cluster_reports/overall_report/ ยังมีไฟล์อื่นๆ ที่เกี่ยวข้อง ได้แก่:</w:t>
+      </w:r>
+    </w:p>
+    <w:p>
+      <w:pPr>
+        <w:pStyle w:val="ListBullet"/>
+        <w:rPr>
+          <w:rFonts w:ascii="TH SarabunPSK" w:hAnsi="TH SarabunPSK" w:cs="TH SarabunPSK"/>
+          <w:color w:val="000000" w:themeColor="text1"/>
+          <w:sz w:val="32"/>
+          <w:szCs w:val="32"/>
+        </w:rPr>
+      </w:pPr>
+      <w:r>
+        <w:rPr>
+          <w:rFonts w:ascii="TH SarabunPSK" w:hAnsi="TH SarabunPSK" w:cs="TH SarabunPSK"/>
+          <w:color w:val="000000" w:themeColor="text1"/>
+          <w:sz w:val="32"/>
+          <w:szCs w:val="32"/>
+        </w:rPr>
+        <w:t>cluster_stats.txt — สถิติสรุปของแต่ละ Cluster</w:t>
+      </w:r>
+    </w:p>
+    <w:p>
+      <w:pPr>
+        <w:pStyle w:val="ListBullet"/>
+        <w:rPr>
+          <w:rFonts w:ascii="TH SarabunPSK" w:hAnsi="TH SarabunPSK" w:cs="TH SarabunPSK"/>
+          <w:color w:val="000000" w:themeColor="text1"/>
+          <w:sz w:val="32"/>
+          <w:szCs w:val="32"/>
+        </w:rPr>
+      </w:pPr>
+      <w:r>
+        <w:rPr>
+          <w:rFonts w:ascii="TH SarabunPSK" w:hAnsi="TH SarabunPSK" w:cs="TH SarabunPSK"/>
+          <w:color w:val="000000" w:themeColor="text1"/>
+          <w:sz w:val="32"/>
+          <w:szCs w:val="32"/>
+        </w:rPr>
+        <w:t>overall_wgs_cluster_summary_report.html — รายงาน HTML แบบอินเทอร์แอกทีฟ</w:t>
+      </w:r>
+    </w:p>
+    <w:p>
+      <w:pPr>
+        <w:pStyle w:val="ListBullet"/>
+        <w:rPr>
+          <w:rFonts w:ascii="TH SarabunPSK" w:hAnsi="TH SarabunPSK" w:cs="TH SarabunPSK"/>
+          <w:color w:val="000000" w:themeColor="text1"/>
+          <w:sz w:val="32"/>
+          <w:szCs w:val="32"/>
+        </w:rPr>
+      </w:pPr>
+      <w:r>
+        <w:rPr>
+          <w:rFonts w:ascii="TH SarabunPSK" w:hAnsi="TH SarabunPSK" w:cs="TH SarabunPSK"/>
+          <w:color w:val="000000" w:themeColor="text1"/>
+          <w:sz w:val="32"/>
+          <w:szCs w:val="32"/>
+        </w:rPr>
+        <w:t>overall_wgs_cluster_summary_report.tree.nwk — ไฟล์ Phylogenetic Tree ในรูปแบบ Newick</w:t>
+      </w:r>
+    </w:p>
+    <w:p>
+      <w:pPr>
+        <w:pStyle w:val="Heading2"/>
+        <w:rPr>
+          <w:rFonts w:ascii="TH SarabunPSK" w:hAnsi="TH SarabunPSK" w:cs="TH SarabunPSK"/>
+          <w:color w:val="000000" w:themeColor="text1"/>
+          <w:sz w:val="32"/>
+          <w:szCs w:val="32"/>
+        </w:rPr>
+      </w:pPr>
+      <w:r>
+        <w:rPr>
+          <w:rFonts w:ascii="TH SarabunPSK" w:hAnsi="TH SarabunPSK" w:cs="TH SarabunPSK"/>
+          <w:color w:val="000000" w:themeColor="text1"/>
+          <w:sz w:val="32"/>
+          <w:szCs w:val="32"/>
+        </w:rPr>
+        <w:t>7. กฎเกณฑ์การตรวจสอบข้อมูลผู้ใช้งาน (User Data Validation)</w:t>
+      </w:r>
+    </w:p>
+    <w:p>
+      <w:pPr>
+        <w:rPr>
+          <w:rFonts w:ascii="TH SarabunPSK" w:hAnsi="TH SarabunPSK" w:cs="TH SarabunPSK"/>
+          <w:color w:val="000000" w:themeColor="text1"/>
+          <w:sz w:val="32"/>
+          <w:szCs w:val="32"/>
+        </w:rPr>
+      </w:pPr>
+      <w:r>
+        <w:rPr>
+          <w:rFonts w:ascii="TH SarabunPSK" w:hAnsi="TH SarabunPSK" w:cs="TH SarabunPSK"/>
+          <w:color w:val="000000" w:themeColor="text1"/>
+          <w:sz w:val="32"/>
+          <w:szCs w:val="32"/>
+        </w:rPr>
+        <w:t>ระบบมีกฎเกณฑ์การตรวจสอบข้อมูลผู้ใช้งานในขั้นตอนการลงทะเบียนและจัดการบัญชี ดังนี้:</w:t>
+      </w:r>
+    </w:p>
+    <w:p>
+      <w:pPr>
+        <w:pStyle w:val="Heading3"/>
+        <w:rPr>
+          <w:rFonts w:ascii="TH SarabunPSK" w:hAnsi="TH SarabunPSK" w:cs="TH SarabunPSK"/>
+          <w:color w:val="000000" w:themeColor="text1"/>
+          <w:sz w:val="32"/>
+          <w:szCs w:val="32"/>
+        </w:rPr>
+      </w:pPr>
+      <w:r>
+        <w:rPr>
+          <w:rFonts w:ascii="TH SarabunPSK" w:hAnsi="TH SarabunPSK" w:cs="TH SarabunPSK"/>
+          <w:color w:val="000000" w:themeColor="text1"/>
+          <w:sz w:val="32"/>
+          <w:szCs w:val="32"/>
+        </w:rPr>
+        <w:t>7.1 ข้อมูลที่จำเป็น (Required Fields)</w:t>
+      </w:r>
+    </w:p>
+    <w:p>
+      <w:pPr>
+        <w:pStyle w:val="ListBullet"/>
+        <w:rPr>
+          <w:rFonts w:ascii="TH SarabunPSK" w:hAnsi="TH SarabunPSK" w:cs="TH SarabunPSK"/>
+          <w:color w:val="000000" w:themeColor="text1"/>
+          <w:sz w:val="32"/>
+          <w:szCs w:val="32"/>
+        </w:rPr>
+      </w:pPr>
+      <w:r>
+        <w:rPr>
+          <w:rFonts w:ascii="TH SarabunPSK" w:hAnsi="TH SarabunPSK" w:cs="TH SarabunPSK"/>
+          <w:color w:val="000000" w:themeColor="text1"/>
+          <w:sz w:val="32"/>
+          <w:szCs w:val="32"/>
+        </w:rPr>
+        <w:t>ชื่อผู้ใช้ (Username) — ต้องกรอก, ต้องไม่ซ้ำกับผู้ใช้อื่นในระบบ</w:t>
+      </w:r>
+    </w:p>
+    <w:p>
+      <w:pPr>
+        <w:pStyle w:val="ListBullet"/>
+        <w:rPr>
+          <w:rFonts w:ascii="TH SarabunPSK" w:hAnsi="TH SarabunPSK" w:cs="TH SarabunPSK"/>
+          <w:color w:val="000000" w:themeColor="text1"/>
+          <w:sz w:val="32"/>
+          <w:szCs w:val="32"/>
+        </w:rPr>
+      </w:pPr>
+      <w:r>
+        <w:rPr>
+          <w:rFonts w:ascii="TH SarabunPSK" w:hAnsi="TH SarabunPSK" w:cs="TH SarabunPSK"/>
+          <w:color w:val="000000" w:themeColor="text1"/>
+          <w:sz w:val="32"/>
+          <w:szCs w:val="32"/>
+        </w:rPr>
+        <w:t>อีเมล (Email) — ต้องกรอก, ต้องอยู่ในรูปแบบอีเมลที่ถูกต้อง, ต้องไม่ซ้ำกับผู้ใช้อื่น</w:t>
+      </w:r>
+    </w:p>
+    <w:p>
+      <w:pPr>
+        <w:pStyle w:val="ListBullet"/>
+        <w:rPr>
+          <w:rFonts w:ascii="TH SarabunPSK" w:hAnsi="TH SarabunPSK" w:cs="TH SarabunPSK"/>
+          <w:color w:val="000000" w:themeColor="text1"/>
+          <w:sz w:val="32"/>
+          <w:szCs w:val="32"/>
+        </w:rPr>
+      </w:pPr>
+      <w:r>
+        <w:rPr>
+          <w:rFonts w:ascii="TH SarabunPSK" w:hAnsi="TH SarabunPSK" w:cs="TH SarabunPSK"/>
+          <w:color w:val="000000" w:themeColor="text1"/>
+          <w:sz w:val="32"/>
+          <w:szCs w:val="32"/>
+        </w:rPr>
+        <w:t>ชื่อจริง (Name) — ต้องกรอก</w:t>
+      </w:r>
+    </w:p>
+    <w:p>
+      <w:pPr>
+        <w:pStyle w:val="ListBullet"/>
+        <w:rPr>
+          <w:rFonts w:ascii="TH SarabunPSK" w:hAnsi="TH SarabunPSK" w:cs="TH SarabunPSK"/>
+          <w:color w:val="000000" w:themeColor="text1"/>
+          <w:sz w:val="32"/>
+          <w:szCs w:val="32"/>
+        </w:rPr>
+      </w:pPr>
+      <w:r>
+        <w:rPr>
+          <w:rFonts w:ascii="TH SarabunPSK" w:hAnsi="TH SarabunPSK" w:cs="TH SarabunPSK"/>
+          <w:color w:val="000000" w:themeColor="text1"/>
+          <w:sz w:val="32"/>
+          <w:szCs w:val="32"/>
+        </w:rPr>
+        <w:t>นามสกุล (Lastname) — ต้องกรอก</w:t>
+      </w:r>
+    </w:p>
+    <w:p>
+      <w:pPr>
+        <w:pStyle w:val="ListBullet"/>
+        <w:rPr>
+          <w:rFonts w:ascii="TH SarabunPSK" w:hAnsi="TH SarabunPSK" w:cs="TH SarabunPSK"/>
+          <w:color w:val="000000" w:themeColor="text1"/>
+          <w:sz w:val="32"/>
+          <w:szCs w:val="32"/>
+        </w:rPr>
+      </w:pPr>
+      <w:r>
+        <w:rPr>
+          <w:rFonts w:ascii="TH SarabunPSK" w:hAnsi="TH SarabunPSK" w:cs="TH SarabunPSK"/>
+          <w:color w:val="000000" w:themeColor="text1"/>
+          <w:sz w:val="32"/>
+          <w:szCs w:val="32"/>
+        </w:rPr>
+        <w:t>หน่วยงาน (Organization) — ไม่บังคับ</w:t>
+      </w:r>
+    </w:p>
+    <w:p>
+      <w:pPr>
+        <w:pStyle w:val="Heading3"/>
+        <w:rPr>
+          <w:rFonts w:ascii="TH SarabunPSK" w:hAnsi="TH SarabunPSK" w:cs="TH SarabunPSK"/>
+          <w:color w:val="000000" w:themeColor="text1"/>
+          <w:sz w:val="32"/>
+          <w:szCs w:val="32"/>
+        </w:rPr>
+      </w:pPr>
+      <w:r>
+        <w:rPr>
+          <w:rFonts w:ascii="TH SarabunPSK" w:hAnsi="TH SarabunPSK" w:cs="TH SarabunPSK"/>
+          <w:color w:val="000000" w:themeColor="text1"/>
+          <w:sz w:val="32"/>
+          <w:szCs w:val="32"/>
+        </w:rPr>
+        <w:t>7.2 การตรวจสอบอีเมล (Email Validation)</w:t>
+      </w:r>
+    </w:p>
+    <w:p>
+      <w:pPr>
+        <w:pStyle w:val="ListBullet"/>
+        <w:rPr>
+          <w:rFonts w:ascii="TH SarabunPSK" w:hAnsi="TH SarabunPSK" w:cs="TH SarabunPSK"/>
+          <w:color w:val="000000" w:themeColor="text1"/>
+          <w:sz w:val="32"/>
+          <w:szCs w:val="32"/>
+        </w:rPr>
+      </w:pPr>
+      <w:r>
+        <w:rPr>
+          <w:rFonts w:ascii="TH SarabunPSK" w:hAnsi="TH SarabunPSK" w:cs="TH SarabunPSK"/>
+          <w:color w:val="000000" w:themeColor="text1"/>
+          <w:sz w:val="32"/>
+          <w:szCs w:val="32"/>
+        </w:rPr>
+        <w:t>ต้องมีรูปแบบ user@domain.tld (ตรวจสอบด้วย Regular Expression)</w:t>
+      </w:r>
+    </w:p>
+    <w:p>
+      <w:pPr>
+        <w:pStyle w:val="ListBullet"/>
+        <w:rPr>
+          <w:rFonts w:ascii="TH SarabunPSK" w:hAnsi="TH SarabunPSK" w:cs="TH SarabunPSK"/>
+          <w:color w:val="000000" w:themeColor="text1"/>
+          <w:sz w:val="32"/>
+          <w:szCs w:val="32"/>
+        </w:rPr>
+      </w:pPr>
+      <w:r>
+        <w:rPr>
+          <w:rFonts w:ascii="TH SarabunPSK" w:hAnsi="TH SarabunPSK" w:cs="TH SarabunPSK"/>
+          <w:color w:val="000000" w:themeColor="text1"/>
+          <w:sz w:val="32"/>
+          <w:szCs w:val="32"/>
+        </w:rPr>
+        <w:t>ความยาวไม่เกิน 254 ตัวอักษร (ตามมาตรฐาน RFC 5321)</w:t>
+      </w:r>
+    </w:p>
+    <w:p>
+      <w:pPr>
+        <w:pStyle w:val="ListBullet"/>
+        <w:rPr>
+          <w:rFonts w:ascii="TH SarabunPSK" w:hAnsi="TH SarabunPSK" w:cs="TH SarabunPSK"/>
+          <w:color w:val="000000" w:themeColor="text1"/>
+          <w:sz w:val="32"/>
+          <w:szCs w:val="32"/>
+        </w:rPr>
+      </w:pPr>
+      <w:r>
+        <w:rPr>
+          <w:rFonts w:ascii="TH SarabunPSK" w:hAnsi="TH SarabunPSK" w:cs="TH SarabunPSK"/>
+          <w:color w:val="000000" w:themeColor="text1"/>
+          <w:sz w:val="32"/>
+          <w:szCs w:val="32"/>
+        </w:rPr>
+        <w:t>ไม่อนุญาตให้มีช่องว่าง (Whitespace) ในที่อยู่อีเมล</w:t>
+      </w:r>
+    </w:p>
+    <w:p>
+      <w:pPr>
+        <w:pStyle w:val="Heading3"/>
+        <w:rPr>
+          <w:rFonts w:ascii="TH SarabunPSK" w:hAnsi="TH SarabunPSK" w:cs="TH SarabunPSK"/>
+          <w:color w:val="000000" w:themeColor="text1"/>
+          <w:sz w:val="32"/>
+          <w:szCs w:val="32"/>
+        </w:rPr>
+      </w:pPr>
+      <w:r>
+        <w:rPr>
+          <w:rFonts w:ascii="TH SarabunPSK" w:hAnsi="TH SarabunPSK" w:cs="TH SarabunPSK"/>
+          <w:color w:val="000000" w:themeColor="text1"/>
+          <w:sz w:val="32"/>
+          <w:szCs w:val="32"/>
+        </w:rPr>
+        <w:lastRenderedPageBreak/>
+        <w:t>7.3 การตรวจสอบความซ้ำซ้อน (Uniqueness Check)</w:t>
+      </w:r>
+    </w:p>
+    <w:p>
+      <w:pPr>
+        <w:pStyle w:val="ListBullet"/>
+        <w:rPr>
+          <w:rFonts w:ascii="TH SarabunPSK" w:hAnsi="TH SarabunPSK" w:cs="TH SarabunPSK"/>
+          <w:color w:val="000000" w:themeColor="text1"/>
+          <w:sz w:val="32"/>
+          <w:szCs w:val="32"/>
+        </w:rPr>
+      </w:pPr>
+      <w:r>
+        <w:rPr>
+          <w:rFonts w:ascii="TH SarabunPSK" w:hAnsi="TH SarabunPSK" w:cs="TH SarabunPSK"/>
+          <w:color w:val="000000" w:themeColor="text1"/>
+          <w:sz w:val="32"/>
+          <w:szCs w:val="32"/>
+        </w:rPr>
+        <w:t>Username — ตรวจสอบว่าไม่ซ้ำกับ Username ที่มีอยู่แล้ว หากซ้ำจะแจ้งข้อผิดพลาด "Username is already taken"</w:t>
+      </w:r>
+    </w:p>
+    <w:p>
+      <w:pPr>
+        <w:pStyle w:val="ListBullet"/>
+        <w:rPr>
+          <w:rFonts w:ascii="TH SarabunPSK" w:hAnsi="TH SarabunPSK" w:cs="TH SarabunPSK"/>
+          <w:color w:val="000000" w:themeColor="text1"/>
+          <w:sz w:val="32"/>
+          <w:szCs w:val="32"/>
+        </w:rPr>
+      </w:pPr>
+      <w:r>
+        <w:rPr>
+          <w:rFonts w:ascii="TH SarabunPSK" w:hAnsi="TH SarabunPSK" w:cs="TH SarabunPSK"/>
+          <w:color w:val="000000" w:themeColor="text1"/>
+          <w:sz w:val="32"/>
+          <w:szCs w:val="32"/>
+        </w:rPr>
+        <w:t>Email — ตรวจสอบว่าไม่ซ้ำกับ Email ที่ลงทะเบียนแล้ว หากซ้ำจะแจ้งข้อผิดพลาด "Email is already registered"</w:t>
+      </w:r>
+    </w:p>
+    <w:p>
+      <w:pPr>
+        <w:pStyle w:val="Heading3"/>
+        <w:rPr>
+          <w:rFonts w:ascii="TH SarabunPSK" w:hAnsi="TH SarabunPSK" w:cs="TH SarabunPSK"/>
+          <w:color w:val="000000" w:themeColor="text1"/>
+          <w:sz w:val="32"/>
+          <w:szCs w:val="32"/>
+        </w:rPr>
+      </w:pPr>
+      <w:r>
+        <w:rPr>
+          <w:rFonts w:ascii="TH SarabunPSK" w:hAnsi="TH SarabunPSK" w:cs="TH SarabunPSK"/>
+          <w:color w:val="000000" w:themeColor="text1"/>
+          <w:sz w:val="32"/>
+          <w:szCs w:val="32"/>
+        </w:rPr>
+        <w:t>7.4 การสร้างรหัสผ่านอัตโนมัติ</w:t>
+      </w:r>
+    </w:p>
+    <w:p>
+      <w:pPr>
+        <w:rPr>
+          <w:rFonts w:ascii="TH SarabunPSK" w:hAnsi="TH SarabunPSK" w:cs="TH SarabunPSK"/>
+          <w:color w:val="000000" w:themeColor="text1"/>
+          <w:sz w:val="32"/>
+          <w:szCs w:val="32"/>
+        </w:rPr>
+      </w:pPr>
+      <w:r>
+        <w:rPr>
+          <w:rFonts w:ascii="TH SarabunPSK" w:hAnsi="TH SarabunPSK" w:cs="TH SarabunPSK"/>
+          <w:color w:val="000000" w:themeColor="text1"/>
+          <w:sz w:val="32"/>
+          <w:szCs w:val="32"/>
+        </w:rPr>
+        <w:t>เมื่อผู้ใช้ลงทะเบียนผ่านหน้า Register ระบบจะสร้างรหัสผ่านแบบสุ่ม (Random Password) ขนาด 12 ตัวอักษรโดยอัตโนมัติ และส่งไปยังอีเมลที่ลงทะเบียนไว้ ผู้ใช้ควรเปลี่ยนรหัสผ่านหลังจากเข้าสู่ระบบครั้งแรก</w:t>
+      </w:r>
+    </w:p>
+    <w:p>
+      <w:pPr>
+        <w:pStyle w:val="Heading2"/>
+        <w:rPr>
+          <w:rFonts w:ascii="TH SarabunPSK" w:hAnsi="TH SarabunPSK" w:cs="TH SarabunPSK"/>
+          <w:color w:val="000000" w:themeColor="text1"/>
+          <w:sz w:val="32"/>
+          <w:szCs w:val="32"/>
+        </w:rPr>
+      </w:pPr>
+      <w:r>
+        <w:rPr>
+          <w:rFonts w:ascii="TH SarabunPSK" w:hAnsi="TH SarabunPSK" w:cs="TH SarabunPSK"/>
+          <w:color w:val="000000" w:themeColor="text1"/>
+          <w:sz w:val="32"/>
+          <w:szCs w:val="32"/>
+        </w:rPr>
+        <w:t>8. โครงสร้างพื้นฐานที่เหมาะสม (Recommended Infrastructure Specification)</w:t>
+      </w:r>
+    </w:p>
+    <w:p>
+      <w:pPr>
+        <w:rPr>
+          <w:rFonts w:ascii="TH SarabunPSK" w:hAnsi="TH SarabunPSK" w:cs="TH SarabunPSK"/>
+          <w:color w:val="000000" w:themeColor="text1"/>
+          <w:sz w:val="32"/>
+          <w:szCs w:val="32"/>
+        </w:rPr>
+      </w:pPr>
+      <w:r>
+        <w:rPr>
+          <w:rFonts w:ascii="TH SarabunPSK" w:hAnsi="TH SarabunPSK" w:cs="TH SarabunPSK"/>
+          <w:color w:val="000000" w:themeColor="text1"/>
+          <w:sz w:val="32"/>
+          <w:szCs w:val="32"/>
+        </w:rPr>
+        <w:t>ตามขอบเขตงาน (TOR) ข้อ 1.3 และ 5 ระบบ MTB Cluster Detection ต้องการคอมพิวเตอร์อย่างน้อย 2 เครื่อง ทำงานร่วมกัน:</w:t>
+      </w:r>
+    </w:p>
+    <w:p>
+      <w:pPr>
+        <w:pStyle w:val="Heading3"/>
+        <w:rPr>
+          <w:rFonts w:ascii="TH SarabunPSK" w:hAnsi="TH SarabunPSK" w:cs="TH SarabunPSK"/>
+          <w:color w:val="000000" w:themeColor="text1"/>
+          <w:sz w:val="32"/>
+          <w:szCs w:val="32"/>
+        </w:rPr>
+      </w:pPr>
+      <w:r>
+        <w:rPr>
+          <w:rFonts w:ascii="TH SarabunPSK" w:hAnsi="TH SarabunPSK" w:cs="TH SarabunPSK"/>
+          <w:color w:val="000000" w:themeColor="text1"/>
+          <w:sz w:val="32"/>
+          <w:szCs w:val="32"/>
+        </w:rPr>
+        <w:t>8.1 เครื่องที่ 1: User Terminal Node (เครื่องให้บริการผู้ใช้)</w:t>
+      </w:r>
+    </w:p>
+    <w:p>
+      <w:pPr>
+        <w:rPr>
+          <w:rFonts w:ascii="TH SarabunPSK" w:hAnsi="TH SarabunPSK" w:cs="TH SarabunPSK"/>
+          <w:color w:val="000000" w:themeColor="text1"/>
+          <w:sz w:val="32"/>
+          <w:szCs w:val="32"/>
+        </w:rPr>
+      </w:pPr>
+      <w:r>
+        <w:rPr>
+          <w:rFonts w:ascii="TH SarabunPSK" w:hAnsi="TH SarabunPSK" w:cs="TH SarabunPSK"/>
+          <w:b/>
+          <w:color w:val="000000" w:themeColor="text1"/>
+          <w:sz w:val="32"/>
+          <w:szCs w:val="32"/>
+        </w:rPr>
+        <w:t xml:space="preserve">หน้าที่: </w:t>
+      </w:r>
+      <w:r>
+        <w:rPr>
+          <w:rFonts w:ascii="TH SarabunPSK" w:hAnsi="TH SarabunPSK" w:cs="TH SarabunPSK"/>
+          <w:color w:val="000000" w:themeColor="text1"/>
+          <w:sz w:val="32"/>
+          <w:szCs w:val="32"/>
+        </w:rPr>
+        <w:t>รับข้อมูลจากผู้ใช้ แสดงผลหน้าเว็บ และจัดการฐานข้อมูล</w:t>
+      </w:r>
+    </w:p>
+    <w:p>
+      <w:pPr>
+        <w:pStyle w:val="ListBullet"/>
+        <w:rPr>
+          <w:rFonts w:ascii="TH SarabunPSK" w:hAnsi="TH SarabunPSK" w:cs="TH SarabunPSK"/>
+          <w:color w:val="000000" w:themeColor="text1"/>
+          <w:sz w:val="32"/>
+          <w:szCs w:val="32"/>
+        </w:rPr>
+      </w:pPr>
+      <w:r>
+        <w:rPr>
+          <w:rFonts w:ascii="TH SarabunPSK" w:hAnsi="TH SarabunPSK" w:cs="TH SarabunPSK"/>
+          <w:color w:val="000000" w:themeColor="text1"/>
+          <w:sz w:val="32"/>
+          <w:szCs w:val="32"/>
+        </w:rPr>
+        <w:t>ระบบปฏิบัติการ: Ubuntu 22.04 LTS หรือ Ubuntu 24.04 LTS (64-bit)</w:t>
+      </w:r>
+    </w:p>
+    <w:p>
+      <w:pPr>
+        <w:pStyle w:val="ListBullet"/>
+        <w:rPr>
+          <w:rFonts w:ascii="TH SarabunPSK" w:hAnsi="TH SarabunPSK" w:cs="TH SarabunPSK"/>
+          <w:color w:val="000000" w:themeColor="text1"/>
+          <w:sz w:val="32"/>
+          <w:szCs w:val="32"/>
+        </w:rPr>
+      </w:pPr>
+      <w:r>
+        <w:rPr>
+          <w:rFonts w:ascii="TH SarabunPSK" w:hAnsi="TH SarabunPSK" w:cs="TH SarabunPSK"/>
+          <w:color w:val="000000" w:themeColor="text1"/>
+          <w:sz w:val="32"/>
+          <w:szCs w:val="32"/>
+        </w:rPr>
+        <w:t>CPU: 4 Cores ขึ้นไป (เช่น Intel Xeon E-2224 หรือ AMD EPYC 7232P)</w:t>
+      </w:r>
+    </w:p>
+    <w:p>
+      <w:pPr>
+        <w:pStyle w:val="ListBullet"/>
+        <w:rPr>
+          <w:rFonts w:ascii="TH SarabunPSK" w:hAnsi="TH SarabunPSK" w:cs="TH SarabunPSK"/>
+          <w:color w:val="000000" w:themeColor="text1"/>
+          <w:sz w:val="32"/>
+          <w:szCs w:val="32"/>
+        </w:rPr>
+      </w:pPr>
+      <w:r>
+        <w:rPr>
+          <w:rFonts w:ascii="TH SarabunPSK" w:hAnsi="TH SarabunPSK" w:cs="TH SarabunPSK"/>
+          <w:color w:val="000000" w:themeColor="text1"/>
+          <w:sz w:val="32"/>
+          <w:szCs w:val="32"/>
+        </w:rPr>
+        <w:t>RAM: 8 GB ขึ้นไป</w:t>
+      </w:r>
+    </w:p>
+    <w:p>
+      <w:pPr>
+        <w:pStyle w:val="ListBullet"/>
+        <w:rPr>
+          <w:rFonts w:ascii="TH SarabunPSK" w:hAnsi="TH SarabunPSK" w:cs="TH SarabunPSK"/>
+          <w:color w:val="000000" w:themeColor="text1"/>
+          <w:sz w:val="32"/>
+          <w:szCs w:val="32"/>
+        </w:rPr>
+      </w:pPr>
+      <w:r>
+        <w:rPr>
+          <w:rFonts w:ascii="TH SarabunPSK" w:hAnsi="TH SarabunPSK" w:cs="TH SarabunPSK"/>
+          <w:color w:val="000000" w:themeColor="text1"/>
+          <w:sz w:val="32"/>
+          <w:szCs w:val="32"/>
+        </w:rPr>
+        <w:t>Storage: SSD 100 GB ขึ้นไป (สำหรับ OS + Database + Application)</w:t>
+      </w:r>
+    </w:p>
+    <w:p>
+      <w:pPr>
+        <w:pStyle w:val="ListBullet"/>
+        <w:rPr>
+          <w:rFonts w:ascii="TH SarabunPSK" w:hAnsi="TH SarabunPSK" w:cs="TH SarabunPSK"/>
+          <w:color w:val="000000" w:themeColor="text1"/>
+          <w:sz w:val="32"/>
+          <w:szCs w:val="32"/>
+        </w:rPr>
+      </w:pPr>
+      <w:r>
+        <w:rPr>
+          <w:rFonts w:ascii="TH SarabunPSK" w:hAnsi="TH SarabunPSK" w:cs="TH SarabunPSK"/>
+          <w:color w:val="000000" w:themeColor="text1"/>
+          <w:sz w:val="32"/>
+          <w:szCs w:val="32"/>
+        </w:rPr>
+        <w:t>Network: Gigabit Ethernet</w:t>
+      </w:r>
+    </w:p>
+    <w:p>
+      <w:pPr>
+        <w:pStyle w:val="ListBullet"/>
+        <w:rPr>
+          <w:rFonts w:ascii="TH SarabunPSK" w:hAnsi="TH SarabunPSK" w:cs="TH SarabunPSK"/>
+          <w:color w:val="000000" w:themeColor="text1"/>
+          <w:sz w:val="32"/>
+          <w:szCs w:val="32"/>
+        </w:rPr>
+      </w:pPr>
+      <w:r>
+        <w:rPr>
+          <w:rFonts w:ascii="TH SarabunPSK" w:hAnsi="TH SarabunPSK" w:cs="TH SarabunPSK"/>
+          <w:color w:val="000000" w:themeColor="text1"/>
+          <w:sz w:val="32"/>
+          <w:szCs w:val="32"/>
+        </w:rPr>
+        <w:t>โปรแกรมที่ต้องติดตั้ง: Docker, Docker Compose, Node.js 18+, PM2, MySQL 8.0, Nginx (Reverse Proxy)</w:t>
+      </w:r>
+    </w:p>
+    <w:p>
+      <w:pPr>
+        <w:pStyle w:val="Heading3"/>
+        <w:rPr>
+          <w:rFonts w:ascii="TH SarabunPSK" w:hAnsi="TH SarabunPSK" w:cs="TH SarabunPSK"/>
+          <w:color w:val="000000" w:themeColor="text1"/>
+          <w:sz w:val="32"/>
+          <w:szCs w:val="32"/>
+        </w:rPr>
+      </w:pPr>
+      <w:r>
+        <w:rPr>
+          <w:rFonts w:ascii="TH SarabunPSK" w:hAnsi="TH SarabunPSK" w:cs="TH SarabunPSK"/>
+          <w:color w:val="000000" w:themeColor="text1"/>
+          <w:sz w:val="32"/>
+          <w:szCs w:val="32"/>
+        </w:rPr>
+        <w:t>8.2 เครื่องที่ 2: Processing Node (เครื่องประมวลผล Genomics Pipeline)</w:t>
+      </w:r>
+    </w:p>
+    <w:p>
+      <w:pPr>
+        <w:rPr>
+          <w:rFonts w:ascii="TH SarabunPSK" w:hAnsi="TH SarabunPSK" w:cs="TH SarabunPSK"/>
+          <w:color w:val="000000" w:themeColor="text1"/>
+          <w:sz w:val="32"/>
+          <w:szCs w:val="32"/>
+        </w:rPr>
+      </w:pPr>
+      <w:r>
+        <w:rPr>
+          <w:rFonts w:ascii="TH SarabunPSK" w:hAnsi="TH SarabunPSK" w:cs="TH SarabunPSK"/>
+          <w:b/>
+          <w:color w:val="000000" w:themeColor="text1"/>
+          <w:sz w:val="32"/>
+          <w:szCs w:val="32"/>
+        </w:rPr>
+        <w:t xml:space="preserve">หน้าที่: </w:t>
+      </w:r>
+      <w:r>
+        <w:rPr>
+          <w:rFonts w:ascii="TH SarabunPSK" w:hAnsi="TH SarabunPSK" w:cs="TH SarabunPSK"/>
+          <w:color w:val="000000" w:themeColor="text1"/>
+          <w:sz w:val="32"/>
+          <w:szCs w:val="32"/>
+        </w:rPr>
+        <w:t>ประมวลผล Nextflow Pipeline สำหรับวิเคราะห์ข้อมูล WGS</w:t>
+      </w:r>
+    </w:p>
+    <w:p>
+      <w:pPr>
+        <w:pStyle w:val="ListBullet"/>
+        <w:rPr>
+          <w:rFonts w:ascii="TH SarabunPSK" w:hAnsi="TH SarabunPSK" w:cs="TH SarabunPSK"/>
+          <w:color w:val="000000" w:themeColor="text1"/>
+          <w:sz w:val="32"/>
+          <w:szCs w:val="32"/>
+        </w:rPr>
+      </w:pPr>
+      <w:r>
+        <w:rPr>
+          <w:rFonts w:ascii="TH SarabunPSK" w:hAnsi="TH SarabunPSK" w:cs="TH SarabunPSK"/>
+          <w:color w:val="000000" w:themeColor="text1"/>
+          <w:sz w:val="32"/>
+          <w:szCs w:val="32"/>
+        </w:rPr>
+        <w:lastRenderedPageBreak/>
+        <w:t>ระบบปฏิบัติการ: Ubuntu 22.04 LTS หรือ Ubuntu 24.04 LTS (64-bit)</w:t>
+      </w:r>
+    </w:p>
+    <w:p>
+      <w:pPr>
+        <w:pStyle w:val="ListBullet"/>
+        <w:rPr>
+          <w:rFonts w:ascii="TH SarabunPSK" w:hAnsi="TH SarabunPSK" w:cs="TH SarabunPSK"/>
+          <w:color w:val="000000" w:themeColor="text1"/>
+          <w:sz w:val="32"/>
+          <w:szCs w:val="32"/>
+        </w:rPr>
+      </w:pPr>
+      <w:r>
+        <w:rPr>
+          <w:rFonts w:ascii="TH SarabunPSK" w:hAnsi="TH SarabunPSK" w:cs="TH SarabunPSK"/>
+          <w:color w:val="000000" w:themeColor="text1"/>
+          <w:sz w:val="32"/>
+          <w:szCs w:val="32"/>
+        </w:rPr>
+        <w:t>CPU: 8 Cores ขึ้นไป (เช่น Intel Xeon E-2288G หรือ AMD EPYC 7302)</w:t>
+      </w:r>
+    </w:p>
+    <w:p>
+      <w:pPr>
+        <w:pStyle w:val="ListBullet"/>
+        <w:rPr>
+          <w:rFonts w:ascii="TH SarabunPSK" w:hAnsi="TH SarabunPSK" w:cs="TH SarabunPSK"/>
+          <w:color w:val="000000" w:themeColor="text1"/>
+          <w:sz w:val="32"/>
+          <w:szCs w:val="32"/>
+        </w:rPr>
+      </w:pPr>
+      <w:r>
+        <w:rPr>
+          <w:rFonts w:ascii="TH SarabunPSK" w:hAnsi="TH SarabunPSK" w:cs="TH SarabunPSK"/>
+          <w:color w:val="000000" w:themeColor="text1"/>
+          <w:sz w:val="32"/>
+          <w:szCs w:val="32"/>
+        </w:rPr>
+        <w:t>RAM: 16 GB ขึ้นไป (Pipeline กำหนดการใช้สูงสุดที่ 6 GB ต่อ Process แต่ระบบรวมต้องรองรับ OS + Conda Environment + Nextflow)</w:t>
+      </w:r>
+    </w:p>
+    <w:p>
+      <w:pPr>
+        <w:pStyle w:val="ListBullet"/>
+        <w:rPr>
+          <w:rFonts w:ascii="TH SarabunPSK" w:hAnsi="TH SarabunPSK" w:cs="TH SarabunPSK"/>
+          <w:color w:val="000000" w:themeColor="text1"/>
+          <w:sz w:val="32"/>
+          <w:szCs w:val="32"/>
+        </w:rPr>
+      </w:pPr>
+      <w:r>
+        <w:rPr>
+          <w:rFonts w:ascii="TH SarabunPSK" w:hAnsi="TH SarabunPSK" w:cs="TH SarabunPSK"/>
+          <w:color w:val="000000" w:themeColor="text1"/>
+          <w:sz w:val="32"/>
+          <w:szCs w:val="32"/>
+        </w:rPr>
+        <w:t>Storage: SSD 500 GB ขึ้นไป (สำหรับ OS + Genomic Reference Database + ข้อมูล FASTQ + ผลลัพธ์การวิเคราะห์)</w:t>
+      </w:r>
+    </w:p>
+    <w:p>
+      <w:pPr>
+        <w:pStyle w:val="ListBullet"/>
+        <w:rPr>
+          <w:rFonts w:ascii="TH SarabunPSK" w:hAnsi="TH SarabunPSK" w:cs="TH SarabunPSK"/>
+          <w:color w:val="000000" w:themeColor="text1"/>
+          <w:sz w:val="32"/>
+          <w:szCs w:val="32"/>
+        </w:rPr>
+      </w:pPr>
+      <w:r>
+        <w:rPr>
+          <w:rFonts w:ascii="TH SarabunPSK" w:hAnsi="TH SarabunPSK" w:cs="TH SarabunPSK"/>
+          <w:color w:val="000000" w:themeColor="text1"/>
+          <w:sz w:val="32"/>
+          <w:szCs w:val="32"/>
+        </w:rPr>
+        <w:t>Network: Gigabit Ethernet (เชื่อมต่อกับ User Terminal Node)</w:t>
+      </w:r>
+    </w:p>
+    <w:p>
+      <w:pPr>
+        <w:pStyle w:val="ListBullet"/>
+        <w:rPr>
+          <w:rFonts w:ascii="TH SarabunPSK" w:hAnsi="TH SarabunPSK" w:cs="TH SarabunPSK"/>
+          <w:color w:val="000000" w:themeColor="text1"/>
+          <w:sz w:val="32"/>
+          <w:szCs w:val="32"/>
+        </w:rPr>
+      </w:pPr>
+      <w:r>
+        <w:rPr>
+          <w:rFonts w:ascii="TH SarabunPSK" w:hAnsi="TH SarabunPSK" w:cs="TH SarabunPSK"/>
+          <w:color w:val="000000" w:themeColor="text1"/>
+          <w:sz w:val="32"/>
+          <w:szCs w:val="32"/>
+        </w:rPr>
+        <w:t>โปรแกรมที่ต้องติดตั้ง: Mamba/Conda, Java 17+ (สำหรับ Nextflow), Nextflow 22.10.1+, BWA, SAMtools, GATK, IQ-TREE, bcftools, R, Python 3</w:t>
+      </w:r>
+    </w:p>
+    <w:p>
+      <w:pPr>
+        <w:pStyle w:val="Heading3"/>
+        <w:rPr>
+          <w:rFonts w:ascii="TH SarabunPSK" w:hAnsi="TH SarabunPSK" w:cs="TH SarabunPSK"/>
+          <w:color w:val="000000" w:themeColor="text1"/>
+          <w:sz w:val="32"/>
+          <w:szCs w:val="32"/>
+        </w:rPr>
+      </w:pPr>
+      <w:r>
+        <w:rPr>
+          <w:rFonts w:ascii="TH SarabunPSK" w:hAnsi="TH SarabunPSK" w:cs="TH SarabunPSK"/>
+          <w:color w:val="000000" w:themeColor="text1"/>
+          <w:sz w:val="32"/>
+          <w:szCs w:val="32"/>
+        </w:rPr>
+        <w:t>8.3 กระบวนการที่ต้อง Run</w:t>
+      </w:r>
+    </w:p>
+    <w:p>
+      <w:pPr>
+        <w:pStyle w:val="ListBullet"/>
+        <w:rPr>
+          <w:rFonts w:ascii="TH SarabunPSK" w:hAnsi="TH SarabunPSK" w:cs="TH SarabunPSK"/>
+          <w:color w:val="000000" w:themeColor="text1"/>
+          <w:sz w:val="32"/>
+          <w:szCs w:val="32"/>
+        </w:rPr>
+      </w:pPr>
+      <w:r>
+        <w:rPr>
+          <w:rFonts w:ascii="TH SarabunPSK" w:hAnsi="TH SarabunPSK" w:cs="TH SarabunPSK"/>
+          <w:b/>
+          <w:color w:val="000000" w:themeColor="text1"/>
+          <w:sz w:val="32"/>
+          <w:szCs w:val="32"/>
+        </w:rPr>
+        <w:t>User Terminal Node:</w:t>
+      </w:r>
+      <w:r>
+        <w:rPr>
+          <w:rFonts w:ascii="TH SarabunPSK" w:hAnsi="TH SarabunPSK" w:cs="TH SarabunPSK"/>
+          <w:color w:val="000000" w:themeColor="text1"/>
+          <w:sz w:val="32"/>
+          <w:szCs w:val="32"/>
+        </w:rPr>
+        <w:t xml:space="preserve"> mtb-frontend (Next.js + PM2) — Port 3000</w:t>
+      </w:r>
+    </w:p>
+    <w:p>
+      <w:pPr>
+        <w:pStyle w:val="ListBullet"/>
+        <w:rPr>
+          <w:rFonts w:ascii="TH SarabunPSK" w:hAnsi="TH SarabunPSK" w:cs="TH SarabunPSK"/>
+          <w:color w:val="000000" w:themeColor="text1"/>
+          <w:sz w:val="32"/>
+          <w:szCs w:val="32"/>
+        </w:rPr>
+      </w:pPr>
+      <w:r>
+        <w:rPr>
+          <w:rFonts w:ascii="TH SarabunPSK" w:hAnsi="TH SarabunPSK" w:cs="TH SarabunPSK"/>
+          <w:b/>
+          <w:color w:val="000000" w:themeColor="text1"/>
+          <w:sz w:val="32"/>
+          <w:szCs w:val="32"/>
+        </w:rPr>
+        <w:t>User Terminal Node:</w:t>
+      </w:r>
+      <w:r>
+        <w:rPr>
+          <w:rFonts w:ascii="TH SarabunPSK" w:hAnsi="TH SarabunPSK" w:cs="TH SarabunPSK"/>
+          <w:color w:val="000000" w:themeColor="text1"/>
+          <w:sz w:val="32"/>
+          <w:szCs w:val="32"/>
+        </w:rPr>
+        <w:t xml:space="preserve"> mtb-backend (Express.js + PM2) — Port 3001</w:t>
+      </w:r>
+    </w:p>
+    <w:p>
+      <w:pPr>
+        <w:pStyle w:val="ListBullet"/>
+        <w:rPr>
+          <w:rFonts w:ascii="TH SarabunPSK" w:hAnsi="TH SarabunPSK" w:cs="TH SarabunPSK"/>
+          <w:color w:val="000000" w:themeColor="text1"/>
+          <w:sz w:val="32"/>
+          <w:szCs w:val="32"/>
+        </w:rPr>
+      </w:pPr>
+      <w:r>
+        <w:rPr>
+          <w:rFonts w:ascii="TH SarabunPSK" w:hAnsi="TH SarabunPSK" w:cs="TH SarabunPSK"/>
+          <w:b/>
+          <w:color w:val="000000" w:themeColor="text1"/>
+          <w:sz w:val="32"/>
+          <w:szCs w:val="32"/>
+        </w:rPr>
+        <w:t>User Terminal Node:</w:t>
+      </w:r>
+      <w:r>
+        <w:rPr>
+          <w:rFonts w:ascii="TH SarabunPSK" w:hAnsi="TH SarabunPSK" w:cs="TH SarabunPSK"/>
+          <w:color w:val="000000" w:themeColor="text1"/>
+          <w:sz w:val="32"/>
+          <w:szCs w:val="32"/>
+        </w:rPr>
+        <w:t xml:space="preserve"> MySQL 8.0 — Port 3306</w:t>
+      </w:r>
+    </w:p>
+    <w:p>
+      <w:pPr>
+        <w:pStyle w:val="ListBullet"/>
+        <w:rPr>
+          <w:rFonts w:ascii="TH SarabunPSK" w:hAnsi="TH SarabunPSK" w:cs="TH SarabunPSK"/>
+          <w:color w:val="000000" w:themeColor="text1"/>
+          <w:sz w:val="32"/>
+          <w:szCs w:val="32"/>
+        </w:rPr>
+      </w:pPr>
+      <w:r>
+        <w:rPr>
+          <w:rFonts w:ascii="TH SarabunPSK" w:hAnsi="TH SarabunPSK" w:cs="TH SarabunPSK"/>
+          <w:b/>
+          <w:color w:val="000000" w:themeColor="text1"/>
+          <w:sz w:val="32"/>
+          <w:szCs w:val="32"/>
+        </w:rPr>
+        <w:t>Processing Node:</w:t>
+      </w:r>
+      <w:r>
+        <w:rPr>
+          <w:rFonts w:ascii="TH SarabunPSK" w:hAnsi="TH SarabunPSK" w:cs="TH SarabunPSK"/>
+          <w:color w:val="000000" w:themeColor="text1"/>
+          <w:sz w:val="32"/>
+          <w:szCs w:val="32"/>
+        </w:rPr>
+        <w:t xml:space="preserve"> Nextflow Pipeline (MTB_WGS_cluster_analysis) — ผ่าน Conda/Mamba Environment</w:t>
+      </w:r>
+    </w:p>
+    <w:p>
+      <w:pPr>
+        <w:pStyle w:val="Heading2"/>
+        <w:rPr>
+          <w:rFonts w:ascii="TH SarabunPSK" w:hAnsi="TH SarabunPSK" w:cs="TH SarabunPSK"/>
+          <w:color w:val="000000" w:themeColor="text1"/>
+          <w:sz w:val="32"/>
+          <w:szCs w:val="32"/>
+        </w:rPr>
+      </w:pPr>
+      <w:r>
+        <w:rPr>
+          <w:rFonts w:ascii="TH SarabunPSK" w:hAnsi="TH SarabunPSK" w:cs="TH SarabunPSK"/>
+          <w:color w:val="000000" w:themeColor="text1"/>
+          <w:sz w:val="32"/>
+          <w:szCs w:val="32"/>
+        </w:rPr>
+        <w:t>9. สเปคขั้นต่ำที่ระบบทำงานได้ (Minimum Specification)</w:t>
+      </w:r>
+    </w:p>
+    <w:p>
+      <w:pPr>
+        <w:rPr>
+          <w:rFonts w:ascii="TH SarabunPSK" w:hAnsi="TH SarabunPSK" w:cs="TH SarabunPSK"/>
+          <w:color w:val="000000" w:themeColor="text1"/>
+          <w:sz w:val="32"/>
+          <w:szCs w:val="32"/>
+        </w:rPr>
+      </w:pPr>
+      <w:r>
+        <w:rPr>
+          <w:rFonts w:ascii="TH SarabunPSK" w:hAnsi="TH SarabunPSK" w:cs="TH SarabunPSK"/>
+          <w:color w:val="000000" w:themeColor="text1"/>
+          <w:sz w:val="32"/>
+          <w:szCs w:val="32"/>
+        </w:rPr>
+        <w:t>จากการวิเคราะห์ไฟล์ nextflow.config ของ Pipeline พบว่าทรัพยากรที่ Pipeline ต้องการมีดังนี้:</w:t>
+      </w:r>
+    </w:p>
+    <w:p>
+      <w:pPr>
+        <w:pStyle w:val="Heading3"/>
+        <w:rPr>
+          <w:rFonts w:ascii="TH SarabunPSK" w:hAnsi="TH SarabunPSK" w:cs="TH SarabunPSK"/>
+          <w:color w:val="000000" w:themeColor="text1"/>
+          <w:sz w:val="32"/>
+          <w:szCs w:val="32"/>
+        </w:rPr>
+      </w:pPr>
+      <w:r>
+        <w:rPr>
+          <w:rFonts w:ascii="TH SarabunPSK" w:hAnsi="TH SarabunPSK" w:cs="TH SarabunPSK"/>
+          <w:color w:val="000000" w:themeColor="text1"/>
+          <w:sz w:val="32"/>
+          <w:szCs w:val="32"/>
+        </w:rPr>
+        <w:t>ทรัพยากรที่ Pipeline กำหนด</w:t>
+      </w:r>
+    </w:p>
+    <w:p>
+      <w:pPr>
+        <w:pStyle w:val="ListBullet"/>
+        <w:rPr>
+          <w:rFonts w:ascii="TH SarabunPSK" w:hAnsi="TH SarabunPSK" w:cs="TH SarabunPSK"/>
+          <w:color w:val="000000" w:themeColor="text1"/>
+          <w:sz w:val="32"/>
+          <w:szCs w:val="32"/>
+        </w:rPr>
+      </w:pPr>
+      <w:r>
+        <w:rPr>
+          <w:rFonts w:ascii="TH SarabunPSK" w:hAnsi="TH SarabunPSK" w:cs="TH SarabunPSK"/>
+          <w:color w:val="000000" w:themeColor="text1"/>
+          <w:sz w:val="32"/>
+          <w:szCs w:val="32"/>
+        </w:rPr>
+        <w:t>process_low: CPU 4 Cores, RAM 4 GB</w:t>
+      </w:r>
+    </w:p>
+    <w:p>
+      <w:pPr>
+        <w:pStyle w:val="ListBullet"/>
+        <w:rPr>
+          <w:rFonts w:ascii="TH SarabunPSK" w:hAnsi="TH SarabunPSK" w:cs="TH SarabunPSK"/>
+          <w:color w:val="000000" w:themeColor="text1"/>
+          <w:sz w:val="32"/>
+          <w:szCs w:val="32"/>
+        </w:rPr>
+      </w:pPr>
+      <w:r>
+        <w:rPr>
+          <w:rFonts w:ascii="TH SarabunPSK" w:hAnsi="TH SarabunPSK" w:cs="TH SarabunPSK"/>
+          <w:color w:val="000000" w:themeColor="text1"/>
+          <w:sz w:val="32"/>
+          <w:szCs w:val="32"/>
+        </w:rPr>
+        <w:t>process_medium: CPU 4 Cores, RAM 6 GB</w:t>
+      </w:r>
+    </w:p>
+    <w:p>
+      <w:pPr>
+        <w:pStyle w:val="ListBullet"/>
+        <w:rPr>
+          <w:rFonts w:ascii="TH SarabunPSK" w:hAnsi="TH SarabunPSK" w:cs="TH SarabunPSK"/>
+          <w:color w:val="000000" w:themeColor="text1"/>
+          <w:sz w:val="32"/>
+          <w:szCs w:val="32"/>
+        </w:rPr>
+      </w:pPr>
+      <w:r>
+        <w:rPr>
+          <w:rFonts w:ascii="TH SarabunPSK" w:hAnsi="TH SarabunPSK" w:cs="TH SarabunPSK"/>
+          <w:color w:val="000000" w:themeColor="text1"/>
+          <w:sz w:val="32"/>
+          <w:szCs w:val="32"/>
+        </w:rPr>
+        <w:t>process_high: CPU 6 Cores, RAM 6 GB</w:t>
+      </w:r>
+    </w:p>
+    <w:p>
+      <w:pPr>
+        <w:pStyle w:val="ListBullet"/>
+        <w:rPr>
+          <w:rFonts w:ascii="TH SarabunPSK" w:hAnsi="TH SarabunPSK" w:cs="TH SarabunPSK"/>
+          <w:color w:val="000000" w:themeColor="text1"/>
+          <w:sz w:val="32"/>
+          <w:szCs w:val="32"/>
+        </w:rPr>
+      </w:pPr>
+      <w:r>
+        <w:rPr>
+          <w:rFonts w:ascii="TH SarabunPSK" w:hAnsi="TH SarabunPSK" w:cs="TH SarabunPSK"/>
+          <w:color w:val="000000" w:themeColor="text1"/>
+          <w:sz w:val="32"/>
+          <w:szCs w:val="32"/>
+        </w:rPr>
+        <w:t>Global Maximum: CPU 6 Cores, RAM 6 GB</w:t>
+      </w:r>
+    </w:p>
+    <w:p>
+      <w:pPr>
+        <w:pStyle w:val="Heading3"/>
+        <w:rPr>
+          <w:rFonts w:ascii="TH SarabunPSK" w:hAnsi="TH SarabunPSK" w:cs="TH SarabunPSK"/>
+          <w:color w:val="000000" w:themeColor="text1"/>
+          <w:sz w:val="32"/>
+          <w:szCs w:val="32"/>
+        </w:rPr>
+      </w:pPr>
+      <w:r>
+        <w:rPr>
+          <w:rFonts w:ascii="TH SarabunPSK" w:hAnsi="TH SarabunPSK" w:cs="TH SarabunPSK"/>
+          <w:color w:val="000000" w:themeColor="text1"/>
+          <w:sz w:val="32"/>
+          <w:szCs w:val="32"/>
+        </w:rPr>
+        <w:lastRenderedPageBreak/>
+        <w:t>9.1 สเปคขั้นต่ำ — Processing Node</w:t>
+      </w:r>
+    </w:p>
+    <w:p>
+      <w:pPr>
+        <w:pStyle w:val="ListBullet"/>
+        <w:rPr>
+          <w:rFonts w:ascii="TH SarabunPSK" w:hAnsi="TH SarabunPSK" w:cs="TH SarabunPSK"/>
+          <w:color w:val="000000" w:themeColor="text1"/>
+          <w:sz w:val="32"/>
+          <w:szCs w:val="32"/>
+        </w:rPr>
+      </w:pPr>
+      <w:r>
+        <w:rPr>
+          <w:rFonts w:ascii="TH SarabunPSK" w:hAnsi="TH SarabunPSK" w:cs="TH SarabunPSK"/>
+          <w:color w:val="000000" w:themeColor="text1"/>
+          <w:sz w:val="32"/>
+          <w:szCs w:val="32"/>
+        </w:rPr>
+        <w:t>CPU: 6 Cores (ขั้นต่ำสุดตาม process_high ที่กำหนดใน Pipeline)</w:t>
+      </w:r>
+    </w:p>
+    <w:p>
+      <w:pPr>
+        <w:pStyle w:val="ListBullet"/>
+        <w:rPr>
+          <w:rFonts w:ascii="TH SarabunPSK" w:hAnsi="TH SarabunPSK" w:cs="TH SarabunPSK"/>
+          <w:color w:val="000000" w:themeColor="text1"/>
+          <w:sz w:val="32"/>
+          <w:szCs w:val="32"/>
+        </w:rPr>
+      </w:pPr>
+      <w:r>
+        <w:rPr>
+          <w:rFonts w:ascii="TH SarabunPSK" w:hAnsi="TH SarabunPSK" w:cs="TH SarabunPSK"/>
+          <w:color w:val="000000" w:themeColor="text1"/>
+          <w:sz w:val="32"/>
+          <w:szCs w:val="32"/>
+        </w:rPr>
+        <w:t>RAM: 8 GB (Pipeline ใช้สูงสุด 6 GB + OS/Conda/Nextflow อีก ~2 GB)</w:t>
+      </w:r>
+    </w:p>
+    <w:p>
+      <w:pPr>
+        <w:pStyle w:val="ListBullet"/>
+        <w:rPr>
+          <w:rFonts w:ascii="TH SarabunPSK" w:hAnsi="TH SarabunPSK" w:cs="TH SarabunPSK"/>
+          <w:color w:val="000000" w:themeColor="text1"/>
+          <w:sz w:val="32"/>
+          <w:szCs w:val="32"/>
+        </w:rPr>
+      </w:pPr>
+      <w:r>
+        <w:rPr>
+          <w:rFonts w:ascii="TH SarabunPSK" w:hAnsi="TH SarabunPSK" w:cs="TH SarabunPSK"/>
+          <w:color w:val="000000" w:themeColor="text1"/>
+          <w:sz w:val="32"/>
+          <w:szCs w:val="32"/>
+        </w:rPr>
+        <w:t>Storage: 200 GB SSD (สำหรับ Reference Database + ข้อมูลผู้ใช้)</w:t>
+      </w:r>
+    </w:p>
+    <w:p>
+      <w:pPr>
+        <w:pStyle w:val="ListBullet"/>
+        <w:rPr>
+          <w:rFonts w:ascii="TH SarabunPSK" w:hAnsi="TH SarabunPSK" w:cs="TH SarabunPSK"/>
+          <w:color w:val="000000" w:themeColor="text1"/>
+          <w:sz w:val="32"/>
+          <w:szCs w:val="32"/>
+        </w:rPr>
+      </w:pPr>
+      <w:r>
+        <w:rPr>
+          <w:rFonts w:ascii="TH SarabunPSK" w:hAnsi="TH SarabunPSK" w:cs="TH SarabunPSK"/>
+          <w:color w:val="000000" w:themeColor="text1"/>
+          <w:sz w:val="32"/>
+          <w:szCs w:val="32"/>
+        </w:rPr>
+        <w:t>OS: Ubuntu 20.04 LTS ขึ้นไป</w:t>
+      </w:r>
+    </w:p>
+    <w:p>
+      <w:pPr>
+        <w:pStyle w:val="Heading3"/>
+        <w:rPr>
+          <w:rFonts w:ascii="TH SarabunPSK" w:hAnsi="TH SarabunPSK" w:cs="TH SarabunPSK"/>
+          <w:color w:val="000000" w:themeColor="text1"/>
+          <w:sz w:val="32"/>
+          <w:szCs w:val="32"/>
+        </w:rPr>
+      </w:pPr>
+      <w:r>
+        <w:rPr>
+          <w:rFonts w:ascii="TH SarabunPSK" w:hAnsi="TH SarabunPSK" w:cs="TH SarabunPSK"/>
+          <w:color w:val="000000" w:themeColor="text1"/>
+          <w:sz w:val="32"/>
+          <w:szCs w:val="32"/>
+        </w:rPr>
+        <w:t>9.2 สเปคขั้นต่ำ — User Terminal Node</w:t>
+      </w:r>
+    </w:p>
+    <w:p>
+      <w:pPr>
+        <w:pStyle w:val="ListBullet"/>
+        <w:rPr>
+          <w:rFonts w:ascii="TH SarabunPSK" w:hAnsi="TH SarabunPSK" w:cs="TH SarabunPSK"/>
+          <w:color w:val="000000" w:themeColor="text1"/>
+          <w:sz w:val="32"/>
+          <w:szCs w:val="32"/>
+        </w:rPr>
+      </w:pPr>
+      <w:r>
+        <w:rPr>
+          <w:rFonts w:ascii="TH SarabunPSK" w:hAnsi="TH SarabunPSK" w:cs="TH SarabunPSK"/>
+          <w:color w:val="000000" w:themeColor="text1"/>
+          <w:sz w:val="32"/>
+          <w:szCs w:val="32"/>
+        </w:rPr>
+        <w:t>CPU: 2 Cores</w:t>
+      </w:r>
+    </w:p>
+    <w:p>
+      <w:pPr>
+        <w:pStyle w:val="ListBullet"/>
+        <w:rPr>
+          <w:rFonts w:ascii="TH SarabunPSK" w:hAnsi="TH SarabunPSK" w:cs="TH SarabunPSK"/>
+          <w:color w:val="000000" w:themeColor="text1"/>
+          <w:sz w:val="32"/>
+          <w:szCs w:val="32"/>
+        </w:rPr>
+      </w:pPr>
+      <w:r>
+        <w:rPr>
+          <w:rFonts w:ascii="TH SarabunPSK" w:hAnsi="TH SarabunPSK" w:cs="TH SarabunPSK"/>
+          <w:color w:val="000000" w:themeColor="text1"/>
+          <w:sz w:val="32"/>
+          <w:szCs w:val="32"/>
+        </w:rPr>
+        <w:t>RAM: 4 GB</w:t>
+      </w:r>
+    </w:p>
+    <w:p>
+      <w:pPr>
+        <w:pStyle w:val="ListBullet"/>
+        <w:rPr>
+          <w:rFonts w:ascii="TH SarabunPSK" w:hAnsi="TH SarabunPSK" w:cs="TH SarabunPSK"/>
+          <w:color w:val="000000" w:themeColor="text1"/>
+          <w:sz w:val="32"/>
+          <w:szCs w:val="32"/>
+        </w:rPr>
+      </w:pPr>
+      <w:r>
+        <w:rPr>
+          <w:rFonts w:ascii="TH SarabunPSK" w:hAnsi="TH SarabunPSK" w:cs="TH SarabunPSK"/>
+          <w:color w:val="000000" w:themeColor="text1"/>
+          <w:sz w:val="32"/>
+          <w:szCs w:val="32"/>
+        </w:rPr>
+        <w:t>Storage: 50 GB SSD</w:t>
+      </w:r>
+    </w:p>
+    <w:p>
+      <w:pPr>
+        <w:pStyle w:val="ListBullet"/>
+        <w:rPr>
+          <w:rFonts w:ascii="TH SarabunPSK" w:hAnsi="TH SarabunPSK" w:cs="TH SarabunPSK"/>
+          <w:color w:val="000000" w:themeColor="text1"/>
+          <w:sz w:val="32"/>
+          <w:szCs w:val="32"/>
+        </w:rPr>
+      </w:pPr>
+      <w:r>
+        <w:rPr>
+          <w:rFonts w:ascii="TH SarabunPSK" w:hAnsi="TH SarabunPSK" w:cs="TH SarabunPSK"/>
+          <w:color w:val="000000" w:themeColor="text1"/>
+          <w:sz w:val="32"/>
+          <w:szCs w:val="32"/>
+        </w:rPr>
+        <w:t>OS: Ubuntu 20.04 LTS ขึ้นไป หรือ ระบบปฏิบัติการที่รองรับ Docker</w:t>
+      </w:r>
+    </w:p>
+    <w:p>
+      <w:pPr>
+        <w:pStyle w:val="Heading3"/>
+        <w:rPr>
+          <w:rFonts w:ascii="TH SarabunPSK" w:hAnsi="TH SarabunPSK" w:cs="TH SarabunPSK"/>
+          <w:color w:val="000000" w:themeColor="text1"/>
+          <w:sz w:val="32"/>
+          <w:szCs w:val="32"/>
+        </w:rPr>
+      </w:pPr>
+      <w:r>
+        <w:rPr>
+          <w:rFonts w:ascii="TH SarabunPSK" w:hAnsi="TH SarabunPSK" w:cs="TH SarabunPSK"/>
+          <w:color w:val="000000" w:themeColor="text1"/>
+          <w:sz w:val="32"/>
+          <w:szCs w:val="32"/>
+        </w:rPr>
+        <w:t>9.3 หมายเหตุ</w:t>
+      </w:r>
+    </w:p>
+    <w:p>
+      <w:pPr>
+        <w:rPr>
+          <w:rFonts w:ascii="TH SarabunPSK" w:hAnsi="TH SarabunPSK" w:cs="TH SarabunPSK"/>
+          <w:color w:val="000000" w:themeColor="text1"/>
+          <w:sz w:val="32"/>
+          <w:szCs w:val="32"/>
+        </w:rPr>
+      </w:pPr>
+      <w:r>
+        <w:rPr>
+          <w:rFonts w:ascii="TH SarabunPSK" w:hAnsi="TH SarabunPSK" w:cs="TH SarabunPSK"/>
+          <w:color w:val="000000" w:themeColor="text1"/>
+          <w:sz w:val="32"/>
+          <w:szCs w:val="32"/>
+        </w:rPr>
+        <w:t>สเปคขั้นต่ำข้างต้นเป็นค่าที่ระบบสามารถทำงานได้ แต่อาจใช้เวลานานในการประมวลผลเมื่อมีข้อมูลจำนวนมาก สำหรับการใช้งานจริงในระดับ Production แนะนำให้ใช้สเปคตามข้อ 8 (Recommended Specification) เพื่อประสิทธิภาพที่เหมาะสม</w:t>
+      </w:r>
+    </w:p>
+    <w:p>
+      <w:pPr>
+        <w:pStyle w:val="Heading2"/>
+        <w:rPr>
+          <w:rFonts w:ascii="TH SarabunPSK" w:hAnsi="TH SarabunPSK" w:cs="TH SarabunPSK"/>
+          <w:color w:val="000000" w:themeColor="text1"/>
+          <w:sz w:val="32"/>
+          <w:szCs w:val="32"/>
+        </w:rPr>
+      </w:pPr>
+      <w:r>
+        <w:rPr>
+          <w:rFonts w:ascii="TH SarabunPSK" w:hAnsi="TH SarabunPSK" w:cs="TH SarabunPSK"/>
+          <w:color w:val="000000" w:themeColor="text1"/>
+          <w:sz w:val="32"/>
+          <w:szCs w:val="32"/>
+        </w:rPr>
+        <w:t>10. มาตรการรักษาความปลอดภัยของระบบ (Security Measures)</w:t>
+      </w:r>
+    </w:p>
+    <w:p>
+      <w:pPr>
+        <w:rPr>
+          <w:rFonts w:ascii="TH SarabunPSK" w:hAnsi="TH SarabunPSK" w:cs="TH SarabunPSK"/>
+          <w:color w:val="000000" w:themeColor="text1"/>
+          <w:sz w:val="32"/>
+          <w:szCs w:val="32"/>
+        </w:rPr>
+      </w:pPr>
+      <w:r>
+        <w:rPr>
+          <w:rFonts w:ascii="TH SarabunPSK" w:hAnsi="TH SarabunPSK" w:cs="TH SarabunPSK"/>
+          <w:color w:val="000000" w:themeColor="text1"/>
+          <w:sz w:val="32"/>
+          <w:szCs w:val="32"/>
+        </w:rPr>
+        <w:t>ระบบ MTB Cluster Detection ได้ออกแบบและพัฒนามาตรการรักษาความปลอดภัยหลายชั้น (Defense in Depth) ตามหลักทฤษฎีความปลอดภัยสารสนเทศระดับสากล ดังนี้:</w:t>
+      </w:r>
+    </w:p>
+    <w:p>
+      <w:pPr>
+        <w:pStyle w:val="Heading3"/>
+        <w:rPr>
+          <w:rFonts w:ascii="TH SarabunPSK" w:hAnsi="TH SarabunPSK" w:cs="TH SarabunPSK"/>
+          <w:color w:val="000000" w:themeColor="text1"/>
+          <w:sz w:val="32"/>
+          <w:szCs w:val="32"/>
+        </w:rPr>
+      </w:pPr>
+      <w:r>
+        <w:rPr>
+          <w:rFonts w:ascii="TH SarabunPSK" w:hAnsi="TH SarabunPSK" w:cs="TH SarabunPSK"/>
+          <w:color w:val="000000" w:themeColor="text1"/>
+          <w:sz w:val="32"/>
+          <w:szCs w:val="32"/>
+        </w:rPr>
+        <w:t>10.1 การยืนยันตัวตน (Authentication) — อ้างอิง OWASP A07:2021</w:t>
+      </w:r>
+    </w:p>
+    <w:p>
+      <w:pPr>
+        <w:pStyle w:val="ListBullet"/>
+        <w:rPr>
+          <w:rFonts w:ascii="TH SarabunPSK" w:hAnsi="TH SarabunPSK" w:cs="TH SarabunPSK"/>
+          <w:color w:val="000000" w:themeColor="text1"/>
+          <w:sz w:val="32"/>
+          <w:szCs w:val="32"/>
+        </w:rPr>
+      </w:pPr>
+      <w:r>
+        <w:rPr>
+          <w:rFonts w:ascii="TH SarabunPSK" w:hAnsi="TH SarabunPSK" w:cs="TH SarabunPSK"/>
+          <w:b/>
+          <w:color w:val="000000" w:themeColor="text1"/>
+          <w:sz w:val="32"/>
+          <w:szCs w:val="32"/>
+        </w:rPr>
+        <w:t xml:space="preserve">JWT Authentication: </w:t>
+      </w:r>
+      <w:r>
+        <w:rPr>
+          <w:rFonts w:ascii="TH SarabunPSK" w:hAnsi="TH SarabunPSK" w:cs="TH SarabunPSK"/>
+          <w:color w:val="000000" w:themeColor="text1"/>
+          <w:sz w:val="32"/>
+          <w:szCs w:val="32"/>
+        </w:rPr>
+        <w:t xml:space="preserve"> ระบบใช้ JSON Web Token (JWT) ซึ่งเป็นมาตรฐาน RFC 7519 ในการยืนยันตัวตนผู้ใช้งาน Token จะถูกส่งไปพร้อมกับทุกคำร้องขอ (Request) ผ่าน Authorization Header เพื่อตรวจสอบสิทธิ์ก่อนเข้าถึงทรัพยากร</w:t>
+      </w:r>
+    </w:p>
+    <w:p>
+      <w:pPr>
+        <w:pStyle w:val="ListBullet"/>
+        <w:rPr>
+          <w:rFonts w:ascii="TH SarabunPSK" w:hAnsi="TH SarabunPSK" w:cs="TH SarabunPSK"/>
+          <w:color w:val="000000" w:themeColor="text1"/>
+          <w:sz w:val="32"/>
+          <w:szCs w:val="32"/>
+        </w:rPr>
+      </w:pPr>
+      <w:r>
+        <w:rPr>
+          <w:rFonts w:ascii="TH SarabunPSK" w:hAnsi="TH SarabunPSK" w:cs="TH SarabunPSK"/>
+          <w:b/>
+          <w:color w:val="000000" w:themeColor="text1"/>
+          <w:sz w:val="32"/>
+          <w:szCs w:val="32"/>
+        </w:rPr>
+        <w:t xml:space="preserve">Password Hashing: </w:t>
+      </w:r>
+      <w:r>
+        <w:rPr>
+          <w:rFonts w:ascii="TH SarabunPSK" w:hAnsi="TH SarabunPSK" w:cs="TH SarabunPSK"/>
+          <w:color w:val="000000" w:themeColor="text1"/>
+          <w:sz w:val="32"/>
+          <w:szCs w:val="32"/>
+        </w:rPr>
+        <w:t xml:space="preserve"> รหัสผ่านถูกจัดเก็บในรูปแบบ One-Way Hash ไม่สามารถถอดรหัสกลับได้ แม้ฐานข้อมูลจะถูกเจาะ ผู้โจมตีก็ไม่สามารถรู้รหัสผ่านจริงของผู้ใช้</w:t>
+      </w:r>
+    </w:p>
+    <w:p>
+      <w:pPr>
+        <w:pStyle w:val="Heading3"/>
+        <w:rPr>
+          <w:rFonts w:ascii="TH SarabunPSK" w:hAnsi="TH SarabunPSK" w:cs="TH SarabunPSK"/>
+          <w:color w:val="000000" w:themeColor="text1"/>
+          <w:sz w:val="32"/>
+          <w:szCs w:val="32"/>
+        </w:rPr>
+      </w:pPr>
+      <w:r>
+        <w:rPr>
+          <w:rFonts w:ascii="TH SarabunPSK" w:hAnsi="TH SarabunPSK" w:cs="TH SarabunPSK"/>
+          <w:color w:val="000000" w:themeColor="text1"/>
+          <w:sz w:val="32"/>
+          <w:szCs w:val="32"/>
+        </w:rPr>
+        <w:lastRenderedPageBreak/>
+        <w:t>10.2 การล็อกบัญชี (Account Lockout) — อ้างอิง NIST SP 800-63B Section 5.2.2</w:t>
+      </w:r>
+    </w:p>
+    <w:p>
+      <w:pPr>
+        <w:rPr>
+          <w:rFonts w:ascii="TH SarabunPSK" w:hAnsi="TH SarabunPSK" w:cs="TH SarabunPSK"/>
+          <w:color w:val="000000" w:themeColor="text1"/>
+          <w:sz w:val="32"/>
+          <w:szCs w:val="32"/>
+        </w:rPr>
+      </w:pPr>
+      <w:r>
+        <w:rPr>
+          <w:rFonts w:ascii="TH SarabunPSK" w:hAnsi="TH SarabunPSK" w:cs="TH SarabunPSK"/>
+          <w:color w:val="000000" w:themeColor="text1"/>
+          <w:sz w:val="32"/>
+          <w:szCs w:val="32"/>
+        </w:rPr>
+        <w:t>เพื่อป้องกันการโจมตีแบบ Brute Force (การเดารหัสผ่าน) ระบบมีมาตรการดังนี้:</w:t>
+      </w:r>
+    </w:p>
+    <w:p>
+      <w:pPr>
+        <w:pStyle w:val="ListBullet"/>
+        <w:rPr>
+          <w:rFonts w:ascii="TH SarabunPSK" w:hAnsi="TH SarabunPSK" w:cs="TH SarabunPSK"/>
+          <w:color w:val="000000" w:themeColor="text1"/>
+          <w:sz w:val="32"/>
+          <w:szCs w:val="32"/>
+        </w:rPr>
+      </w:pPr>
+      <w:r>
+        <w:rPr>
+          <w:rFonts w:ascii="TH SarabunPSK" w:hAnsi="TH SarabunPSK" w:cs="TH SarabunPSK"/>
+          <w:color w:val="000000" w:themeColor="text1"/>
+          <w:sz w:val="32"/>
+          <w:szCs w:val="32"/>
+        </w:rPr>
+        <w:t>หากกรอกรหัสผ่านผิดติดต่อกัน 5 ครั้ง บัญชีจะถูกล็อกอัตโนมัติเป็นเวลา 15 นาที</w:t>
+      </w:r>
+    </w:p>
+    <w:p>
+      <w:pPr>
+        <w:pStyle w:val="ListBullet"/>
+        <w:rPr>
+          <w:rFonts w:ascii="TH SarabunPSK" w:hAnsi="TH SarabunPSK" w:cs="TH SarabunPSK"/>
+          <w:color w:val="000000" w:themeColor="text1"/>
+          <w:sz w:val="32"/>
+          <w:szCs w:val="32"/>
+        </w:rPr>
+      </w:pPr>
+      <w:r>
+        <w:rPr>
+          <w:rFonts w:ascii="TH SarabunPSK" w:hAnsi="TH SarabunPSK" w:cs="TH SarabunPSK"/>
+          <w:color w:val="000000" w:themeColor="text1"/>
+          <w:sz w:val="32"/>
+          <w:szCs w:val="32"/>
+        </w:rPr>
+        <w:t>ระหว่างที่บัญชีถูกล็อก จะไม่สามารถเข้าสู่ระบบได้ แม้จะกรอกรหัสผ่านถูกต้อง</w:t>
+      </w:r>
+    </w:p>
+    <w:p>
+      <w:pPr>
+        <w:pStyle w:val="ListBullet"/>
+        <w:rPr>
+          <w:rFonts w:ascii="TH SarabunPSK" w:hAnsi="TH SarabunPSK" w:cs="TH SarabunPSK"/>
+          <w:color w:val="000000" w:themeColor="text1"/>
+          <w:sz w:val="32"/>
+          <w:szCs w:val="32"/>
+        </w:rPr>
+      </w:pPr>
+      <w:r>
+        <w:rPr>
+          <w:rFonts w:ascii="TH SarabunPSK" w:hAnsi="TH SarabunPSK" w:cs="TH SarabunPSK"/>
+          <w:color w:val="000000" w:themeColor="text1"/>
+          <w:sz w:val="32"/>
+          <w:szCs w:val="32"/>
+        </w:rPr>
+        <w:t>จำนวนครั้งที่กรอกผิดจะถูกรีเซ็ตเมื่อเข้าสู่ระบบสำเร็จ</w:t>
+      </w:r>
+    </w:p>
+    <w:p>
+      <w:pPr>
+        <w:pStyle w:val="ListBullet"/>
+        <w:rPr>
+          <w:rFonts w:ascii="TH SarabunPSK" w:hAnsi="TH SarabunPSK" w:cs="TH SarabunPSK"/>
+          <w:color w:val="000000" w:themeColor="text1"/>
+          <w:sz w:val="32"/>
+          <w:szCs w:val="32"/>
+        </w:rPr>
+      </w:pPr>
+      <w:r>
+        <w:rPr>
+          <w:rFonts w:ascii="TH SarabunPSK" w:hAnsi="TH SarabunPSK" w:cs="TH SarabunPSK"/>
+          <w:color w:val="000000" w:themeColor="text1"/>
+          <w:sz w:val="32"/>
+          <w:szCs w:val="32"/>
+        </w:rPr>
+        <w:t>ทุกความพยายามเข้าสู่ระบบ (สำเร็จ/ไม่สำเร็จ) ถูกบันทึกใน Audit Log พร้อม IP Address</w:t>
+      </w:r>
+    </w:p>
+    <w:p>
+      <w:pPr>
+        <w:pStyle w:val="Heading3"/>
+        <w:rPr>
+          <w:rFonts w:ascii="TH SarabunPSK" w:hAnsi="TH SarabunPSK" w:cs="TH SarabunPSK"/>
+          <w:color w:val="000000" w:themeColor="text1"/>
+          <w:sz w:val="32"/>
+          <w:szCs w:val="32"/>
+        </w:rPr>
+      </w:pPr>
+      <w:r>
+        <w:rPr>
+          <w:rFonts w:ascii="TH SarabunPSK" w:hAnsi="TH SarabunPSK" w:cs="TH SarabunPSK"/>
+          <w:color w:val="000000" w:themeColor="text1"/>
+          <w:sz w:val="32"/>
+          <w:szCs w:val="32"/>
+        </w:rPr>
+        <w:t>10.3 การควบคุมสิทธิ์การเข้าถึง (Authorization — RBAC) — อ้างอิง OWASP A01:2021</w:t>
+      </w:r>
+    </w:p>
+    <w:p>
+      <w:pPr>
+        <w:rPr>
+          <w:rFonts w:ascii="TH SarabunPSK" w:hAnsi="TH SarabunPSK" w:cs="TH SarabunPSK"/>
+          <w:color w:val="000000" w:themeColor="text1"/>
+          <w:sz w:val="32"/>
+          <w:szCs w:val="32"/>
+        </w:rPr>
+      </w:pPr>
+      <w:r>
+        <w:rPr>
+          <w:rFonts w:ascii="TH SarabunPSK" w:hAnsi="TH SarabunPSK" w:cs="TH SarabunPSK"/>
+          <w:color w:val="000000" w:themeColor="text1"/>
+          <w:sz w:val="32"/>
+          <w:szCs w:val="32"/>
+        </w:rPr>
+        <w:t>ระบบใช้ Role-Based Access Control (RBAC) ตามหลักการ Principle of Least Privilege โดยแบ่งบทบาทเป็น 3 ระดับ:</w:t>
+      </w:r>
+    </w:p>
+    <w:p>
+      <w:pPr>
+        <w:pStyle w:val="ListBullet"/>
+        <w:rPr>
+          <w:rFonts w:ascii="TH SarabunPSK" w:hAnsi="TH SarabunPSK" w:cs="TH SarabunPSK"/>
+          <w:color w:val="000000" w:themeColor="text1"/>
+          <w:sz w:val="32"/>
+          <w:szCs w:val="32"/>
+        </w:rPr>
+      </w:pPr>
+      <w:r>
+        <w:rPr>
+          <w:rFonts w:ascii="TH SarabunPSK" w:hAnsi="TH SarabunPSK" w:cs="TH SarabunPSK"/>
+          <w:b/>
+          <w:color w:val="000000" w:themeColor="text1"/>
+          <w:sz w:val="32"/>
+          <w:szCs w:val="32"/>
+        </w:rPr>
+        <w:t xml:space="preserve">ADMIN: </w:t>
+      </w:r>
+      <w:r>
+        <w:rPr>
+          <w:rFonts w:ascii="TH SarabunPSK" w:hAnsi="TH SarabunPSK" w:cs="TH SarabunPSK"/>
+          <w:color w:val="000000" w:themeColor="text1"/>
+          <w:sz w:val="32"/>
+          <w:szCs w:val="32"/>
+        </w:rPr>
+        <w:t xml:space="preserve"> มีสิทธิ์สูงสุด จัดการผู้ใช้ทั้งหมด ไม่ปรากฏใน User List เพื่อความปลอดภัย</w:t>
+      </w:r>
+    </w:p>
+    <w:p>
+      <w:pPr>
+        <w:pStyle w:val="ListBullet"/>
+        <w:rPr>
+          <w:rFonts w:ascii="TH SarabunPSK" w:hAnsi="TH SarabunPSK" w:cs="TH SarabunPSK"/>
+          <w:color w:val="000000" w:themeColor="text1"/>
+          <w:sz w:val="32"/>
+          <w:szCs w:val="32"/>
+        </w:rPr>
+      </w:pPr>
+      <w:r>
+        <w:rPr>
+          <w:rFonts w:ascii="TH SarabunPSK" w:hAnsi="TH SarabunPSK" w:cs="TH SarabunPSK"/>
+          <w:b/>
+          <w:color w:val="000000" w:themeColor="text1"/>
+          <w:sz w:val="32"/>
+          <w:szCs w:val="32"/>
+        </w:rPr>
+        <w:t xml:space="preserve">UPLOADER: </w:t>
+      </w:r>
+      <w:r>
+        <w:rPr>
+          <w:rFonts w:ascii="TH SarabunPSK" w:hAnsi="TH SarabunPSK" w:cs="TH SarabunPSK"/>
+          <w:color w:val="000000" w:themeColor="text1"/>
+          <w:sz w:val="32"/>
+          <w:szCs w:val="32"/>
+        </w:rPr>
+        <w:t xml:space="preserve"> สามารถอัปโหลดข้อมูลและสั่ง Run Pipeline ได้</w:t>
+      </w:r>
+    </w:p>
+    <w:p>
+      <w:pPr>
+        <w:pStyle w:val="ListBullet"/>
+        <w:rPr>
+          <w:rFonts w:ascii="TH SarabunPSK" w:hAnsi="TH SarabunPSK" w:cs="TH SarabunPSK"/>
+          <w:color w:val="000000" w:themeColor="text1"/>
+          <w:sz w:val="32"/>
+          <w:szCs w:val="32"/>
+        </w:rPr>
+      </w:pPr>
+      <w:r>
+        <w:rPr>
+          <w:rFonts w:ascii="TH SarabunPSK" w:hAnsi="TH SarabunPSK" w:cs="TH SarabunPSK"/>
+          <w:b/>
+          <w:color w:val="000000" w:themeColor="text1"/>
+          <w:sz w:val="32"/>
+          <w:szCs w:val="32"/>
+        </w:rPr>
+        <w:t xml:space="preserve">VIEWER: </w:t>
+      </w:r>
+      <w:r>
+        <w:rPr>
+          <w:rFonts w:ascii="TH SarabunPSK" w:hAnsi="TH SarabunPSK" w:cs="TH SarabunPSK"/>
+          <w:color w:val="000000" w:themeColor="text1"/>
+          <w:sz w:val="32"/>
+          <w:szCs w:val="32"/>
+        </w:rPr>
+        <w:t xml:space="preserve"> สามารถดู Dashboard และดาวน์โหลดผลลัพธ์ได้เท่านั้น</w:t>
+      </w:r>
+    </w:p>
+    <w:p>
+      <w:pPr>
+        <w:pStyle w:val="Heading3"/>
+        <w:rPr>
+          <w:rFonts w:ascii="TH SarabunPSK" w:hAnsi="TH SarabunPSK" w:cs="TH SarabunPSK"/>
+          <w:color w:val="000000" w:themeColor="text1"/>
+          <w:sz w:val="32"/>
+          <w:szCs w:val="32"/>
+        </w:rPr>
+      </w:pPr>
+      <w:r>
+        <w:rPr>
+          <w:rFonts w:ascii="TH SarabunPSK" w:hAnsi="TH SarabunPSK" w:cs="TH SarabunPSK"/>
+          <w:color w:val="000000" w:themeColor="text1"/>
+          <w:sz w:val="32"/>
+          <w:szCs w:val="32"/>
+        </w:rPr>
+        <w:t>10.4 บันทึกการตรวจสอบ (Audit Logging) — อ้างอิง CIA Triad &amp; ISO 27001 A.12.4</w:t>
+      </w:r>
+    </w:p>
+    <w:p>
+      <w:pPr>
+        <w:rPr>
+          <w:rFonts w:ascii="TH SarabunPSK" w:hAnsi="TH SarabunPSK" w:cs="TH SarabunPSK"/>
+          <w:color w:val="000000" w:themeColor="text1"/>
+          <w:sz w:val="32"/>
+          <w:szCs w:val="32"/>
+        </w:rPr>
+      </w:pPr>
+      <w:r>
+        <w:rPr>
+          <w:rFonts w:ascii="TH SarabunPSK" w:hAnsi="TH SarabunPSK" w:cs="TH SarabunPSK"/>
+          <w:color w:val="000000" w:themeColor="text1"/>
+          <w:sz w:val="32"/>
+          <w:szCs w:val="32"/>
+        </w:rPr>
+        <w:t>ระบบบันทึกกิจกรรมสำคัญทั้งหมดลงตาราง audit_logs ในฐานข้อมูล เพื่อรักษาคุณสมบัติ Accountability ตามหลัก CIA Triad (Confidentiality, Integrity, Availability) โดยข้อมูลที่บันทึกประกอบด้วย:</w:t>
+      </w:r>
+    </w:p>
+    <w:p>
+      <w:pPr>
+        <w:pStyle w:val="ListBullet"/>
+        <w:rPr>
+          <w:rFonts w:ascii="TH SarabunPSK" w:hAnsi="TH SarabunPSK" w:cs="TH SarabunPSK"/>
+          <w:color w:val="000000" w:themeColor="text1"/>
+          <w:sz w:val="32"/>
+          <w:szCs w:val="32"/>
+        </w:rPr>
+      </w:pPr>
+      <w:r>
+        <w:rPr>
+          <w:rFonts w:ascii="TH SarabunPSK" w:hAnsi="TH SarabunPSK" w:cs="TH SarabunPSK"/>
+          <w:color w:val="000000" w:themeColor="text1"/>
+          <w:sz w:val="32"/>
+          <w:szCs w:val="32"/>
+        </w:rPr>
+        <w:t>User ID ของผู้กระทำ</w:t>
+      </w:r>
+    </w:p>
+    <w:p>
+      <w:pPr>
+        <w:pStyle w:val="ListBullet"/>
+        <w:rPr>
+          <w:rFonts w:ascii="TH SarabunPSK" w:hAnsi="TH SarabunPSK" w:cs="TH SarabunPSK"/>
+          <w:color w:val="000000" w:themeColor="text1"/>
+          <w:sz w:val="32"/>
+          <w:szCs w:val="32"/>
+        </w:rPr>
+      </w:pPr>
+      <w:r>
+        <w:rPr>
+          <w:rFonts w:ascii="TH SarabunPSK" w:hAnsi="TH SarabunPSK" w:cs="TH SarabunPSK"/>
+          <w:color w:val="000000" w:themeColor="text1"/>
+          <w:sz w:val="32"/>
+          <w:szCs w:val="32"/>
+        </w:rPr>
+        <w:t>ประเภทกิจกรรม (Action): LOGIN_SUCCESS, LOGIN_FAILED, ACCOUNT_LOCKED, REGISTER_SUCCESS เป็นต้น</w:t>
+      </w:r>
+    </w:p>
+    <w:p>
+      <w:pPr>
+        <w:pStyle w:val="ListBullet"/>
+        <w:rPr>
+          <w:rFonts w:ascii="TH SarabunPSK" w:hAnsi="TH SarabunPSK" w:cs="TH SarabunPSK"/>
+          <w:color w:val="000000" w:themeColor="text1"/>
+          <w:sz w:val="32"/>
+          <w:szCs w:val="32"/>
+        </w:rPr>
+      </w:pPr>
+      <w:r>
+        <w:rPr>
+          <w:rFonts w:ascii="TH SarabunPSK" w:hAnsi="TH SarabunPSK" w:cs="TH SarabunPSK"/>
+          <w:color w:val="000000" w:themeColor="text1"/>
+          <w:sz w:val="32"/>
+          <w:szCs w:val="32"/>
+        </w:rPr>
+        <w:t>รายละเอียด (Details): ข้อมูลเพิ่มเติมของเหตุการณ์</w:t>
+      </w:r>
+    </w:p>
+    <w:p>
+      <w:pPr>
+        <w:pStyle w:val="ListBullet"/>
+        <w:rPr>
+          <w:rFonts w:ascii="TH SarabunPSK" w:hAnsi="TH SarabunPSK" w:cs="TH SarabunPSK"/>
+          <w:color w:val="000000" w:themeColor="text1"/>
+          <w:sz w:val="32"/>
+          <w:szCs w:val="32"/>
+        </w:rPr>
+      </w:pPr>
+      <w:r>
+        <w:rPr>
+          <w:rFonts w:ascii="TH SarabunPSK" w:hAnsi="TH SarabunPSK" w:cs="TH SarabunPSK"/>
+          <w:color w:val="000000" w:themeColor="text1"/>
+          <w:sz w:val="32"/>
+          <w:szCs w:val="32"/>
+        </w:rPr>
+        <w:t>IP Address ของผู้กระทำ</w:t>
+      </w:r>
+    </w:p>
+    <w:p>
+      <w:pPr>
+        <w:pStyle w:val="ListBullet"/>
+        <w:rPr>
+          <w:rFonts w:ascii="TH SarabunPSK" w:hAnsi="TH SarabunPSK" w:cs="TH SarabunPSK"/>
+          <w:color w:val="000000" w:themeColor="text1"/>
+          <w:sz w:val="32"/>
+          <w:szCs w:val="32"/>
+        </w:rPr>
+      </w:pPr>
+      <w:r>
+        <w:rPr>
+          <w:rFonts w:ascii="TH SarabunPSK" w:hAnsi="TH SarabunPSK" w:cs="TH SarabunPSK"/>
+          <w:color w:val="000000" w:themeColor="text1"/>
+          <w:sz w:val="32"/>
+          <w:szCs w:val="32"/>
+        </w:rPr>
+        <w:t>Timestamp ของเหตุการณ์</w:t>
+      </w:r>
+    </w:p>
+    <w:p>
+      <w:pPr>
+        <w:pStyle w:val="Heading3"/>
+        <w:rPr>
+          <w:rFonts w:ascii="TH SarabunPSK" w:hAnsi="TH SarabunPSK" w:cs="TH SarabunPSK"/>
+          <w:color w:val="000000" w:themeColor="text1"/>
+          <w:sz w:val="32"/>
+          <w:szCs w:val="32"/>
+        </w:rPr>
+      </w:pPr>
+      <w:r>
+        <w:rPr>
+          <w:rFonts w:ascii="TH SarabunPSK" w:hAnsi="TH SarabunPSK" w:cs="TH SarabunPSK"/>
+          <w:color w:val="000000" w:themeColor="text1"/>
+          <w:sz w:val="32"/>
+          <w:szCs w:val="32"/>
+        </w:rPr>
+        <w:lastRenderedPageBreak/>
+        <w:t>10.5 การป้องกัน Path Traversal — อ้างอิง OWASP A01:2021 (Broken Access Control)</w:t>
+      </w:r>
+    </w:p>
+    <w:p>
+      <w:pPr>
+        <w:rPr>
+          <w:rFonts w:ascii="TH SarabunPSK" w:hAnsi="TH SarabunPSK" w:cs="TH SarabunPSK"/>
+          <w:color w:val="000000" w:themeColor="text1"/>
+          <w:sz w:val="32"/>
+          <w:szCs w:val="32"/>
+        </w:rPr>
+      </w:pPr>
+      <w:r>
+        <w:rPr>
+          <w:rFonts w:ascii="TH SarabunPSK" w:hAnsi="TH SarabunPSK" w:cs="TH SarabunPSK"/>
+          <w:color w:val="000000" w:themeColor="text1"/>
+          <w:sz w:val="32"/>
+          <w:szCs w:val="32"/>
+        </w:rPr>
+        <w:t>ระบบมีการป้องกัน Path Traversal Attack ในส่วนการดาวน์โหลดไฟล์ โดย:</w:t>
+      </w:r>
+    </w:p>
+    <w:p>
+      <w:pPr>
+        <w:pStyle w:val="ListBullet"/>
+        <w:rPr>
+          <w:rFonts w:ascii="TH SarabunPSK" w:hAnsi="TH SarabunPSK" w:cs="TH SarabunPSK"/>
+          <w:color w:val="000000" w:themeColor="text1"/>
+          <w:sz w:val="32"/>
+          <w:szCs w:val="32"/>
+        </w:rPr>
+      </w:pPr>
+      <w:r>
+        <w:rPr>
+          <w:rFonts w:ascii="TH SarabunPSK" w:hAnsi="TH SarabunPSK" w:cs="TH SarabunPSK"/>
+          <w:color w:val="000000" w:themeColor="text1"/>
+          <w:sz w:val="32"/>
+          <w:szCs w:val="32"/>
+        </w:rPr>
+        <w:t>ตรวจสอบ Run ID ด้วย Regular Expression เพื่อป้องกันอักขระพิเศษ</w:t>
+      </w:r>
+    </w:p>
+    <w:p>
+      <w:pPr>
+        <w:pStyle w:val="ListBullet"/>
+        <w:rPr>
+          <w:rFonts w:ascii="TH SarabunPSK" w:hAnsi="TH SarabunPSK" w:cs="TH SarabunPSK"/>
+          <w:color w:val="000000" w:themeColor="text1"/>
+          <w:sz w:val="32"/>
+          <w:szCs w:val="32"/>
+        </w:rPr>
+      </w:pPr>
+      <w:r>
+        <w:rPr>
+          <w:rFonts w:ascii="TH SarabunPSK" w:hAnsi="TH SarabunPSK" w:cs="TH SarabunPSK"/>
+          <w:color w:val="000000" w:themeColor="text1"/>
+          <w:sz w:val="32"/>
+          <w:szCs w:val="32"/>
+        </w:rPr>
+        <w:t>ตรวจสอบว่า File Path ที่ร้องขออยู่ภายในขอบเขตที่อนุญาตเท่านั้น (isPathInside check)</w:t>
+      </w:r>
+    </w:p>
+    <w:p>
+      <w:pPr>
+        <w:pStyle w:val="ListBullet"/>
+        <w:rPr>
+          <w:rFonts w:ascii="TH SarabunPSK" w:hAnsi="TH SarabunPSK" w:cs="TH SarabunPSK"/>
+          <w:color w:val="000000" w:themeColor="text1"/>
+          <w:sz w:val="32"/>
+          <w:szCs w:val="32"/>
+        </w:rPr>
+      </w:pPr>
+      <w:r>
+        <w:rPr>
+          <w:rFonts w:ascii="TH SarabunPSK" w:hAnsi="TH SarabunPSK" w:cs="TH SarabunPSK"/>
+          <w:color w:val="000000" w:themeColor="text1"/>
+          <w:sz w:val="32"/>
+          <w:szCs w:val="32"/>
+        </w:rPr>
+        <w:t>กำหนด Security Headers เช่น X-Content-Type-Options: nosniff และ Cache-Control: no-store</w:t>
+      </w:r>
+    </w:p>
+    <w:p>
+      <w:pPr>
+        <w:pStyle w:val="Heading3"/>
+        <w:rPr>
+          <w:rFonts w:ascii="TH SarabunPSK" w:hAnsi="TH SarabunPSK" w:cs="TH SarabunPSK"/>
+          <w:color w:val="000000" w:themeColor="text1"/>
+          <w:sz w:val="32"/>
+          <w:szCs w:val="32"/>
+        </w:rPr>
+      </w:pPr>
+      <w:r>
+        <w:rPr>
+          <w:rFonts w:ascii="TH SarabunPSK" w:hAnsi="TH SarabunPSK" w:cs="TH SarabunPSK"/>
+          <w:color w:val="000000" w:themeColor="text1"/>
+          <w:sz w:val="32"/>
+          <w:szCs w:val="32"/>
+        </w:rPr>
+        <w:t>10.6 ความปลอดภัยของอีเมล (Email Security)</w:t>
+      </w:r>
+    </w:p>
+    <w:p>
+      <w:pPr>
+        <w:rPr>
+          <w:rFonts w:ascii="TH SarabunPSK" w:hAnsi="TH SarabunPSK" w:cs="TH SarabunPSK"/>
+          <w:color w:val="000000" w:themeColor="text1"/>
+          <w:sz w:val="32"/>
+          <w:szCs w:val="32"/>
+        </w:rPr>
+      </w:pPr>
+      <w:r>
+        <w:rPr>
+          <w:rFonts w:ascii="TH SarabunPSK" w:hAnsi="TH SarabunPSK" w:cs="TH SarabunPSK"/>
+          <w:color w:val="000000" w:themeColor="text1"/>
+          <w:sz w:val="32"/>
+          <w:szCs w:val="32"/>
+        </w:rPr>
+        <w:t>ระบบส่งอีเมลผ่านโปรโตคอล SMTP ที่เข้ารหัสด้วย TLS 1.2 ขึ้นไป (SMTP over TLS) เพื่อป้องกันการดักจับข้อมูลระหว่างทาง (Man-in-the-Middle Attack)</w:t>
+      </w:r>
+    </w:p>
+    <w:p>
+      <w:pPr>
+        <w:pStyle w:val="Heading3"/>
+        <w:rPr>
+          <w:rFonts w:ascii="TH SarabunPSK" w:hAnsi="TH SarabunPSK" w:cs="TH SarabunPSK"/>
+          <w:color w:val="000000" w:themeColor="text1"/>
+          <w:sz w:val="32"/>
+          <w:szCs w:val="32"/>
+        </w:rPr>
+      </w:pPr>
+      <w:r>
+        <w:rPr>
+          <w:rFonts w:ascii="TH SarabunPSK" w:hAnsi="TH SarabunPSK" w:cs="TH SarabunPSK"/>
+          <w:color w:val="000000" w:themeColor="text1"/>
+          <w:sz w:val="32"/>
+          <w:szCs w:val="32"/>
+        </w:rPr>
+        <w:t>10.7 ตารางสรุปมาตรการรักษาความปลอดภัย</w:t>
+      </w:r>
+    </w:p>
+    <w:tbl>
+      <w:tblPr>
+        <w:tblStyle w:val="TableGrid"/>
+        <w:tblW w:w="0" w:type="auto"/>
+        <w:tblLook w:val="04A0" w:firstRow="1" w:lastRow="0" w:firstColumn="1" w:lastColumn="0" w:noHBand="0" w:noVBand="1"/>
+      </w:tblPr>
+      <w:tblGrid>
+        <w:gridCol w:w="2880"/>
+        <w:gridCol w:w="2880"/>
+        <w:gridCol w:w="2880"/>
+      </w:tblGrid>
+      <w:tr>
+        <w:tc>
+          <w:tcPr>
+            <w:tcW w:w="2880" w:type="dxa"/>
+          </w:tcPr>
+          <w:p>
+            <w:pPr>
+              <w:rPr>
+                <w:rFonts w:ascii="TH SarabunPSK" w:hAnsi="TH SarabunPSK" w:cs="TH SarabunPSK"/>
+                <w:color w:val="000000" w:themeColor="text1"/>
+                <w:sz w:val="32"/>
+                <w:szCs w:val="32"/>
+              </w:rPr>
+            </w:pPr>
+            <w:r>
+              <w:rPr>
+                <w:rFonts w:ascii="TH SarabunPSK" w:hAnsi="TH SarabunPSK" w:cs="TH SarabunPSK"/>
+                <w:b/>
+                <w:color w:val="000000" w:themeColor="text1"/>
+                <w:sz w:val="32"/>
+                <w:szCs w:val="32"/>
+              </w:rPr>
+              <w:t>มาตรการ</w:t>
+            </w:r>
+          </w:p>
+        </w:tc>
+        <w:tc>
+          <w:tcPr>
+            <w:tcW w:w="2880" w:type="dxa"/>
+          </w:tcPr>
+          <w:p>
+            <w:pPr>
+              <w:rPr>
+                <w:rFonts w:ascii="TH SarabunPSK" w:hAnsi="TH SarabunPSK" w:cs="TH SarabunPSK"/>
+                <w:color w:val="000000" w:themeColor="text1"/>
+                <w:sz w:val="32"/>
+                <w:szCs w:val="32"/>
+              </w:rPr>
+            </w:pPr>
+            <w:r>
+              <w:rPr>
+                <w:rFonts w:ascii="TH SarabunPSK" w:hAnsi="TH SarabunPSK" w:cs="TH SarabunPSK"/>
+                <w:b/>
+                <w:color w:val="000000" w:themeColor="text1"/>
+                <w:sz w:val="32"/>
+                <w:szCs w:val="32"/>
+              </w:rPr>
+              <w:t>เทคโนโลยี/วิธีการ</w:t>
+            </w:r>
+          </w:p>
+        </w:tc>
+        <w:tc>
+          <w:tcPr>
+            <w:tcW w:w="2880" w:type="dxa"/>
+          </w:tcPr>
+          <w:p>
+            <w:pPr>
+              <w:rPr>
+                <w:rFonts w:ascii="TH SarabunPSK" w:hAnsi="TH SarabunPSK" w:cs="TH SarabunPSK"/>
+                <w:color w:val="000000" w:themeColor="text1"/>
+                <w:sz w:val="32"/>
+                <w:szCs w:val="32"/>
+              </w:rPr>
+            </w:pPr>
+            <w:r>
+              <w:rPr>
+                <w:rFonts w:ascii="TH SarabunPSK" w:hAnsi="TH SarabunPSK" w:cs="TH SarabunPSK"/>
+                <w:b/>
+                <w:color w:val="000000" w:themeColor="text1"/>
+                <w:sz w:val="32"/>
+                <w:szCs w:val="32"/>
+              </w:rPr>
+              <w:t>อ้างอิงทฤษฎี</w:t>
+            </w:r>
+          </w:p>
+        </w:tc>
+      </w:tr>
+      <w:tr>
+        <w:tc>
+          <w:tcPr>
+            <w:tcW w:w="2880" w:type="dxa"/>
+          </w:tcPr>
+          <w:p>
+            <w:pPr>
+              <w:rPr>
+                <w:rFonts w:ascii="TH SarabunPSK" w:hAnsi="TH SarabunPSK" w:cs="TH SarabunPSK"/>
+                <w:color w:val="000000" w:themeColor="text1"/>
+                <w:sz w:val="32"/>
+                <w:szCs w:val="32"/>
+              </w:rPr>
+            </w:pPr>
+            <w:proofErr w:type="spellStart"/>
+            <w:r>
+              <w:rPr>
+                <w:rFonts w:ascii="TH SarabunPSK" w:hAnsi="TH SarabunPSK" w:cs="TH SarabunPSK"/>
+                <w:color w:val="000000" w:themeColor="text1"/>
+                <w:sz w:val="32"/>
+                <w:szCs w:val="32"/>
+              </w:rPr>
+              <w:t>การยืนยันตัวตน</w:t>
+            </w:r>
+            <w:proofErr w:type="spellEnd"/>
+          </w:p>
+        </w:tc>
+        <w:tc>
+          <w:tcPr>
+            <w:tcW w:w="2880" w:type="dxa"/>
+          </w:tcPr>
+          <w:p>
+            <w:pPr>
+              <w:rPr>
+                <w:rFonts w:ascii="TH SarabunPSK" w:hAnsi="TH SarabunPSK" w:cs="TH SarabunPSK"/>
+                <w:color w:val="000000" w:themeColor="text1"/>
+                <w:sz w:val="32"/>
+                <w:szCs w:val="32"/>
+              </w:rPr>
+            </w:pPr>
+            <w:r>
+              <w:rPr>
+                <w:rFonts w:ascii="TH SarabunPSK" w:hAnsi="TH SarabunPSK" w:cs="TH SarabunPSK"/>
+                <w:color w:val="000000" w:themeColor="text1"/>
+                <w:sz w:val="32"/>
+                <w:szCs w:val="32"/>
+              </w:rPr>
+              <w:t>JWT (JSON Web Token)</w:t>
+            </w:r>
+          </w:p>
+        </w:tc>
+        <w:tc>
+          <w:tcPr>
+            <w:tcW w:w="2880" w:type="dxa"/>
+          </w:tcPr>
+          <w:p>
+            <w:pPr>
+              <w:rPr>
+                <w:rFonts w:ascii="TH SarabunPSK" w:hAnsi="TH SarabunPSK" w:cs="TH SarabunPSK"/>
+                <w:color w:val="000000" w:themeColor="text1"/>
+                <w:sz w:val="32"/>
+                <w:szCs w:val="32"/>
+              </w:rPr>
+            </w:pPr>
+            <w:r>
+              <w:rPr>
+                <w:rFonts w:ascii="TH SarabunPSK" w:hAnsi="TH SarabunPSK" w:cs="TH SarabunPSK"/>
+                <w:color w:val="000000" w:themeColor="text1"/>
+                <w:sz w:val="32"/>
+                <w:szCs w:val="32"/>
+              </w:rPr>
+              <w:t>RFC 7519, OWASP A07:2021</w:t>
+            </w:r>
+          </w:p>
+        </w:tc>
+      </w:tr>
+      <w:tr>
+        <w:tc>
+          <w:tcPr>
+            <w:tcW w:w="2880" w:type="dxa"/>
+          </w:tcPr>
+          <w:p>
+            <w:pPr>
+              <w:rPr>
+                <w:rFonts w:ascii="TH SarabunPSK" w:hAnsi="TH SarabunPSK" w:cs="TH SarabunPSK"/>
+                <w:color w:val="000000" w:themeColor="text1"/>
+                <w:sz w:val="32"/>
+                <w:szCs w:val="32"/>
+              </w:rPr>
+            </w:pPr>
+            <w:proofErr w:type="spellStart"/>
+            <w:r>
+              <w:rPr>
+                <w:rFonts w:ascii="TH SarabunPSK" w:hAnsi="TH SarabunPSK" w:cs="TH SarabunPSK"/>
+                <w:color w:val="000000" w:themeColor="text1"/>
+                <w:sz w:val="32"/>
+                <w:szCs w:val="32"/>
+              </w:rPr>
+              <w:t>การเข้ารหัสรหัสผ่าน</w:t>
+            </w:r>
+            <w:proofErr w:type="spellEnd"/>
+          </w:p>
+        </w:tc>
+        <w:tc>
+          <w:tcPr>
+            <w:tcW w:w="2880" w:type="dxa"/>
+          </w:tcPr>
+          <w:p>
+            <w:pPr>
+              <w:rPr>
+                <w:rFonts w:ascii="TH SarabunPSK" w:hAnsi="TH SarabunPSK" w:cs="TH SarabunPSK"/>
+                <w:color w:val="000000" w:themeColor="text1"/>
+                <w:sz w:val="32"/>
+                <w:szCs w:val="32"/>
+              </w:rPr>
+            </w:pPr>
+            <w:r>
+              <w:rPr>
+                <w:rFonts w:ascii="TH SarabunPSK" w:hAnsi="TH SarabunPSK" w:cs="TH SarabunPSK"/>
+                <w:color w:val="000000" w:themeColor="text1"/>
+                <w:sz w:val="32"/>
+                <w:szCs w:val="32"/>
+              </w:rPr>
+              <w:t>One-Way Hash (MD5)</w:t>
+            </w:r>
+          </w:p>
+        </w:tc>
+        <w:tc>
+          <w:tcPr>
+            <w:tcW w:w="2880" w:type="dxa"/>
+          </w:tcPr>
+          <w:p>
+            <w:pPr>
+              <w:rPr>
+                <w:rFonts w:ascii="TH SarabunPSK" w:hAnsi="TH SarabunPSK" w:cs="TH SarabunPSK"/>
+                <w:color w:val="000000" w:themeColor="text1"/>
+                <w:sz w:val="32"/>
+                <w:szCs w:val="32"/>
+              </w:rPr>
+            </w:pPr>
+            <w:r>
+              <w:rPr>
+                <w:rFonts w:ascii="TH SarabunPSK" w:hAnsi="TH SarabunPSK" w:cs="TH SarabunPSK"/>
+                <w:color w:val="000000" w:themeColor="text1"/>
+                <w:sz w:val="32"/>
+                <w:szCs w:val="32"/>
+              </w:rPr>
+              <w:t>NIST SP 800-63B</w:t>
+            </w:r>
+          </w:p>
+        </w:tc>
+      </w:tr>
+      <w:tr>
+        <w:tc>
+          <w:tcPr>
+            <w:tcW w:w="2880" w:type="dxa"/>
+          </w:tcPr>
+          <w:p>
+            <w:pPr>
+              <w:rPr>
+                <w:rFonts w:ascii="TH SarabunPSK" w:hAnsi="TH SarabunPSK" w:cs="TH SarabunPSK"/>
+                <w:color w:val="000000" w:themeColor="text1"/>
+                <w:sz w:val="32"/>
+                <w:szCs w:val="32"/>
+              </w:rPr>
+            </w:pPr>
+            <w:proofErr w:type="spellStart"/>
+            <w:r>
+              <w:rPr>
+                <w:rFonts w:ascii="TH SarabunPSK" w:hAnsi="TH SarabunPSK" w:cs="TH SarabunPSK"/>
+                <w:color w:val="000000" w:themeColor="text1"/>
+                <w:sz w:val="32"/>
+                <w:szCs w:val="32"/>
+              </w:rPr>
+              <w:t>การล็อกบัญชี</w:t>
+            </w:r>
+            <w:proofErr w:type="spellEnd"/>
+          </w:p>
+        </w:tc>
+        <w:tc>
+          <w:tcPr>
+            <w:tcW w:w="2880" w:type="dxa"/>
+          </w:tcPr>
+          <w:p>
+            <w:pPr>
+              <w:rPr>
+                <w:rFonts w:ascii="TH SarabunPSK" w:hAnsi="TH SarabunPSK" w:cs="TH SarabunPSK"/>
+                <w:color w:val="000000" w:themeColor="text1"/>
+                <w:sz w:val="32"/>
+                <w:szCs w:val="32"/>
+              </w:rPr>
+            </w:pPr>
+            <w:r>
+              <w:rPr>
+                <w:rFonts w:ascii="TH SarabunPSK" w:hAnsi="TH SarabunPSK" w:cs="TH SarabunPSK"/>
+                <w:color w:val="000000" w:themeColor="text1"/>
+                <w:sz w:val="32"/>
+                <w:szCs w:val="32"/>
+              </w:rPr>
+              <w:t>Failed Attempts Counter + Time Lock</w:t>
+            </w:r>
+          </w:p>
+        </w:tc>
+        <w:tc>
+          <w:tcPr>
+            <w:tcW w:w="2880" w:type="dxa"/>
+          </w:tcPr>
+          <w:p>
+            <w:pPr>
+              <w:rPr>
+                <w:rFonts w:ascii="TH SarabunPSK" w:hAnsi="TH SarabunPSK" w:cs="TH SarabunPSK"/>
+                <w:color w:val="000000" w:themeColor="text1"/>
+                <w:sz w:val="32"/>
+                <w:szCs w:val="32"/>
+              </w:rPr>
+            </w:pPr>
+            <w:r>
+              <w:rPr>
+                <w:rFonts w:ascii="TH SarabunPSK" w:hAnsi="TH SarabunPSK" w:cs="TH SarabunPSK"/>
+                <w:color w:val="000000" w:themeColor="text1"/>
+                <w:sz w:val="32"/>
+                <w:szCs w:val="32"/>
+              </w:rPr>
+              <w:t>NIST SP 800-63B Section 5.2.2</w:t>
+            </w:r>
+          </w:p>
+        </w:tc>
+      </w:tr>
+      <w:tr>
+        <w:tc>
+          <w:tcPr>
+            <w:tcW w:w="2880" w:type="dxa"/>
+          </w:tcPr>
+          <w:p>
+            <w:pPr>
+              <w:rPr>
+                <w:rFonts w:ascii="TH SarabunPSK" w:hAnsi="TH SarabunPSK" w:cs="TH SarabunPSK"/>
+                <w:color w:val="000000" w:themeColor="text1"/>
+                <w:sz w:val="32"/>
+                <w:szCs w:val="32"/>
+              </w:rPr>
+            </w:pPr>
+            <w:proofErr w:type="spellStart"/>
+            <w:r>
+              <w:rPr>
+                <w:rFonts w:ascii="TH SarabunPSK" w:hAnsi="TH SarabunPSK" w:cs="TH SarabunPSK"/>
+                <w:color w:val="000000" w:themeColor="text1"/>
+                <w:sz w:val="32"/>
+                <w:szCs w:val="32"/>
+              </w:rPr>
+              <w:t>การควบคุมสิทธิ์</w:t>
+            </w:r>
+            <w:proofErr w:type="spellEnd"/>
+          </w:p>
+        </w:tc>
+        <w:tc>
+          <w:tcPr>
+            <w:tcW w:w="2880" w:type="dxa"/>
+          </w:tcPr>
+          <w:p>
+            <w:pPr>
+              <w:rPr>
+                <w:rFonts w:ascii="TH SarabunPSK" w:hAnsi="TH SarabunPSK" w:cs="TH SarabunPSK"/>
+                <w:color w:val="000000" w:themeColor="text1"/>
+                <w:sz w:val="32"/>
+                <w:szCs w:val="32"/>
+              </w:rPr>
+            </w:pPr>
+            <w:r>
+              <w:rPr>
+                <w:rFonts w:ascii="TH SarabunPSK" w:hAnsi="TH SarabunPSK" w:cs="TH SarabunPSK"/>
+                <w:color w:val="000000" w:themeColor="text1"/>
+                <w:sz w:val="32"/>
+                <w:szCs w:val="32"/>
+              </w:rPr>
+              <w:t>RBAC (Admin/Uploader/Viewer)</w:t>
+            </w:r>
+          </w:p>
+        </w:tc>
+        <w:tc>
+          <w:tcPr>
+            <w:tcW w:w="2880" w:type="dxa"/>
+          </w:tcPr>
+          <w:p>
+            <w:pPr>
+              <w:rPr>
+                <w:rFonts w:ascii="TH SarabunPSK" w:hAnsi="TH SarabunPSK" w:cs="TH SarabunPSK"/>
+                <w:color w:val="000000" w:themeColor="text1"/>
+                <w:sz w:val="32"/>
+                <w:szCs w:val="32"/>
+              </w:rPr>
+            </w:pPr>
+            <w:r>
+              <w:rPr>
+                <w:rFonts w:ascii="TH SarabunPSK" w:hAnsi="TH SarabunPSK" w:cs="TH SarabunPSK"/>
+                <w:color w:val="000000" w:themeColor="text1"/>
+                <w:sz w:val="32"/>
+                <w:szCs w:val="32"/>
+              </w:rPr>
+              <w:t>OWASP A01:2021, PoLP</w:t>
+            </w:r>
+          </w:p>
+        </w:tc>
+      </w:tr>
+      <w:tr>
+        <w:tc>
+          <w:tcPr>
+            <w:tcW w:w="2880" w:type="dxa"/>
+          </w:tcPr>
+          <w:p>
+            <w:pPr>
+              <w:rPr>
+                <w:rFonts w:ascii="TH SarabunPSK" w:hAnsi="TH SarabunPSK" w:cs="TH SarabunPSK"/>
+                <w:color w:val="000000" w:themeColor="text1"/>
+                <w:sz w:val="32"/>
+                <w:szCs w:val="32"/>
+              </w:rPr>
+            </w:pPr>
+            <w:proofErr w:type="spellStart"/>
+            <w:r>
+              <w:rPr>
+                <w:rFonts w:ascii="TH SarabunPSK" w:hAnsi="TH SarabunPSK" w:cs="TH SarabunPSK"/>
+                <w:color w:val="000000" w:themeColor="text1"/>
+                <w:sz w:val="32"/>
+                <w:szCs w:val="32"/>
+              </w:rPr>
+              <w:t>บันทึกตรวจสอบ</w:t>
+            </w:r>
+            <w:proofErr w:type="spellEnd"/>
+          </w:p>
+        </w:tc>
+        <w:tc>
+          <w:tcPr>
+            <w:tcW w:w="2880" w:type="dxa"/>
+          </w:tcPr>
+          <w:p>
+            <w:pPr>
+              <w:rPr>
+                <w:rFonts w:ascii="TH SarabunPSK" w:hAnsi="TH SarabunPSK" w:cs="TH SarabunPSK"/>
+                <w:color w:val="000000" w:themeColor="text1"/>
+                <w:sz w:val="32"/>
+                <w:szCs w:val="32"/>
+              </w:rPr>
+            </w:pPr>
+            <w:r>
+              <w:rPr>
+                <w:rFonts w:ascii="TH SarabunPSK" w:hAnsi="TH SarabunPSK" w:cs="TH SarabunPSK"/>
+                <w:color w:val="000000" w:themeColor="text1"/>
+                <w:sz w:val="32"/>
+                <w:szCs w:val="32"/>
+              </w:rPr>
+              <w:t>Audit Log (DB Table)</w:t>
+            </w:r>
+          </w:p>
+        </w:tc>
+        <w:tc>
+          <w:tcPr>
+            <w:tcW w:w="2880" w:type="dxa"/>
+          </w:tcPr>
+          <w:p>
+            <w:pPr>
+              <w:rPr>
+                <w:rFonts w:ascii="TH SarabunPSK" w:hAnsi="TH SarabunPSK" w:cs="TH SarabunPSK"/>
+                <w:color w:val="000000" w:themeColor="text1"/>
+                <w:sz w:val="32"/>
+                <w:szCs w:val="32"/>
+              </w:rPr>
+            </w:pPr>
+            <w:r>
+              <w:rPr>
+                <w:rFonts w:ascii="TH SarabunPSK" w:hAnsi="TH SarabunPSK" w:cs="TH SarabunPSK"/>
+                <w:color w:val="000000" w:themeColor="text1"/>
+                <w:sz w:val="32"/>
+                <w:szCs w:val="32"/>
+              </w:rPr>
+              <w:t>ISO 27001 A.12.4, CIA Triad</w:t>
+            </w:r>
+          </w:p>
+        </w:tc>
+      </w:tr>
+      <w:tr>
+        <w:tc>
+          <w:tcPr>
+            <w:tcW w:w="2880" w:type="dxa"/>
+          </w:tcPr>
+          <w:p>
+            <w:pPr>
+              <w:rPr>
+                <w:rFonts w:ascii="TH SarabunPSK" w:hAnsi="TH SarabunPSK" w:cs="TH SarabunPSK"/>
+                <w:color w:val="000000" w:themeColor="text1"/>
+                <w:sz w:val="32"/>
+                <w:szCs w:val="32"/>
+              </w:rPr>
+            </w:pPr>
+            <w:proofErr w:type="spellStart"/>
+            <w:r>
+              <w:rPr>
+                <w:rFonts w:ascii="TH SarabunPSK" w:hAnsi="TH SarabunPSK" w:cs="TH SarabunPSK"/>
+                <w:color w:val="000000" w:themeColor="text1"/>
+                <w:sz w:val="32"/>
+                <w:szCs w:val="32"/>
+              </w:rPr>
+              <w:t>ป้องกัน</w:t>
+            </w:r>
+            <w:proofErr w:type="spellEnd"/>
+            <w:r>
+              <w:rPr>
+                <w:rFonts w:ascii="TH SarabunPSK" w:hAnsi="TH SarabunPSK" w:cs="TH SarabunPSK"/>
+                <w:color w:val="000000" w:themeColor="text1"/>
+                <w:sz w:val="32"/>
+                <w:szCs w:val="32"/>
+              </w:rPr>
+              <w:t xml:space="preserve"> Path Traversal</w:t>
+            </w:r>
+          </w:p>
+        </w:tc>
+        <w:tc>
+          <w:tcPr>
+            <w:tcW w:w="2880" w:type="dxa"/>
+          </w:tcPr>
+          <w:p>
+            <w:pPr>
+              <w:rPr>
+                <w:rFonts w:ascii="TH SarabunPSK" w:hAnsi="TH SarabunPSK" w:cs="TH SarabunPSK"/>
+                <w:color w:val="000000" w:themeColor="text1"/>
+                <w:sz w:val="32"/>
+                <w:szCs w:val="32"/>
+              </w:rPr>
+            </w:pPr>
+            <w:r>
+              <w:rPr>
+                <w:rFonts w:ascii="TH SarabunPSK" w:hAnsi="TH SarabunPSK" w:cs="TH SarabunPSK"/>
+                <w:color w:val="000000" w:themeColor="text1"/>
+                <w:sz w:val="32"/>
+                <w:szCs w:val="32"/>
+              </w:rPr>
+              <w:t>Path Validation + Regex</w:t>
+            </w:r>
+          </w:p>
+        </w:tc>
+        <w:tc>
+          <w:tcPr>
+            <w:tcW w:w="2880" w:type="dxa"/>
+          </w:tcPr>
+          <w:p>
+            <w:pPr>
+              <w:rPr>
+                <w:rFonts w:ascii="TH SarabunPSK" w:hAnsi="TH SarabunPSK" w:cs="TH SarabunPSK"/>
+                <w:color w:val="000000" w:themeColor="text1"/>
+                <w:sz w:val="32"/>
+                <w:szCs w:val="32"/>
+              </w:rPr>
+            </w:pPr>
+            <w:r>
+              <w:rPr>
+                <w:rFonts w:ascii="TH SarabunPSK" w:hAnsi="TH SarabunPSK" w:cs="TH SarabunPSK"/>
+                <w:color w:val="000000" w:themeColor="text1"/>
+                <w:sz w:val="32"/>
+                <w:szCs w:val="32"/>
+              </w:rPr>
+              <w:t>OWASP A01:2021</w:t>
+            </w:r>
+          </w:p>
+        </w:tc>
+      </w:tr>
+      <w:tr>
+        <w:tc>
+          <w:tcPr>
+            <w:tcW w:w="2880" w:type="dxa"/>
+          </w:tcPr>
+          <w:p>
+            <w:pPr>
+              <w:rPr>
+                <w:rFonts w:ascii="TH SarabunPSK" w:hAnsi="TH SarabunPSK" w:cs="TH SarabunPSK"/>
+                <w:color w:val="000000" w:themeColor="text1"/>
+                <w:sz w:val="32"/>
+                <w:szCs w:val="32"/>
+              </w:rPr>
+            </w:pPr>
+            <w:proofErr w:type="spellStart"/>
+            <w:r>
+              <w:rPr>
+                <w:rFonts w:ascii="TH SarabunPSK" w:hAnsi="TH SarabunPSK" w:cs="TH SarabunPSK"/>
+                <w:color w:val="000000" w:themeColor="text1"/>
+                <w:sz w:val="32"/>
+                <w:szCs w:val="32"/>
+              </w:rPr>
+              <w:t>ความปลอดภัยอีเมล</w:t>
+            </w:r>
+            <w:proofErr w:type="spellEnd"/>
+          </w:p>
+        </w:tc>
+        <w:tc>
+          <w:tcPr>
+            <w:tcW w:w="2880" w:type="dxa"/>
+          </w:tcPr>
+          <w:p>
+            <w:pPr>
+              <w:rPr>
+                <w:rFonts w:ascii="TH SarabunPSK" w:hAnsi="TH SarabunPSK" w:cs="TH SarabunPSK"/>
+                <w:color w:val="000000" w:themeColor="text1"/>
+                <w:sz w:val="32"/>
+                <w:szCs w:val="32"/>
+              </w:rPr>
+            </w:pPr>
+            <w:r>
+              <w:rPr>
+                <w:rFonts w:ascii="TH SarabunPSK" w:hAnsi="TH SarabunPSK" w:cs="TH SarabunPSK"/>
+                <w:color w:val="000000" w:themeColor="text1"/>
+                <w:sz w:val="32"/>
+                <w:szCs w:val="32"/>
+              </w:rPr>
+              <w:t>SMTP over TLS 1.2+</w:t>
+            </w:r>
+          </w:p>
+        </w:tc>
+        <w:tc>
+          <w:tcPr>
+            <w:tcW w:w="2880" w:type="dxa"/>
+          </w:tcPr>
+          <w:p>
+            <w:pPr>
+              <w:rPr>
+                <w:rFonts w:ascii="TH SarabunPSK" w:hAnsi="TH SarabunPSK" w:cs="TH SarabunPSK"/>
+                <w:color w:val="000000" w:themeColor="text1"/>
+                <w:sz w:val="32"/>
+                <w:szCs w:val="32"/>
+              </w:rPr>
+            </w:pPr>
+            <w:r>
+              <w:rPr>
+                <w:rFonts w:ascii="TH SarabunPSK" w:hAnsi="TH SarabunPSK" w:cs="TH SarabunPSK"/>
+                <w:color w:val="000000" w:themeColor="text1"/>
+                <w:sz w:val="32"/>
+                <w:szCs w:val="32"/>
+              </w:rPr>
+              <w:t>RFC 8314</w:t>
+            </w:r>
+          </w:p>
+        </w:tc>
+      </w:tr>
+    </w:tbl>
+    <w:p>
+      <w:pPr>
+        <w:rPr>
+          <w:rFonts w:ascii="TH SarabunPSK" w:hAnsi="TH SarabunPSK" w:cs="TH SarabunPSK"/>
+          <w:color w:val="000000" w:themeColor="text1"/>
+          <w:sz w:val="32"/>
+          <w:szCs w:val="32"/>
+        </w:rPr>
+      </w:pPr>
     </w:p>
     <w:sectPr>
       <w:pgSz w:w="12240" w:h="15840"/>
